--- a/doc/tesztelesi_dokumnetacio.docx
+++ b/doc/tesztelesi_dokumnetacio.docx
@@ -8,283 +8,1828 @@
         <w:rPr>
           <w:rFonts w:ascii="Times New Roman" w:hAnsi="Times New Roman" w:cs="Times New Roman"/>
           <w:b/>
+          <w:sz w:val="52"/>
+          <w:szCs w:val="52"/>
+        </w:rPr>
+      </w:pPr>
+      <w:bookmarkStart w:id="0" w:name="_GoBack"/>
+      <w:bookmarkEnd w:id="0"/>
+      <w:r>
+        <w:rPr>
+          <w:rFonts w:ascii="Times New Roman" w:hAnsi="Times New Roman" w:cs="Times New Roman"/>
+          <w:b/>
+          <w:sz w:val="52"/>
+          <w:szCs w:val="52"/>
+        </w:rPr>
+        <w:t>CosmoScreen tesztelési dokumentáció</w:t>
+      </w:r>
+    </w:p>
+    <w:p>
+      <w:pPr>
+        <w:spacing w:before="100" w:beforeAutospacing="1" w:after="100" w:afterAutospacing="1" w:line="240" w:lineRule="auto"/>
+        <w:outlineLvl w:val="1"/>
+        <w:rPr>
+          <w:rFonts w:ascii="Times New Roman" w:eastAsia="Times New Roman" w:hAnsi="Times New Roman" w:cs="Times New Roman"/>
+          <w:bCs/>
+          <w:sz w:val="44"/>
+          <w:szCs w:val="44"/>
+          <w:lang w:eastAsia="hu-HU"/>
+        </w:rPr>
+      </w:pPr>
+      <w:r>
+        <w:rPr>
+          <w:rFonts w:ascii="Times New Roman" w:eastAsia="Times New Roman" w:hAnsi="Times New Roman" w:cs="Times New Roman"/>
+          <w:bCs/>
+          <w:sz w:val="44"/>
+          <w:szCs w:val="44"/>
+          <w:lang w:eastAsia="hu-HU"/>
+        </w:rPr>
+        <w:t>1. Alapadatok</w:t>
+      </w:r>
+    </w:p>
+    <w:p>
+      <w:pPr>
+        <w:spacing w:before="100" w:beforeAutospacing="1" w:after="100" w:afterAutospacing="1" w:line="240" w:lineRule="auto"/>
+        <w:rPr>
+          <w:rFonts w:ascii="Times New Roman" w:eastAsia="Times New Roman" w:hAnsi="Times New Roman" w:cs="Times New Roman"/>
+          <w:sz w:val="36"/>
+          <w:szCs w:val="36"/>
+          <w:lang w:eastAsia="hu-HU"/>
+        </w:rPr>
+      </w:pPr>
+      <w:r>
+        <w:rPr>
+          <w:rFonts w:ascii="Times New Roman" w:eastAsia="Times New Roman" w:hAnsi="Times New Roman" w:cs="Times New Roman"/>
+          <w:b/>
+          <w:bCs/>
+          <w:sz w:val="36"/>
+          <w:szCs w:val="36"/>
+          <w:lang w:eastAsia="hu-HU"/>
+        </w:rPr>
+        <w:t>Projekt neve:</w:t>
+      </w:r>
+      <w:r>
+        <w:rPr>
+          <w:rFonts w:ascii="Times New Roman" w:eastAsia="Times New Roman" w:hAnsi="Times New Roman" w:cs="Times New Roman"/>
+          <w:sz w:val="36"/>
+          <w:szCs w:val="36"/>
+          <w:lang w:eastAsia="hu-HU"/>
+        </w:rPr>
+        <w:t xml:space="preserve"> CosmoScreen</w:t>
+      </w:r>
+      <w:r>
+        <w:rPr>
+          <w:rFonts w:ascii="Times New Roman" w:eastAsia="Times New Roman" w:hAnsi="Times New Roman" w:cs="Times New Roman"/>
+          <w:sz w:val="36"/>
+          <w:szCs w:val="36"/>
+          <w:lang w:eastAsia="hu-HU"/>
+        </w:rPr>
+        <w:br/>
+      </w:r>
+      <w:r>
+        <w:rPr>
+          <w:rFonts w:ascii="Times New Roman" w:eastAsia="Times New Roman" w:hAnsi="Times New Roman" w:cs="Times New Roman"/>
+          <w:b/>
+          <w:bCs/>
+          <w:sz w:val="36"/>
+          <w:szCs w:val="36"/>
+          <w:lang w:eastAsia="hu-HU"/>
+        </w:rPr>
+        <w:t>Alkalmazás típusa:</w:t>
+      </w:r>
+      <w:r>
+        <w:rPr>
+          <w:rFonts w:ascii="Times New Roman" w:eastAsia="Times New Roman" w:hAnsi="Times New Roman" w:cs="Times New Roman"/>
+          <w:sz w:val="36"/>
+          <w:szCs w:val="36"/>
+          <w:lang w:eastAsia="hu-HU"/>
+        </w:rPr>
+        <w:t xml:space="preserve"> WPF desktop alkalmazás</w:t>
+      </w:r>
+      <w:r>
+        <w:rPr>
+          <w:rFonts w:ascii="Times New Roman" w:eastAsia="Times New Roman" w:hAnsi="Times New Roman" w:cs="Times New Roman"/>
+          <w:sz w:val="36"/>
+          <w:szCs w:val="36"/>
+          <w:lang w:eastAsia="hu-HU"/>
+        </w:rPr>
+        <w:br/>
+      </w:r>
+      <w:r>
+        <w:rPr>
+          <w:rFonts w:ascii="Times New Roman" w:eastAsia="Times New Roman" w:hAnsi="Times New Roman" w:cs="Times New Roman"/>
+          <w:b/>
+          <w:bCs/>
+          <w:sz w:val="36"/>
+          <w:szCs w:val="36"/>
+          <w:lang w:eastAsia="hu-HU"/>
+        </w:rPr>
+        <w:t>Tesztelő:</w:t>
+      </w:r>
+      <w:r>
+        <w:rPr>
+          <w:rFonts w:ascii="Times New Roman" w:eastAsia="Times New Roman" w:hAnsi="Times New Roman" w:cs="Times New Roman"/>
+          <w:sz w:val="36"/>
+          <w:szCs w:val="36"/>
+          <w:lang w:eastAsia="hu-HU"/>
+        </w:rPr>
+        <w:t xml:space="preserve"> Kriván Balázs, Fodor Adrián László</w:t>
+      </w:r>
+      <w:r>
+        <w:rPr>
+          <w:rFonts w:ascii="Times New Roman" w:eastAsia="Times New Roman" w:hAnsi="Times New Roman" w:cs="Times New Roman"/>
+          <w:sz w:val="36"/>
+          <w:szCs w:val="36"/>
+          <w:lang w:eastAsia="hu-HU"/>
+        </w:rPr>
+        <w:br/>
+      </w:r>
+      <w:r>
+        <w:rPr>
+          <w:rFonts w:ascii="Times New Roman" w:eastAsia="Times New Roman" w:hAnsi="Times New Roman" w:cs="Times New Roman"/>
+          <w:b/>
+          <w:bCs/>
+          <w:sz w:val="36"/>
+          <w:szCs w:val="36"/>
+          <w:lang w:eastAsia="hu-HU"/>
+        </w:rPr>
+        <w:t>Környezet:</w:t>
+      </w:r>
+      <w:r>
+        <w:rPr>
+          <w:rFonts w:ascii="Times New Roman" w:eastAsia="Times New Roman" w:hAnsi="Times New Roman" w:cs="Times New Roman"/>
+          <w:sz w:val="36"/>
+          <w:szCs w:val="36"/>
+          <w:lang w:eastAsia="hu-HU"/>
+        </w:rPr>
+        <w:t xml:space="preserve"> Windows 11, .NET 9</w:t>
+      </w:r>
+      <w:r>
+        <w:rPr>
+          <w:rFonts w:ascii="Times New Roman" w:eastAsia="Times New Roman" w:hAnsi="Times New Roman" w:cs="Times New Roman"/>
+          <w:sz w:val="36"/>
+          <w:szCs w:val="36"/>
+          <w:lang w:eastAsia="hu-HU"/>
+        </w:rPr>
+        <w:br/>
+      </w:r>
+      <w:r>
+        <w:rPr>
+          <w:rFonts w:ascii="Times New Roman" w:hAnsi="Times New Roman" w:cs="Times New Roman"/>
+          <w:b/>
+          <w:sz w:val="36"/>
+          <w:szCs w:val="36"/>
+        </w:rPr>
+        <w:t>Fejlesztői környezet</w:t>
+      </w:r>
+      <w:r>
+        <w:rPr>
+          <w:rFonts w:ascii="Times New Roman" w:hAnsi="Times New Roman" w:cs="Times New Roman"/>
+          <w:sz w:val="36"/>
+          <w:szCs w:val="36"/>
+        </w:rPr>
+        <w:t>: Visual Studio 2022</w:t>
+      </w:r>
+    </w:p>
+    <w:p>
+      <w:pPr>
+        <w:pStyle w:val="Cmsor2"/>
+        <w:rPr>
+          <w:b w:val="0"/>
+          <w:sz w:val="44"/>
+          <w:szCs w:val="44"/>
+        </w:rPr>
+      </w:pPr>
+      <w:r>
+        <w:rPr>
+          <w:b w:val="0"/>
+          <w:sz w:val="44"/>
+          <w:szCs w:val="44"/>
+        </w:rPr>
+        <w:t>2. Teszt célja</w:t>
+      </w:r>
+    </w:p>
+    <w:p>
+      <w:pPr>
+        <w:pStyle w:val="NormlWeb"/>
+        <w:jc w:val="both"/>
+        <w:rPr>
+          <w:sz w:val="36"/>
+          <w:szCs w:val="36"/>
+        </w:rPr>
+      </w:pPr>
+      <w:r>
+        <w:rPr>
+          <w:sz w:val="36"/>
+          <w:szCs w:val="36"/>
+        </w:rPr>
+        <w:t>A tesztelés célja az alkalmazás alapvető működésének ellenőrzése, különösen a ViewModel logika, a parancskezelés és az adatbinding helyességének vizsgálata.</w:t>
+      </w:r>
+    </w:p>
+    <w:p>
+      <w:pPr>
+        <w:pStyle w:val="NormlWeb"/>
+        <w:rPr>
+          <w:sz w:val="44"/>
+          <w:szCs w:val="44"/>
+        </w:rPr>
+      </w:pPr>
+      <w:r>
+        <w:rPr>
+          <w:noProof/>
+          <w:sz w:val="44"/>
+          <w:szCs w:val="44"/>
+        </w:rPr>
+        <w:drawing>
+          <wp:anchor distT="0" distB="0" distL="114300" distR="114300" simplePos="0" relativeHeight="251658240" behindDoc="0" locked="0" layoutInCell="1" allowOverlap="1" wp14:anchorId="35D773B3" wp14:editId="7641994F">
+            <wp:simplePos x="0" y="0"/>
+            <wp:positionH relativeFrom="margin">
+              <wp:align>center</wp:align>
+            </wp:positionH>
+            <wp:positionV relativeFrom="paragraph">
+              <wp:posOffset>530225</wp:posOffset>
+            </wp:positionV>
+            <wp:extent cx="6835140" cy="3873500"/>
+            <wp:effectExtent l="0" t="0" r="3810" b="0"/>
+            <wp:wrapSquare wrapText="bothSides"/>
+            <wp:docPr id="1" name="Kép 1"/>
+            <wp:cNvGraphicFramePr>
+              <a:graphicFrameLocks xmlns:a="http://schemas.openxmlformats.org/drawingml/2006/main" noChangeAspect="1"/>
+            </wp:cNvGraphicFramePr>
+            <a:graphic xmlns:a="http://schemas.openxmlformats.org/drawingml/2006/main">
+              <a:graphicData uri="http://schemas.openxmlformats.org/drawingml/2006/picture">
+                <pic:pic xmlns:pic="http://schemas.openxmlformats.org/drawingml/2006/picture">
+                  <pic:nvPicPr>
+                    <pic:cNvPr id="1" name="test_table.png"/>
+                    <pic:cNvPicPr/>
+                  </pic:nvPicPr>
+                  <pic:blipFill>
+                    <a:blip r:embed="rId5">
+                      <a:extLst>
+                        <a:ext uri="{28A0092B-C50C-407E-A947-70E740481C1C}">
+                          <a14:useLocalDpi xmlns:a14="http://schemas.microsoft.com/office/drawing/2010/main" val="0"/>
+                        </a:ext>
+                      </a:extLst>
+                    </a:blip>
+                    <a:stretch>
+                      <a:fillRect/>
+                    </a:stretch>
+                  </pic:blipFill>
+                  <pic:spPr>
+                    <a:xfrm>
+                      <a:off x="0" y="0"/>
+                      <a:ext cx="6835140" cy="3873500"/>
+                    </a:xfrm>
+                    <a:prstGeom prst="rect">
+                      <a:avLst/>
+                    </a:prstGeom>
+                  </pic:spPr>
+                </pic:pic>
+              </a:graphicData>
+            </a:graphic>
+            <wp14:sizeRelH relativeFrom="margin">
+              <wp14:pctWidth>0</wp14:pctWidth>
+            </wp14:sizeRelH>
+            <wp14:sizeRelV relativeFrom="margin">
+              <wp14:pctHeight>0</wp14:pctHeight>
+            </wp14:sizeRelV>
+          </wp:anchor>
+        </w:drawing>
+      </w:r>
+      <w:r>
+        <w:rPr>
+          <w:sz w:val="44"/>
+          <w:szCs w:val="44"/>
+        </w:rPr>
+        <w:t>3. Tesztesetek</w:t>
+      </w:r>
+    </w:p>
+    <w:p>
+      <w:pPr>
+        <w:rPr>
+          <w:rFonts w:ascii="Times New Roman" w:eastAsia="Times New Roman" w:hAnsi="Times New Roman" w:cs="Times New Roman"/>
+          <w:sz w:val="36"/>
+          <w:szCs w:val="36"/>
+          <w:lang w:eastAsia="hu-HU"/>
+        </w:rPr>
+      </w:pPr>
+      <w:r>
+        <w:rPr>
+          <w:sz w:val="36"/>
+          <w:szCs w:val="36"/>
+        </w:rPr>
+        <w:br w:type="page"/>
+      </w:r>
+    </w:p>
+    <w:p>
+      <w:pPr>
+        <w:pStyle w:val="Cmsor2"/>
+        <w:rPr>
+          <w:b w:val="0"/>
+          <w:sz w:val="44"/>
+          <w:szCs w:val="44"/>
+        </w:rPr>
+      </w:pPr>
+      <w:r>
+        <w:rPr>
+          <w:b w:val="0"/>
+          <w:sz w:val="44"/>
+          <w:szCs w:val="44"/>
+        </w:rPr>
+        <w:lastRenderedPageBreak/>
+        <w:t>4</w:t>
+      </w:r>
+      <w:r>
+        <w:rPr>
+          <w:b w:val="0"/>
+          <w:sz w:val="44"/>
+          <w:szCs w:val="44"/>
+        </w:rPr>
+        <w:t>. Talált hibák</w:t>
+      </w:r>
+    </w:p>
+    <w:tbl>
+      <w:tblPr>
+        <w:tblStyle w:val="Rcsostblzat"/>
+        <w:tblW w:w="9351" w:type="dxa"/>
+        <w:jc w:val="center"/>
+        <w:tblLook w:val="04A0" w:firstRow="1" w:lastRow="0" w:firstColumn="1" w:lastColumn="0" w:noHBand="0" w:noVBand="1"/>
+      </w:tblPr>
+      <w:tblGrid>
+        <w:gridCol w:w="988"/>
+        <w:gridCol w:w="3542"/>
+        <w:gridCol w:w="2553"/>
+        <w:gridCol w:w="2268"/>
+      </w:tblGrid>
+      <w:tr>
+        <w:trPr>
+          <w:jc w:val="center"/>
+        </w:trPr>
+        <w:tc>
+          <w:tcPr>
+            <w:tcW w:w="988" w:type="dxa"/>
+            <w:vAlign w:val="center"/>
+          </w:tcPr>
+          <w:p>
+            <w:pPr>
+              <w:pStyle w:val="Cmsor2"/>
+              <w:jc w:val="center"/>
+              <w:outlineLvl w:val="1"/>
+            </w:pPr>
+            <w:r>
+              <w:t>ID</w:t>
+            </w:r>
+          </w:p>
+        </w:tc>
+        <w:tc>
+          <w:tcPr>
+            <w:tcW w:w="3542" w:type="dxa"/>
+            <w:vAlign w:val="center"/>
+          </w:tcPr>
+          <w:p>
+            <w:pPr>
+              <w:pStyle w:val="Cmsor2"/>
+              <w:jc w:val="center"/>
+              <w:outlineLvl w:val="1"/>
+            </w:pPr>
+            <w:r>
+              <w:t>Leírás</w:t>
+            </w:r>
+          </w:p>
+        </w:tc>
+        <w:tc>
+          <w:tcPr>
+            <w:tcW w:w="2553" w:type="dxa"/>
+            <w:vAlign w:val="center"/>
+          </w:tcPr>
+          <w:p>
+            <w:pPr>
+              <w:pStyle w:val="Cmsor2"/>
+              <w:jc w:val="center"/>
+              <w:outlineLvl w:val="1"/>
+            </w:pPr>
+            <w:r>
+              <w:t>Súlyosság</w:t>
+            </w:r>
+          </w:p>
+        </w:tc>
+        <w:tc>
+          <w:tcPr>
+            <w:tcW w:w="2268" w:type="dxa"/>
+            <w:vAlign w:val="center"/>
+          </w:tcPr>
+          <w:p>
+            <w:pPr>
+              <w:pStyle w:val="Cmsor2"/>
+              <w:jc w:val="center"/>
+              <w:outlineLvl w:val="1"/>
+            </w:pPr>
+            <w:r>
+              <w:t>Állapot</w:t>
+            </w:r>
+          </w:p>
+        </w:tc>
+      </w:tr>
+      <w:tr>
+        <w:trPr>
+          <w:jc w:val="center"/>
+        </w:trPr>
+        <w:tc>
+          <w:tcPr>
+            <w:tcW w:w="988" w:type="dxa"/>
+            <w:vAlign w:val="center"/>
+          </w:tcPr>
+          <w:p>
+            <w:pPr>
+              <w:pStyle w:val="Cmsor2"/>
+              <w:jc w:val="center"/>
+              <w:outlineLvl w:val="1"/>
+              <w:rPr>
+                <w:b w:val="0"/>
+              </w:rPr>
+            </w:pPr>
+            <w:r>
+              <w:rPr>
+                <w:b w:val="0"/>
+              </w:rPr>
+              <w:t>H1</w:t>
+            </w:r>
+          </w:p>
+        </w:tc>
+        <w:tc>
+          <w:tcPr>
+            <w:tcW w:w="3542" w:type="dxa"/>
+            <w:vAlign w:val="center"/>
+          </w:tcPr>
+          <w:p>
+            <w:pPr>
+              <w:pStyle w:val="Cmsor2"/>
+              <w:jc w:val="center"/>
+              <w:outlineLvl w:val="1"/>
+              <w:rPr>
+                <w:b w:val="0"/>
+              </w:rPr>
+            </w:pPr>
+            <w:r>
+              <w:rPr>
+                <w:b w:val="0"/>
+              </w:rPr>
+              <w:t>Trailer mező a törlése után bennmaradt az SQL syntaxban így működés képtelenné teszi az oldalt</w:t>
+            </w:r>
+          </w:p>
+        </w:tc>
+        <w:tc>
+          <w:tcPr>
+            <w:tcW w:w="2553" w:type="dxa"/>
+            <w:vAlign w:val="center"/>
+          </w:tcPr>
+          <w:p>
+            <w:pPr>
+              <w:pStyle w:val="Cmsor2"/>
+              <w:jc w:val="center"/>
+              <w:outlineLvl w:val="1"/>
+              <w:rPr>
+                <w:b w:val="0"/>
+              </w:rPr>
+            </w:pPr>
+            <w:r>
+              <w:rPr>
+                <w:b w:val="0"/>
+              </w:rPr>
+              <w:t>Súlyos</w:t>
+            </w:r>
+          </w:p>
+        </w:tc>
+        <w:tc>
+          <w:tcPr>
+            <w:tcW w:w="2268" w:type="dxa"/>
+            <w:vAlign w:val="center"/>
+          </w:tcPr>
+          <w:p>
+            <w:pPr>
+              <w:pStyle w:val="Cmsor2"/>
+              <w:jc w:val="center"/>
+              <w:outlineLvl w:val="1"/>
+              <w:rPr>
+                <w:b w:val="0"/>
+              </w:rPr>
+            </w:pPr>
+            <w:r>
+              <w:rPr>
+                <w:b w:val="0"/>
+              </w:rPr>
+              <w:t>Javítva</w:t>
+            </w:r>
+          </w:p>
+        </w:tc>
+      </w:tr>
+      <w:tr>
+        <w:trPr>
+          <w:jc w:val="center"/>
+        </w:trPr>
+        <w:tc>
+          <w:tcPr>
+            <w:tcW w:w="988" w:type="dxa"/>
+            <w:vAlign w:val="center"/>
+          </w:tcPr>
+          <w:p>
+            <w:pPr>
+              <w:pStyle w:val="Cmsor2"/>
+              <w:jc w:val="center"/>
+              <w:outlineLvl w:val="1"/>
+              <w:rPr>
+                <w:b w:val="0"/>
+              </w:rPr>
+            </w:pPr>
+            <w:r>
+              <w:rPr>
+                <w:b w:val="0"/>
+              </w:rPr>
+              <w:t>H2</w:t>
+            </w:r>
+          </w:p>
+        </w:tc>
+        <w:tc>
+          <w:tcPr>
+            <w:tcW w:w="3542" w:type="dxa"/>
+            <w:vAlign w:val="center"/>
+          </w:tcPr>
+          <w:p>
+            <w:pPr>
+              <w:pStyle w:val="Cmsor2"/>
+              <w:jc w:val="center"/>
+              <w:outlineLvl w:val="1"/>
+              <w:rPr>
+                <w:b w:val="0"/>
+              </w:rPr>
+            </w:pPr>
+            <w:r>
+              <w:rPr>
+                <w:b w:val="0"/>
+              </w:rPr>
+              <w:t>Trailer input a wpf nézetben</w:t>
+            </w:r>
+          </w:p>
+        </w:tc>
+        <w:tc>
+          <w:tcPr>
+            <w:tcW w:w="2553" w:type="dxa"/>
+            <w:vAlign w:val="center"/>
+          </w:tcPr>
+          <w:p>
+            <w:pPr>
+              <w:pStyle w:val="Cmsor2"/>
+              <w:jc w:val="center"/>
+              <w:outlineLvl w:val="1"/>
+              <w:rPr>
+                <w:b w:val="0"/>
+              </w:rPr>
+            </w:pPr>
+            <w:r>
+              <w:rPr>
+                <w:b w:val="0"/>
+              </w:rPr>
+              <w:t>Alacsony</w:t>
+            </w:r>
+          </w:p>
+        </w:tc>
+        <w:tc>
+          <w:tcPr>
+            <w:tcW w:w="2268" w:type="dxa"/>
+            <w:vAlign w:val="center"/>
+          </w:tcPr>
+          <w:p>
+            <w:pPr>
+              <w:pStyle w:val="Cmsor2"/>
+              <w:jc w:val="center"/>
+              <w:outlineLvl w:val="1"/>
+              <w:rPr>
+                <w:b w:val="0"/>
+              </w:rPr>
+            </w:pPr>
+            <w:r>
+              <w:rPr>
+                <w:b w:val="0"/>
+              </w:rPr>
+              <w:t>Javítva</w:t>
+            </w:r>
+          </w:p>
+        </w:tc>
+      </w:tr>
+    </w:tbl>
+    <w:p>
+      <w:pPr>
+        <w:spacing w:before="960" w:after="100" w:afterAutospacing="1" w:line="240" w:lineRule="auto"/>
+        <w:outlineLvl w:val="1"/>
+        <w:rPr>
+          <w:rFonts w:ascii="Times New Roman" w:eastAsia="Times New Roman" w:hAnsi="Times New Roman" w:cs="Times New Roman"/>
+          <w:bCs/>
+          <w:sz w:val="44"/>
+          <w:szCs w:val="44"/>
+          <w:lang w:eastAsia="hu-HU"/>
+        </w:rPr>
+      </w:pPr>
+      <w:r>
+        <w:rPr>
+          <w:rFonts w:ascii="Times New Roman" w:eastAsia="Times New Roman" w:hAnsi="Times New Roman" w:cs="Times New Roman"/>
+          <w:bCs/>
+          <w:sz w:val="44"/>
+          <w:szCs w:val="44"/>
+          <w:lang w:eastAsia="hu-HU"/>
+        </w:rPr>
+        <w:t>5</w:t>
+      </w:r>
+      <w:r>
+        <w:rPr>
+          <w:rFonts w:ascii="Times New Roman" w:eastAsia="Times New Roman" w:hAnsi="Times New Roman" w:cs="Times New Roman"/>
+          <w:bCs/>
+          <w:sz w:val="44"/>
+          <w:szCs w:val="44"/>
+          <w:lang w:eastAsia="hu-HU"/>
+        </w:rPr>
+        <w:t>. Összegzés</w:t>
+      </w:r>
+    </w:p>
+    <w:p>
+      <w:pPr>
+        <w:numPr>
+          <w:ilvl w:val="0"/>
+          <w:numId w:val="1"/>
+        </w:numPr>
+        <w:spacing w:before="100" w:beforeAutospacing="1" w:after="100" w:afterAutospacing="1" w:line="240" w:lineRule="auto"/>
+        <w:rPr>
+          <w:rFonts w:ascii="Times New Roman" w:eastAsia="Times New Roman" w:hAnsi="Times New Roman" w:cs="Times New Roman"/>
+          <w:sz w:val="36"/>
+          <w:szCs w:val="36"/>
+          <w:lang w:eastAsia="hu-HU"/>
+        </w:rPr>
+      </w:pPr>
+      <w:r>
+        <w:rPr>
+          <w:rFonts w:ascii="Times New Roman" w:eastAsia="Times New Roman" w:hAnsi="Times New Roman" w:cs="Times New Roman"/>
+          <w:sz w:val="36"/>
+          <w:szCs w:val="36"/>
+          <w:lang w:eastAsia="hu-HU"/>
+        </w:rPr>
+        <w:t>Összes teszteset: 10</w:t>
+      </w:r>
+    </w:p>
+    <w:p>
+      <w:pPr>
+        <w:numPr>
+          <w:ilvl w:val="0"/>
+          <w:numId w:val="1"/>
+        </w:numPr>
+        <w:spacing w:before="100" w:beforeAutospacing="1" w:after="100" w:afterAutospacing="1" w:line="240" w:lineRule="auto"/>
+        <w:rPr>
+          <w:rFonts w:ascii="Times New Roman" w:eastAsia="Times New Roman" w:hAnsi="Times New Roman" w:cs="Times New Roman"/>
+          <w:sz w:val="36"/>
+          <w:szCs w:val="36"/>
+          <w:lang w:eastAsia="hu-HU"/>
+        </w:rPr>
+      </w:pPr>
+      <w:r>
+        <w:rPr>
+          <w:rFonts w:ascii="Times New Roman" w:eastAsia="Times New Roman" w:hAnsi="Times New Roman" w:cs="Times New Roman"/>
+          <w:sz w:val="36"/>
+          <w:szCs w:val="36"/>
+          <w:lang w:eastAsia="hu-HU"/>
+        </w:rPr>
+        <w:t>Sikeres: 9</w:t>
+      </w:r>
+    </w:p>
+    <w:p>
+      <w:pPr>
+        <w:numPr>
+          <w:ilvl w:val="0"/>
+          <w:numId w:val="1"/>
+        </w:numPr>
+        <w:spacing w:before="100" w:beforeAutospacing="1" w:after="100" w:afterAutospacing="1" w:line="240" w:lineRule="auto"/>
+        <w:rPr>
+          <w:rFonts w:ascii="Times New Roman" w:eastAsia="Times New Roman" w:hAnsi="Times New Roman" w:cs="Times New Roman"/>
+          <w:sz w:val="36"/>
+          <w:szCs w:val="36"/>
+          <w:lang w:eastAsia="hu-HU"/>
+        </w:rPr>
+      </w:pPr>
+      <w:r>
+        <w:rPr>
+          <w:rFonts w:ascii="Times New Roman" w:eastAsia="Times New Roman" w:hAnsi="Times New Roman" w:cs="Times New Roman"/>
+          <w:sz w:val="36"/>
+          <w:szCs w:val="36"/>
+          <w:lang w:eastAsia="hu-HU"/>
+        </w:rPr>
+        <w:t>Sikertelen: 1</w:t>
+      </w:r>
+    </w:p>
+    <w:p>
+      <w:pPr>
+        <w:spacing w:before="100" w:beforeAutospacing="1" w:after="100" w:afterAutospacing="1" w:line="240" w:lineRule="auto"/>
+        <w:rPr>
+          <w:rFonts w:ascii="Times New Roman" w:eastAsia="Times New Roman" w:hAnsi="Times New Roman" w:cs="Times New Roman"/>
           <w:sz w:val="40"/>
           <w:szCs w:val="40"/>
-        </w:rPr>
-      </w:pPr>
-      <w:r>
-        <w:rPr>
-          <w:rFonts w:ascii="Times New Roman" w:hAnsi="Times New Roman" w:cs="Times New Roman"/>
+          <w:lang w:eastAsia="hu-HU"/>
+        </w:rPr>
+      </w:pPr>
+      <w:r>
+        <w:rPr>
+          <w:rFonts w:ascii="Times New Roman" w:eastAsia="Times New Roman" w:hAnsi="Times New Roman" w:cs="Times New Roman"/>
           <w:b/>
+          <w:bCs/>
           <w:sz w:val="40"/>
           <w:szCs w:val="40"/>
-        </w:rPr>
-        <w:t>CosmoScreen tesztelési dokumentáció</w:t>
+          <w:lang w:eastAsia="hu-HU"/>
+        </w:rPr>
+        <w:t>Értékelés:</w:t>
       </w:r>
     </w:p>
     <w:p>
       <w:pPr>
         <w:spacing w:before="100" w:beforeAutospacing="1" w:after="100" w:afterAutospacing="1" w:line="240" w:lineRule="auto"/>
-        <w:outlineLvl w:val="1"/>
-        <w:rPr>
-          <w:rFonts w:ascii="Times New Roman" w:eastAsia="Times New Roman" w:hAnsi="Times New Roman" w:cs="Times New Roman"/>
-          <w:bCs/>
-          <w:sz w:val="36"/>
-          <w:szCs w:val="36"/>
-          <w:lang w:eastAsia="hu-HU"/>
-        </w:rPr>
-      </w:pPr>
-      <w:r>
-        <w:rPr>
-          <w:rFonts w:ascii="Times New Roman" w:eastAsia="Times New Roman" w:hAnsi="Times New Roman" w:cs="Times New Roman"/>
-          <w:bCs/>
-          <w:sz w:val="36"/>
-          <w:szCs w:val="36"/>
-          <w:lang w:eastAsia="hu-HU"/>
-        </w:rPr>
-        <w:t>1. Alapadatok</w:t>
+        <w:jc w:val="both"/>
+        <w:rPr>
+          <w:rFonts w:ascii="Times New Roman" w:eastAsia="Times New Roman" w:hAnsi="Times New Roman" w:cs="Times New Roman"/>
+          <w:sz w:val="36"/>
+          <w:szCs w:val="36"/>
+          <w:lang w:eastAsia="hu-HU"/>
+        </w:rPr>
+      </w:pPr>
+      <w:r>
+        <w:rPr>
+          <w:rFonts w:ascii="Times New Roman" w:eastAsia="Times New Roman" w:hAnsi="Times New Roman" w:cs="Times New Roman"/>
+          <w:sz w:val="36"/>
+          <w:szCs w:val="36"/>
+          <w:lang w:eastAsia="hu-HU"/>
+        </w:rPr>
+        <w:t>Az alkalmazás alapvető funkciói megfelelően működnek. Kisebb hibák előfordulnak, de ezek nem befolyásolják jelentősen a működést. Az alkalmazás jelenlegi állapotában kiadható további finomhangolással.</w:t>
       </w:r>
     </w:p>
     <w:p>
       <w:pPr>
-        <w:spacing w:before="100" w:beforeAutospacing="1" w:after="100" w:afterAutospacing="1" w:line="240" w:lineRule="auto"/>
-        <w:rPr>
-          <w:rFonts w:ascii="Times New Roman" w:eastAsia="Times New Roman" w:hAnsi="Times New Roman" w:cs="Times New Roman"/>
-          <w:sz w:val="28"/>
-          <w:szCs w:val="28"/>
-          <w:lang w:eastAsia="hu-HU"/>
-        </w:rPr>
-      </w:pPr>
-      <w:r>
-        <w:rPr>
-          <w:rFonts w:ascii="Times New Roman" w:eastAsia="Times New Roman" w:hAnsi="Times New Roman" w:cs="Times New Roman"/>
-          <w:b/>
-          <w:bCs/>
-          <w:sz w:val="28"/>
-          <w:szCs w:val="28"/>
-          <w:lang w:eastAsia="hu-HU"/>
-        </w:rPr>
-        <w:t>Projekt neve:</w:t>
-      </w:r>
-      <w:r>
-        <w:rPr>
-          <w:rFonts w:ascii="Times New Roman" w:eastAsia="Times New Roman" w:hAnsi="Times New Roman" w:cs="Times New Roman"/>
-          <w:sz w:val="28"/>
-          <w:szCs w:val="28"/>
-          <w:lang w:eastAsia="hu-HU"/>
-        </w:rPr>
-        <w:t xml:space="preserve"> </w:t>
-      </w:r>
-      <w:r>
-        <w:rPr>
-          <w:rFonts w:ascii="Times New Roman" w:eastAsia="Times New Roman" w:hAnsi="Times New Roman" w:cs="Times New Roman"/>
-          <w:sz w:val="28"/>
-          <w:szCs w:val="28"/>
-          <w:lang w:eastAsia="hu-HU"/>
-        </w:rPr>
-        <w:t>CosmoScreen</w:t>
-      </w:r>
-      <w:r>
-        <w:rPr>
-          <w:rFonts w:ascii="Times New Roman" w:eastAsia="Times New Roman" w:hAnsi="Times New Roman" w:cs="Times New Roman"/>
-          <w:sz w:val="28"/>
-          <w:szCs w:val="28"/>
-          <w:lang w:eastAsia="hu-HU"/>
-        </w:rPr>
-        <w:br/>
-      </w:r>
-      <w:r>
-        <w:rPr>
-          <w:rFonts w:ascii="Times New Roman" w:eastAsia="Times New Roman" w:hAnsi="Times New Roman" w:cs="Times New Roman"/>
-          <w:b/>
-          <w:bCs/>
-          <w:sz w:val="28"/>
-          <w:szCs w:val="28"/>
-          <w:lang w:eastAsia="hu-HU"/>
-        </w:rPr>
-        <w:t>Alkalmazás típusa:</w:t>
-      </w:r>
-      <w:r>
-        <w:rPr>
-          <w:rFonts w:ascii="Times New Roman" w:eastAsia="Times New Roman" w:hAnsi="Times New Roman" w:cs="Times New Roman"/>
-          <w:sz w:val="28"/>
-          <w:szCs w:val="28"/>
-          <w:lang w:eastAsia="hu-HU"/>
-        </w:rPr>
-        <w:t xml:space="preserve"> WPF desktop alkalmazás</w:t>
-      </w:r>
-      <w:r>
-        <w:rPr>
-          <w:rFonts w:ascii="Times New Roman" w:eastAsia="Times New Roman" w:hAnsi="Times New Roman" w:cs="Times New Roman"/>
-          <w:sz w:val="28"/>
-          <w:szCs w:val="28"/>
-          <w:lang w:eastAsia="hu-HU"/>
-        </w:rPr>
-        <w:br/>
-      </w:r>
-      <w:r>
-        <w:rPr>
-          <w:rFonts w:ascii="Times New Roman" w:eastAsia="Times New Roman" w:hAnsi="Times New Roman" w:cs="Times New Roman"/>
-          <w:b/>
-          <w:bCs/>
-          <w:sz w:val="28"/>
-          <w:szCs w:val="28"/>
-          <w:lang w:eastAsia="hu-HU"/>
-        </w:rPr>
-        <w:t>Tesztelő:</w:t>
-      </w:r>
-      <w:r>
-        <w:rPr>
-          <w:rFonts w:ascii="Times New Roman" w:eastAsia="Times New Roman" w:hAnsi="Times New Roman" w:cs="Times New Roman"/>
-          <w:sz w:val="28"/>
-          <w:szCs w:val="28"/>
-          <w:lang w:eastAsia="hu-HU"/>
-        </w:rPr>
-        <w:t xml:space="preserve"> </w:t>
-      </w:r>
-      <w:r>
-        <w:rPr>
-          <w:rFonts w:ascii="Times New Roman" w:eastAsia="Times New Roman" w:hAnsi="Times New Roman" w:cs="Times New Roman"/>
-          <w:sz w:val="28"/>
-          <w:szCs w:val="28"/>
-          <w:lang w:eastAsia="hu-HU"/>
-        </w:rPr>
-        <w:t>Kriván Balázs, Fodor Adrián László</w:t>
-      </w:r>
-      <w:r>
-        <w:rPr>
-          <w:rFonts w:ascii="Times New Roman" w:eastAsia="Times New Roman" w:hAnsi="Times New Roman" w:cs="Times New Roman"/>
-          <w:sz w:val="28"/>
-          <w:szCs w:val="28"/>
-          <w:lang w:eastAsia="hu-HU"/>
-        </w:rPr>
-        <w:br/>
-      </w:r>
-      <w:r>
-        <w:rPr>
-          <w:rFonts w:ascii="Times New Roman" w:eastAsia="Times New Roman" w:hAnsi="Times New Roman" w:cs="Times New Roman"/>
-          <w:b/>
-          <w:bCs/>
-          <w:sz w:val="28"/>
-          <w:szCs w:val="28"/>
-          <w:lang w:eastAsia="hu-HU"/>
-        </w:rPr>
-        <w:t>Környezet:</w:t>
-      </w:r>
-      <w:r>
-        <w:rPr>
-          <w:rFonts w:ascii="Times New Roman" w:eastAsia="Times New Roman" w:hAnsi="Times New Roman" w:cs="Times New Roman"/>
-          <w:sz w:val="28"/>
-          <w:szCs w:val="28"/>
-          <w:lang w:eastAsia="hu-HU"/>
-        </w:rPr>
-        <w:t xml:space="preserve"> Windows 11, .NET </w:t>
-      </w:r>
-      <w:r>
-        <w:rPr>
-          <w:rFonts w:ascii="Times New Roman" w:eastAsia="Times New Roman" w:hAnsi="Times New Roman" w:cs="Times New Roman"/>
-          <w:sz w:val="28"/>
-          <w:szCs w:val="28"/>
-          <w:lang w:eastAsia="hu-HU"/>
-        </w:rPr>
-        <w:t>9</w:t>
+        <w:rPr>
+          <w:rFonts w:ascii="Times New Roman" w:eastAsia="Times New Roman" w:hAnsi="Times New Roman" w:cs="Times New Roman"/>
+          <w:sz w:val="36"/>
+          <w:szCs w:val="36"/>
+          <w:lang w:eastAsia="hu-HU"/>
+        </w:rPr>
+      </w:pPr>
+      <w:r>
+        <w:rPr>
+          <w:rFonts w:ascii="Times New Roman" w:eastAsia="Times New Roman" w:hAnsi="Times New Roman" w:cs="Times New Roman"/>
+          <w:sz w:val="36"/>
+          <w:szCs w:val="36"/>
+          <w:lang w:eastAsia="hu-HU"/>
+        </w:rPr>
+        <w:br w:type="page"/>
       </w:r>
     </w:p>
     <w:p>
       <w:pPr>
-        <w:pStyle w:val="Cmsor2"/>
-        <w:rPr>
-          <w:b w:val="0"/>
-        </w:rPr>
-      </w:pPr>
-      <w:r>
-        <w:rPr>
-          <w:b w:val="0"/>
-        </w:rPr>
-        <w:t>2. Teszt célja</w:t>
+        <w:spacing w:before="480" w:after="100" w:afterAutospacing="1" w:line="240" w:lineRule="auto"/>
+        <w:jc w:val="both"/>
+        <w:rPr>
+          <w:rFonts w:ascii="Times New Roman" w:hAnsi="Times New Roman" w:cs="Times New Roman"/>
+          <w:sz w:val="44"/>
+          <w:szCs w:val="44"/>
+        </w:rPr>
+      </w:pPr>
+      <w:r>
+        <w:rPr>
+          <w:rFonts w:ascii="Times New Roman" w:hAnsi="Times New Roman" w:cs="Times New Roman"/>
+          <w:sz w:val="44"/>
+          <w:szCs w:val="44"/>
+        </w:rPr>
+        <w:lastRenderedPageBreak/>
+        <w:t>6</w:t>
+      </w:r>
+      <w:r>
+        <w:rPr>
+          <w:rFonts w:ascii="Times New Roman" w:hAnsi="Times New Roman" w:cs="Times New Roman"/>
+          <w:sz w:val="44"/>
+          <w:szCs w:val="44"/>
+        </w:rPr>
+        <w:t>. Mellékletek</w:t>
       </w:r>
     </w:p>
     <w:p>
       <w:pPr>
-        <w:pStyle w:val="NormlWeb"/>
-        <w:rPr>
-          <w:sz w:val="28"/>
-          <w:szCs w:val="28"/>
-        </w:rPr>
-      </w:pPr>
-      <w:r>
-        <w:rPr>
-          <w:sz w:val="28"/>
-          <w:szCs w:val="28"/>
-        </w:rPr>
-        <w:t xml:space="preserve">A tesztelés célja az alkalmazás alapvető működésének ellenőrzése, különösen a </w:t>
-      </w:r>
-      <w:proofErr w:type="spellStart"/>
-      <w:r>
-        <w:rPr>
-          <w:sz w:val="28"/>
-          <w:szCs w:val="28"/>
-        </w:rPr>
-        <w:t>ViewModel</w:t>
-      </w:r>
-      <w:proofErr w:type="spellEnd"/>
-      <w:r>
-        <w:rPr>
-          <w:sz w:val="28"/>
-          <w:szCs w:val="28"/>
-        </w:rPr>
-        <w:t xml:space="preserve"> logika, a parancskezelés és az </w:t>
-      </w:r>
-      <w:proofErr w:type="spellStart"/>
-      <w:r>
-        <w:rPr>
-          <w:sz w:val="28"/>
-          <w:szCs w:val="28"/>
-        </w:rPr>
-        <w:t>adatbinding</w:t>
-      </w:r>
-      <w:proofErr w:type="spellEnd"/>
-      <w:r>
-        <w:rPr>
-          <w:sz w:val="28"/>
-          <w:szCs w:val="28"/>
-        </w:rPr>
-        <w:t xml:space="preserve"> helyességének vizsgálata.</w:t>
+        <w:spacing w:before="480" w:after="100" w:afterAutospacing="1" w:line="240" w:lineRule="auto"/>
+        <w:jc w:val="both"/>
+        <w:rPr>
+          <w:rFonts w:ascii="Times New Roman" w:hAnsi="Times New Roman" w:cs="Times New Roman"/>
+          <w:sz w:val="36"/>
+          <w:szCs w:val="36"/>
+        </w:rPr>
+      </w:pPr>
+      <w:r>
+        <w:rPr>
+          <w:rFonts w:ascii="Times New Roman" w:hAnsi="Times New Roman" w:cs="Times New Roman"/>
+          <w:noProof/>
+          <w:sz w:val="36"/>
+          <w:szCs w:val="36"/>
+        </w:rPr>
+        <w:drawing>
+          <wp:anchor distT="0" distB="0" distL="114300" distR="114300" simplePos="0" relativeHeight="251661312" behindDoc="0" locked="0" layoutInCell="1" allowOverlap="1" wp14:anchorId="02C3896A" wp14:editId="08617C1B">
+            <wp:simplePos x="0" y="0"/>
+            <wp:positionH relativeFrom="margin">
+              <wp:align>center</wp:align>
+            </wp:positionH>
+            <wp:positionV relativeFrom="paragraph">
+              <wp:posOffset>991870</wp:posOffset>
+            </wp:positionV>
+            <wp:extent cx="5956935" cy="5210810"/>
+            <wp:effectExtent l="0" t="0" r="5715" b="8890"/>
+            <wp:wrapSquare wrapText="bothSides"/>
+            <wp:docPr id="4" name="Kép 4"/>
+            <wp:cNvGraphicFramePr>
+              <a:graphicFrameLocks xmlns:a="http://schemas.openxmlformats.org/drawingml/2006/main" noChangeAspect="1"/>
+            </wp:cNvGraphicFramePr>
+            <a:graphic xmlns:a="http://schemas.openxmlformats.org/drawingml/2006/main">
+              <a:graphicData uri="http://schemas.openxmlformats.org/drawingml/2006/picture">
+                <pic:pic xmlns:pic="http://schemas.openxmlformats.org/drawingml/2006/picture">
+                  <pic:nvPicPr>
+                    <pic:cNvPr id="4" name="filmek.png"/>
+                    <pic:cNvPicPr/>
+                  </pic:nvPicPr>
+                  <pic:blipFill>
+                    <a:blip r:embed="rId6">
+                      <a:extLst>
+                        <a:ext uri="{28A0092B-C50C-407E-A947-70E740481C1C}">
+                          <a14:useLocalDpi xmlns:a14="http://schemas.microsoft.com/office/drawing/2010/main" val="0"/>
+                        </a:ext>
+                      </a:extLst>
+                    </a:blip>
+                    <a:stretch>
+                      <a:fillRect/>
+                    </a:stretch>
+                  </pic:blipFill>
+                  <pic:spPr>
+                    <a:xfrm>
+                      <a:off x="0" y="0"/>
+                      <a:ext cx="5956935" cy="5210810"/>
+                    </a:xfrm>
+                    <a:prstGeom prst="rect">
+                      <a:avLst/>
+                    </a:prstGeom>
+                  </pic:spPr>
+                </pic:pic>
+              </a:graphicData>
+            </a:graphic>
+            <wp14:sizeRelH relativeFrom="margin">
+              <wp14:pctWidth>0</wp14:pctWidth>
+            </wp14:sizeRelH>
+            <wp14:sizeRelV relativeFrom="margin">
+              <wp14:pctHeight>0</wp14:pctHeight>
+            </wp14:sizeRelV>
+          </wp:anchor>
+        </w:drawing>
+      </w:r>
+      <w:r>
+        <w:rPr>
+          <w:rFonts w:ascii="Times New Roman" w:eastAsia="Times New Roman" w:hAnsi="Times New Roman" w:cs="Times New Roman"/>
+          <w:sz w:val="36"/>
+          <w:szCs w:val="36"/>
+          <w:lang w:eastAsia="hu-HU"/>
+        </w:rPr>
+        <w:t xml:space="preserve">1. - </w:t>
+      </w:r>
+      <w:r>
+        <w:rPr>
+          <w:rFonts w:ascii="Times New Roman" w:hAnsi="Times New Roman" w:cs="Times New Roman"/>
+          <w:sz w:val="36"/>
+          <w:szCs w:val="36"/>
+        </w:rPr>
+        <w:t>A datagrid automatikusan betöltött adatokkal az alkalmazás indításakor.</w:t>
       </w:r>
     </w:p>
     <w:p>
       <w:pPr>
-        <w:pStyle w:val="NormlWeb"/>
-        <w:rPr>
-          <w:sz w:val="36"/>
-          <w:szCs w:val="36"/>
-        </w:rPr>
-      </w:pPr>
-      <w:r>
-        <w:rPr>
-          <w:sz w:val="36"/>
-          <w:szCs w:val="36"/>
-        </w:rPr>
-        <w:t>3</w:t>
-      </w:r>
-      <w:r>
-        <w:rPr>
-          <w:sz w:val="36"/>
-          <w:szCs w:val="36"/>
-        </w:rPr>
-        <w:t>. Tesztesetek</w:t>
+        <w:rPr>
+          <w:rFonts w:ascii="Times New Roman" w:hAnsi="Times New Roman" w:cs="Times New Roman"/>
+          <w:sz w:val="36"/>
+          <w:szCs w:val="36"/>
+        </w:rPr>
+      </w:pPr>
+      <w:r>
+        <w:rPr>
+          <w:rFonts w:ascii="Times New Roman" w:hAnsi="Times New Roman" w:cs="Times New Roman"/>
+          <w:sz w:val="36"/>
+          <w:szCs w:val="36"/>
+        </w:rPr>
+        <w:br w:type="page"/>
       </w:r>
     </w:p>
     <w:p>
       <w:pPr>
-        <w:pStyle w:val="NormlWeb"/>
-        <w:rPr>
-          <w:sz w:val="36"/>
-          <w:szCs w:val="36"/>
-        </w:rPr>
-      </w:pPr>
-      <w:bookmarkStart w:id="0" w:name="_GoBack"/>
-      <w:bookmarkEnd w:id="0"/>
+        <w:spacing w:before="720" w:after="100" w:afterAutospacing="1" w:line="240" w:lineRule="auto"/>
+        <w:jc w:val="both"/>
+        <w:rPr>
+          <w:rFonts w:ascii="Times New Roman" w:hAnsi="Times New Roman" w:cs="Times New Roman"/>
+          <w:sz w:val="36"/>
+          <w:szCs w:val="36"/>
+        </w:rPr>
+      </w:pPr>
+      <w:r>
+        <w:rPr>
+          <w:rFonts w:ascii="Times New Roman" w:eastAsia="Times New Roman" w:hAnsi="Times New Roman" w:cs="Times New Roman"/>
+          <w:noProof/>
+          <w:sz w:val="36"/>
+          <w:szCs w:val="36"/>
+          <w:lang w:eastAsia="hu-HU"/>
+        </w:rPr>
+        <w:lastRenderedPageBreak/>
+        <w:drawing>
+          <wp:anchor distT="0" distB="0" distL="114300" distR="114300" simplePos="0" relativeHeight="251662336" behindDoc="0" locked="0" layoutInCell="1" allowOverlap="1" wp14:anchorId="57BE63BF" wp14:editId="0EE07899">
+            <wp:simplePos x="0" y="0"/>
+            <wp:positionH relativeFrom="margin">
+              <wp:align>center</wp:align>
+            </wp:positionH>
+            <wp:positionV relativeFrom="paragraph">
+              <wp:posOffset>776605</wp:posOffset>
+            </wp:positionV>
+            <wp:extent cx="6111875" cy="5328285"/>
+            <wp:effectExtent l="0" t="0" r="3175" b="5715"/>
+            <wp:wrapSquare wrapText="bothSides"/>
+            <wp:docPr id="5" name="Kép 5"/>
+            <wp:cNvGraphicFramePr>
+              <a:graphicFrameLocks xmlns:a="http://schemas.openxmlformats.org/drawingml/2006/main" noChangeAspect="1"/>
+            </wp:cNvGraphicFramePr>
+            <a:graphic xmlns:a="http://schemas.openxmlformats.org/drawingml/2006/main">
+              <a:graphicData uri="http://schemas.openxmlformats.org/drawingml/2006/picture">
+                <pic:pic xmlns:pic="http://schemas.openxmlformats.org/drawingml/2006/picture">
+                  <pic:nvPicPr>
+                    <pic:cNvPr id="5" name="filmek2.png"/>
+                    <pic:cNvPicPr/>
+                  </pic:nvPicPr>
+                  <pic:blipFill>
+                    <a:blip r:embed="rId7">
+                      <a:extLst>
+                        <a:ext uri="{28A0092B-C50C-407E-A947-70E740481C1C}">
+                          <a14:useLocalDpi xmlns:a14="http://schemas.microsoft.com/office/drawing/2010/main" val="0"/>
+                        </a:ext>
+                      </a:extLst>
+                    </a:blip>
+                    <a:stretch>
+                      <a:fillRect/>
+                    </a:stretch>
+                  </pic:blipFill>
+                  <pic:spPr>
+                    <a:xfrm>
+                      <a:off x="0" y="0"/>
+                      <a:ext cx="6111875" cy="5328285"/>
+                    </a:xfrm>
+                    <a:prstGeom prst="rect">
+                      <a:avLst/>
+                    </a:prstGeom>
+                  </pic:spPr>
+                </pic:pic>
+              </a:graphicData>
+            </a:graphic>
+            <wp14:sizeRelH relativeFrom="margin">
+              <wp14:pctWidth>0</wp14:pctWidth>
+            </wp14:sizeRelH>
+            <wp14:sizeRelV relativeFrom="margin">
+              <wp14:pctHeight>0</wp14:pctHeight>
+            </wp14:sizeRelV>
+          </wp:anchor>
+        </w:drawing>
+      </w:r>
+      <w:r>
+        <w:rPr>
+          <w:rFonts w:ascii="Times New Roman" w:eastAsia="Times New Roman" w:hAnsi="Times New Roman" w:cs="Times New Roman"/>
+          <w:sz w:val="36"/>
+          <w:szCs w:val="36"/>
+          <w:lang w:eastAsia="hu-HU"/>
+        </w:rPr>
+        <w:t>2</w:t>
+      </w:r>
+      <w:r>
+        <w:rPr>
+          <w:rFonts w:ascii="Times New Roman" w:eastAsia="Times New Roman" w:hAnsi="Times New Roman" w:cs="Times New Roman"/>
+          <w:sz w:val="36"/>
+          <w:szCs w:val="36"/>
+          <w:lang w:eastAsia="hu-HU"/>
+        </w:rPr>
+        <w:t xml:space="preserve">. - </w:t>
+      </w:r>
+      <w:r>
+        <w:rPr>
+          <w:rFonts w:ascii="Times New Roman" w:hAnsi="Times New Roman" w:cs="Times New Roman"/>
+          <w:sz w:val="36"/>
+          <w:szCs w:val="36"/>
+        </w:rPr>
+        <w:t>A kiválasztott adatsor adatainak megjelenése az input mezőkben.</w:t>
+      </w:r>
+    </w:p>
+    <w:p>
+      <w:pPr>
+        <w:rPr>
+          <w:rFonts w:ascii="Times New Roman" w:hAnsi="Times New Roman" w:cs="Times New Roman"/>
+          <w:sz w:val="36"/>
+          <w:szCs w:val="36"/>
+        </w:rPr>
+      </w:pPr>
+      <w:r>
+        <w:rPr>
+          <w:rFonts w:ascii="Times New Roman" w:hAnsi="Times New Roman" w:cs="Times New Roman"/>
+          <w:sz w:val="36"/>
+          <w:szCs w:val="36"/>
+        </w:rPr>
+        <w:br w:type="page"/>
+      </w:r>
+    </w:p>
+    <w:p>
+      <w:pPr>
+        <w:spacing w:before="720" w:after="100" w:afterAutospacing="1" w:line="240" w:lineRule="auto"/>
+        <w:jc w:val="both"/>
+        <w:rPr>
+          <w:rFonts w:ascii="Times New Roman" w:hAnsi="Times New Roman" w:cs="Times New Roman"/>
+          <w:sz w:val="36"/>
+          <w:szCs w:val="36"/>
+        </w:rPr>
+      </w:pPr>
+      <w:r>
+        <w:rPr>
+          <w:rFonts w:ascii="Times New Roman" w:hAnsi="Times New Roman" w:cs="Times New Roman"/>
+          <w:noProof/>
+          <w:sz w:val="36"/>
+          <w:szCs w:val="36"/>
+        </w:rPr>
+        <w:lastRenderedPageBreak/>
+        <w:drawing>
+          <wp:anchor distT="0" distB="0" distL="114300" distR="114300" simplePos="0" relativeHeight="251665408" behindDoc="1" locked="0" layoutInCell="1" allowOverlap="1" wp14:anchorId="73B08824" wp14:editId="26B1BA8A">
+            <wp:simplePos x="0" y="0"/>
+            <wp:positionH relativeFrom="margin">
+              <wp:align>center</wp:align>
+            </wp:positionH>
+            <wp:positionV relativeFrom="paragraph">
+              <wp:posOffset>488315</wp:posOffset>
+            </wp:positionV>
+            <wp:extent cx="1343025" cy="1411605"/>
+            <wp:effectExtent l="0" t="0" r="9525" b="0"/>
+            <wp:wrapTopAndBottom/>
+            <wp:docPr id="8" name="Kép 8"/>
+            <wp:cNvGraphicFramePr>
+              <a:graphicFrameLocks xmlns:a="http://schemas.openxmlformats.org/drawingml/2006/main" noChangeAspect="1"/>
+            </wp:cNvGraphicFramePr>
+            <a:graphic xmlns:a="http://schemas.openxmlformats.org/drawingml/2006/main">
+              <a:graphicData uri="http://schemas.openxmlformats.org/drawingml/2006/picture">
+                <pic:pic xmlns:pic="http://schemas.openxmlformats.org/drawingml/2006/picture">
+                  <pic:nvPicPr>
+                    <pic:cNvPr id="8" name="success.png"/>
+                    <pic:cNvPicPr/>
+                  </pic:nvPicPr>
+                  <pic:blipFill>
+                    <a:blip r:embed="rId8">
+                      <a:extLst>
+                        <a:ext uri="{28A0092B-C50C-407E-A947-70E740481C1C}">
+                          <a14:useLocalDpi xmlns:a14="http://schemas.microsoft.com/office/drawing/2010/main" val="0"/>
+                        </a:ext>
+                      </a:extLst>
+                    </a:blip>
+                    <a:stretch>
+                      <a:fillRect/>
+                    </a:stretch>
+                  </pic:blipFill>
+                  <pic:spPr>
+                    <a:xfrm>
+                      <a:off x="0" y="0"/>
+                      <a:ext cx="1343025" cy="1411605"/>
+                    </a:xfrm>
+                    <a:prstGeom prst="rect">
+                      <a:avLst/>
+                    </a:prstGeom>
+                  </pic:spPr>
+                </pic:pic>
+              </a:graphicData>
+            </a:graphic>
+            <wp14:sizeRelH relativeFrom="margin">
+              <wp14:pctWidth>0</wp14:pctWidth>
+            </wp14:sizeRelH>
+            <wp14:sizeRelV relativeFrom="margin">
+              <wp14:pctHeight>0</wp14:pctHeight>
+            </wp14:sizeRelV>
+          </wp:anchor>
+        </w:drawing>
+      </w:r>
+      <w:r>
+        <w:rPr>
+          <w:rFonts w:ascii="Times New Roman" w:hAnsi="Times New Roman" w:cs="Times New Roman"/>
+          <w:noProof/>
+          <w:sz w:val="36"/>
+          <w:szCs w:val="36"/>
+        </w:rPr>
+        <w:drawing>
+          <wp:anchor distT="0" distB="0" distL="114300" distR="114300" simplePos="0" relativeHeight="251664384" behindDoc="0" locked="0" layoutInCell="1" allowOverlap="1" wp14:anchorId="1CECB967" wp14:editId="0A0F346D">
+            <wp:simplePos x="0" y="0"/>
+            <wp:positionH relativeFrom="margin">
+              <wp:align>center</wp:align>
+            </wp:positionH>
+            <wp:positionV relativeFrom="paragraph">
+              <wp:posOffset>2043430</wp:posOffset>
+            </wp:positionV>
+            <wp:extent cx="6200140" cy="3725545"/>
+            <wp:effectExtent l="0" t="0" r="0" b="8255"/>
+            <wp:wrapSquare wrapText="bothSides"/>
+            <wp:docPr id="7" name="Kép 7"/>
+            <wp:cNvGraphicFramePr>
+              <a:graphicFrameLocks xmlns:a="http://schemas.openxmlformats.org/drawingml/2006/main" noChangeAspect="1"/>
+            </wp:cNvGraphicFramePr>
+            <a:graphic xmlns:a="http://schemas.openxmlformats.org/drawingml/2006/main">
+              <a:graphicData uri="http://schemas.openxmlformats.org/drawingml/2006/picture">
+                <pic:pic xmlns:pic="http://schemas.openxmlformats.org/drawingml/2006/picture">
+                  <pic:nvPicPr>
+                    <pic:cNvPr id="7" name="filmek3.png"/>
+                    <pic:cNvPicPr/>
+                  </pic:nvPicPr>
+                  <pic:blipFill>
+                    <a:blip r:embed="rId9">
+                      <a:extLst>
+                        <a:ext uri="{28A0092B-C50C-407E-A947-70E740481C1C}">
+                          <a14:useLocalDpi xmlns:a14="http://schemas.microsoft.com/office/drawing/2010/main" val="0"/>
+                        </a:ext>
+                      </a:extLst>
+                    </a:blip>
+                    <a:stretch>
+                      <a:fillRect/>
+                    </a:stretch>
+                  </pic:blipFill>
+                  <pic:spPr>
+                    <a:xfrm>
+                      <a:off x="0" y="0"/>
+                      <a:ext cx="6200140" cy="3725545"/>
+                    </a:xfrm>
+                    <a:prstGeom prst="rect">
+                      <a:avLst/>
+                    </a:prstGeom>
+                  </pic:spPr>
+                </pic:pic>
+              </a:graphicData>
+            </a:graphic>
+            <wp14:sizeRelH relativeFrom="margin">
+              <wp14:pctWidth>0</wp14:pctWidth>
+            </wp14:sizeRelH>
+            <wp14:sizeRelV relativeFrom="margin">
+              <wp14:pctHeight>0</wp14:pctHeight>
+            </wp14:sizeRelV>
+          </wp:anchor>
+        </w:drawing>
+      </w:r>
+      <w:r>
+        <w:rPr>
+          <w:rFonts w:ascii="Times New Roman" w:hAnsi="Times New Roman" w:cs="Times New Roman"/>
+          <w:sz w:val="36"/>
+          <w:szCs w:val="36"/>
+        </w:rPr>
+        <w:t xml:space="preserve">3. </w:t>
+      </w:r>
+      <w:r>
+        <w:rPr>
+          <w:rFonts w:ascii="Times New Roman" w:hAnsi="Times New Roman" w:cs="Times New Roman"/>
+          <w:sz w:val="36"/>
+          <w:szCs w:val="36"/>
+        </w:rPr>
+        <w:t>-</w:t>
+      </w:r>
+      <w:r>
+        <w:rPr>
+          <w:rFonts w:ascii="Times New Roman" w:hAnsi="Times New Roman" w:cs="Times New Roman"/>
+          <w:sz w:val="36"/>
+          <w:szCs w:val="36"/>
+        </w:rPr>
+        <w:t xml:space="preserve"> Új adat felvétele</w:t>
+      </w:r>
+      <w:r>
+        <w:rPr>
+          <w:rFonts w:ascii="Times New Roman" w:hAnsi="Times New Roman" w:cs="Times New Roman"/>
+          <w:sz w:val="36"/>
+          <w:szCs w:val="36"/>
+        </w:rPr>
+        <w:t>, és</w:t>
+      </w:r>
+      <w:r>
+        <w:rPr>
+          <w:rFonts w:ascii="Times New Roman" w:hAnsi="Times New Roman" w:cs="Times New Roman"/>
+          <w:sz w:val="36"/>
+          <w:szCs w:val="36"/>
+        </w:rPr>
+        <w:t xml:space="preserve"> utána</w:t>
+      </w:r>
+      <w:r>
+        <w:rPr>
+          <w:rFonts w:ascii="Times New Roman" w:hAnsi="Times New Roman" w:cs="Times New Roman"/>
+          <w:sz w:val="36"/>
+          <w:szCs w:val="36"/>
+        </w:rPr>
+        <w:t xml:space="preserve"> a</w:t>
+      </w:r>
+      <w:r>
+        <w:rPr>
+          <w:rFonts w:ascii="Times New Roman" w:hAnsi="Times New Roman" w:cs="Times New Roman"/>
+          <w:sz w:val="36"/>
+          <w:szCs w:val="36"/>
+        </w:rPr>
+        <w:t xml:space="preserve"> lista frissülése a datagridben.</w:t>
+      </w:r>
+    </w:p>
+    <w:p>
+      <w:pPr>
+        <w:rPr>
+          <w:rFonts w:ascii="Times New Roman" w:hAnsi="Times New Roman" w:cs="Times New Roman"/>
+          <w:sz w:val="36"/>
+          <w:szCs w:val="36"/>
+        </w:rPr>
+      </w:pPr>
+      <w:r>
+        <w:rPr>
+          <w:rFonts w:ascii="Times New Roman" w:hAnsi="Times New Roman" w:cs="Times New Roman"/>
+          <w:sz w:val="36"/>
+          <w:szCs w:val="36"/>
+        </w:rPr>
+        <w:br w:type="page"/>
+      </w:r>
+    </w:p>
+    <w:p>
+      <w:pPr>
+        <w:spacing w:after="100" w:afterAutospacing="1" w:line="240" w:lineRule="auto"/>
+        <w:jc w:val="both"/>
+        <w:rPr>
+          <w:rFonts w:ascii="Times New Roman" w:hAnsi="Times New Roman" w:cs="Times New Roman"/>
+          <w:sz w:val="36"/>
+          <w:szCs w:val="36"/>
+        </w:rPr>
+      </w:pPr>
+      <w:r>
+        <w:rPr>
+          <w:rFonts w:ascii="Times New Roman" w:hAnsi="Times New Roman" w:cs="Times New Roman"/>
+          <w:noProof/>
+          <w:sz w:val="36"/>
+          <w:szCs w:val="36"/>
+        </w:rPr>
+        <w:lastRenderedPageBreak/>
+        <w:drawing>
+          <wp:anchor distT="0" distB="0" distL="114300" distR="114300" simplePos="0" relativeHeight="251667456" behindDoc="0" locked="0" layoutInCell="1" allowOverlap="1" wp14:anchorId="46B452A3" wp14:editId="32DEE463">
+            <wp:simplePos x="0" y="0"/>
+            <wp:positionH relativeFrom="margin">
+              <wp:align>center</wp:align>
+            </wp:positionH>
+            <wp:positionV relativeFrom="paragraph">
+              <wp:posOffset>456565</wp:posOffset>
+            </wp:positionV>
+            <wp:extent cx="1400175" cy="1471930"/>
+            <wp:effectExtent l="0" t="0" r="9525" b="0"/>
+            <wp:wrapTopAndBottom/>
+            <wp:docPr id="10" name="Kép 10"/>
+            <wp:cNvGraphicFramePr>
+              <a:graphicFrameLocks xmlns:a="http://schemas.openxmlformats.org/drawingml/2006/main" noChangeAspect="1"/>
+            </wp:cNvGraphicFramePr>
+            <a:graphic xmlns:a="http://schemas.openxmlformats.org/drawingml/2006/main">
+              <a:graphicData uri="http://schemas.openxmlformats.org/drawingml/2006/picture">
+                <pic:pic xmlns:pic="http://schemas.openxmlformats.org/drawingml/2006/picture">
+                  <pic:nvPicPr>
+                    <pic:cNvPr id="10" name="success.png"/>
+                    <pic:cNvPicPr/>
+                  </pic:nvPicPr>
+                  <pic:blipFill>
+                    <a:blip r:embed="rId8">
+                      <a:extLst>
+                        <a:ext uri="{28A0092B-C50C-407E-A947-70E740481C1C}">
+                          <a14:useLocalDpi xmlns:a14="http://schemas.microsoft.com/office/drawing/2010/main" val="0"/>
+                        </a:ext>
+                      </a:extLst>
+                    </a:blip>
+                    <a:stretch>
+                      <a:fillRect/>
+                    </a:stretch>
+                  </pic:blipFill>
+                  <pic:spPr>
+                    <a:xfrm>
+                      <a:off x="0" y="0"/>
+                      <a:ext cx="1400175" cy="1471930"/>
+                    </a:xfrm>
+                    <a:prstGeom prst="rect">
+                      <a:avLst/>
+                    </a:prstGeom>
+                  </pic:spPr>
+                </pic:pic>
+              </a:graphicData>
+            </a:graphic>
+            <wp14:sizeRelH relativeFrom="margin">
+              <wp14:pctWidth>0</wp14:pctWidth>
+            </wp14:sizeRelH>
+            <wp14:sizeRelV relativeFrom="margin">
+              <wp14:pctHeight>0</wp14:pctHeight>
+            </wp14:sizeRelV>
+          </wp:anchor>
+        </w:drawing>
+      </w:r>
+      <w:r>
+        <w:rPr>
+          <w:rFonts w:ascii="Times New Roman" w:hAnsi="Times New Roman" w:cs="Times New Roman"/>
+          <w:sz w:val="36"/>
+          <w:szCs w:val="36"/>
+        </w:rPr>
+        <w:t xml:space="preserve">4. </w:t>
+      </w:r>
+      <w:r>
+        <w:rPr>
+          <w:rFonts w:ascii="Times New Roman" w:hAnsi="Times New Roman" w:cs="Times New Roman"/>
+          <w:sz w:val="36"/>
+          <w:szCs w:val="36"/>
+        </w:rPr>
+        <w:t>-</w:t>
+      </w:r>
+      <w:r>
+        <w:rPr>
+          <w:rFonts w:ascii="Times New Roman" w:hAnsi="Times New Roman" w:cs="Times New Roman"/>
+          <w:sz w:val="36"/>
+          <w:szCs w:val="36"/>
+        </w:rPr>
+        <w:t xml:space="preserve"> Az adatsor törlése</w:t>
+      </w:r>
+      <w:r>
+        <w:rPr>
+          <w:rFonts w:ascii="Times New Roman" w:hAnsi="Times New Roman" w:cs="Times New Roman"/>
+          <w:sz w:val="36"/>
+          <w:szCs w:val="36"/>
+        </w:rPr>
+        <w:t>,</w:t>
+      </w:r>
+      <w:r>
+        <w:rPr>
+          <w:rFonts w:ascii="Times New Roman" w:hAnsi="Times New Roman" w:cs="Times New Roman"/>
+          <w:sz w:val="36"/>
+          <w:szCs w:val="36"/>
+        </w:rPr>
+        <w:t xml:space="preserve"> után</w:t>
+      </w:r>
+      <w:r>
+        <w:rPr>
+          <w:rFonts w:ascii="Times New Roman" w:hAnsi="Times New Roman" w:cs="Times New Roman"/>
+          <w:sz w:val="36"/>
+          <w:szCs w:val="36"/>
+        </w:rPr>
+        <w:t>a</w:t>
+      </w:r>
+      <w:r>
+        <w:rPr>
+          <w:rFonts w:ascii="Times New Roman" w:hAnsi="Times New Roman" w:cs="Times New Roman"/>
+          <w:sz w:val="36"/>
+          <w:szCs w:val="36"/>
+        </w:rPr>
+        <w:t xml:space="preserve"> a lista </w:t>
+      </w:r>
+      <w:r>
+        <w:rPr>
+          <w:rFonts w:ascii="Times New Roman" w:hAnsi="Times New Roman" w:cs="Times New Roman"/>
+          <w:sz w:val="36"/>
+          <w:szCs w:val="36"/>
+        </w:rPr>
+        <w:t>frissülése a datagridben</w:t>
+      </w:r>
+      <w:r>
+        <w:rPr>
+          <w:rFonts w:ascii="Times New Roman" w:hAnsi="Times New Roman" w:cs="Times New Roman"/>
+          <w:sz w:val="36"/>
+          <w:szCs w:val="36"/>
+        </w:rPr>
+        <w:t>.</w:t>
+      </w:r>
+    </w:p>
+    <w:p>
+      <w:pPr>
+        <w:rPr>
+          <w:rFonts w:ascii="Times New Roman" w:hAnsi="Times New Roman" w:cs="Times New Roman"/>
+          <w:sz w:val="36"/>
+          <w:szCs w:val="36"/>
+        </w:rPr>
+      </w:pPr>
+      <w:r>
+        <w:rPr>
+          <w:rFonts w:ascii="Times New Roman" w:hAnsi="Times New Roman" w:cs="Times New Roman"/>
+          <w:noProof/>
+          <w:sz w:val="36"/>
+          <w:szCs w:val="36"/>
+        </w:rPr>
+        <w:drawing>
+          <wp:anchor distT="0" distB="0" distL="114300" distR="114300" simplePos="0" relativeHeight="251668480" behindDoc="0" locked="0" layoutInCell="1" allowOverlap="1" wp14:anchorId="626713E4" wp14:editId="2B27E0CC">
+            <wp:simplePos x="0" y="0"/>
+            <wp:positionH relativeFrom="margin">
+              <wp:align>center</wp:align>
+            </wp:positionH>
+            <wp:positionV relativeFrom="paragraph">
+              <wp:posOffset>1697990</wp:posOffset>
+            </wp:positionV>
+            <wp:extent cx="5895340" cy="5838825"/>
+            <wp:effectExtent l="0" t="0" r="0" b="9525"/>
+            <wp:wrapTopAndBottom/>
+            <wp:docPr id="11" name="Kép 11"/>
+            <wp:cNvGraphicFramePr>
+              <a:graphicFrameLocks xmlns:a="http://schemas.openxmlformats.org/drawingml/2006/main" noChangeAspect="1"/>
+            </wp:cNvGraphicFramePr>
+            <a:graphic xmlns:a="http://schemas.openxmlformats.org/drawingml/2006/main">
+              <a:graphicData uri="http://schemas.openxmlformats.org/drawingml/2006/picture">
+                <pic:pic xmlns:pic="http://schemas.openxmlformats.org/drawingml/2006/picture">
+                  <pic:nvPicPr>
+                    <pic:cNvPr id="11" name="filmek5.png"/>
+                    <pic:cNvPicPr/>
+                  </pic:nvPicPr>
+                  <pic:blipFill>
+                    <a:blip r:embed="rId10">
+                      <a:extLst>
+                        <a:ext uri="{28A0092B-C50C-407E-A947-70E740481C1C}">
+                          <a14:useLocalDpi xmlns:a14="http://schemas.microsoft.com/office/drawing/2010/main" val="0"/>
+                        </a:ext>
+                      </a:extLst>
+                    </a:blip>
+                    <a:stretch>
+                      <a:fillRect/>
+                    </a:stretch>
+                  </pic:blipFill>
+                  <pic:spPr>
+                    <a:xfrm>
+                      <a:off x="0" y="0"/>
+                      <a:ext cx="5895340" cy="5838825"/>
+                    </a:xfrm>
+                    <a:prstGeom prst="rect">
+                      <a:avLst/>
+                    </a:prstGeom>
+                  </pic:spPr>
+                </pic:pic>
+              </a:graphicData>
+            </a:graphic>
+            <wp14:sizeRelH relativeFrom="margin">
+              <wp14:pctWidth>0</wp14:pctWidth>
+            </wp14:sizeRelH>
+            <wp14:sizeRelV relativeFrom="margin">
+              <wp14:pctHeight>0</wp14:pctHeight>
+            </wp14:sizeRelV>
+          </wp:anchor>
+        </w:drawing>
+      </w:r>
+      <w:r>
+        <w:rPr>
+          <w:rFonts w:ascii="Times New Roman" w:hAnsi="Times New Roman" w:cs="Times New Roman"/>
+          <w:sz w:val="36"/>
+          <w:szCs w:val="36"/>
+        </w:rPr>
+        <w:br w:type="page"/>
+      </w:r>
+    </w:p>
+    <w:p>
+      <w:pPr>
+        <w:spacing w:beforeAutospacing="1" w:after="100" w:afterAutospacing="1" w:line="240" w:lineRule="auto"/>
+        <w:rPr>
+          <w:rFonts w:ascii="Times New Roman" w:eastAsia="Times New Roman" w:hAnsi="Times New Roman" w:cs="Times New Roman"/>
+          <w:bCs/>
+          <w:sz w:val="36"/>
+          <w:szCs w:val="36"/>
+          <w:lang w:eastAsia="hu-HU"/>
+        </w:rPr>
+      </w:pPr>
+      <w:r>
+        <w:rPr>
+          <w:rFonts w:ascii="Times New Roman" w:eastAsia="Times New Roman" w:hAnsi="Times New Roman" w:cs="Times New Roman"/>
+          <w:noProof/>
+          <w:sz w:val="36"/>
+          <w:szCs w:val="36"/>
+          <w:lang w:eastAsia="hu-HU"/>
+        </w:rPr>
+        <w:lastRenderedPageBreak/>
+        <w:drawing>
+          <wp:anchor distT="0" distB="0" distL="114300" distR="114300" simplePos="0" relativeHeight="251669504" behindDoc="0" locked="0" layoutInCell="1" allowOverlap="1" wp14:anchorId="20256B86" wp14:editId="6CA4D25A">
+            <wp:simplePos x="0" y="0"/>
+            <wp:positionH relativeFrom="margin">
+              <wp:align>center</wp:align>
+            </wp:positionH>
+            <wp:positionV relativeFrom="paragraph">
+              <wp:posOffset>2262505</wp:posOffset>
+            </wp:positionV>
+            <wp:extent cx="6235700" cy="3966845"/>
+            <wp:effectExtent l="0" t="0" r="0" b="0"/>
+            <wp:wrapTopAndBottom/>
+            <wp:docPr id="12" name="Kép 12"/>
+            <wp:cNvGraphicFramePr>
+              <a:graphicFrameLocks xmlns:a="http://schemas.openxmlformats.org/drawingml/2006/main" noChangeAspect="1"/>
+            </wp:cNvGraphicFramePr>
+            <a:graphic xmlns:a="http://schemas.openxmlformats.org/drawingml/2006/main">
+              <a:graphicData uri="http://schemas.openxmlformats.org/drawingml/2006/picture">
+                <pic:pic xmlns:pic="http://schemas.openxmlformats.org/drawingml/2006/picture">
+                  <pic:nvPicPr>
+                    <pic:cNvPr id="12" name="filmek4.png"/>
+                    <pic:cNvPicPr/>
+                  </pic:nvPicPr>
+                  <pic:blipFill>
+                    <a:blip r:embed="rId11">
+                      <a:extLst>
+                        <a:ext uri="{28A0092B-C50C-407E-A947-70E740481C1C}">
+                          <a14:useLocalDpi xmlns:a14="http://schemas.microsoft.com/office/drawing/2010/main" val="0"/>
+                        </a:ext>
+                      </a:extLst>
+                    </a:blip>
+                    <a:stretch>
+                      <a:fillRect/>
+                    </a:stretch>
+                  </pic:blipFill>
+                  <pic:spPr>
+                    <a:xfrm>
+                      <a:off x="0" y="0"/>
+                      <a:ext cx="6235700" cy="3966845"/>
+                    </a:xfrm>
+                    <a:prstGeom prst="rect">
+                      <a:avLst/>
+                    </a:prstGeom>
+                  </pic:spPr>
+                </pic:pic>
+              </a:graphicData>
+            </a:graphic>
+            <wp14:sizeRelH relativeFrom="margin">
+              <wp14:pctWidth>0</wp14:pctWidth>
+            </wp14:sizeRelH>
+            <wp14:sizeRelV relativeFrom="margin">
+              <wp14:pctHeight>0</wp14:pctHeight>
+            </wp14:sizeRelV>
+          </wp:anchor>
+        </w:drawing>
+      </w:r>
+      <w:r>
+        <w:rPr>
+          <w:rFonts w:ascii="Times New Roman" w:eastAsia="Times New Roman" w:hAnsi="Times New Roman" w:cs="Times New Roman"/>
+          <w:noProof/>
+          <w:sz w:val="36"/>
+          <w:szCs w:val="36"/>
+          <w:lang w:eastAsia="hu-HU"/>
+        </w:rPr>
+        <w:drawing>
+          <wp:anchor distT="0" distB="0" distL="114300" distR="114300" simplePos="0" relativeHeight="251670528" behindDoc="0" locked="0" layoutInCell="1" allowOverlap="1" wp14:anchorId="06BA8B0C" wp14:editId="186EBE43">
+            <wp:simplePos x="0" y="0"/>
+            <wp:positionH relativeFrom="margin">
+              <wp:align>center</wp:align>
+            </wp:positionH>
+            <wp:positionV relativeFrom="paragraph">
+              <wp:posOffset>617855</wp:posOffset>
+            </wp:positionV>
+            <wp:extent cx="1409700" cy="1482090"/>
+            <wp:effectExtent l="0" t="0" r="0" b="3810"/>
+            <wp:wrapTopAndBottom/>
+            <wp:docPr id="13" name="Kép 13"/>
+            <wp:cNvGraphicFramePr>
+              <a:graphicFrameLocks xmlns:a="http://schemas.openxmlformats.org/drawingml/2006/main" noChangeAspect="1"/>
+            </wp:cNvGraphicFramePr>
+            <a:graphic xmlns:a="http://schemas.openxmlformats.org/drawingml/2006/main">
+              <a:graphicData uri="http://schemas.openxmlformats.org/drawingml/2006/picture">
+                <pic:pic xmlns:pic="http://schemas.openxmlformats.org/drawingml/2006/picture">
+                  <pic:nvPicPr>
+                    <pic:cNvPr id="13" name="success.png"/>
+                    <pic:cNvPicPr/>
+                  </pic:nvPicPr>
+                  <pic:blipFill>
+                    <a:blip r:embed="rId8">
+                      <a:extLst>
+                        <a:ext uri="{28A0092B-C50C-407E-A947-70E740481C1C}">
+                          <a14:useLocalDpi xmlns:a14="http://schemas.microsoft.com/office/drawing/2010/main" val="0"/>
+                        </a:ext>
+                      </a:extLst>
+                    </a:blip>
+                    <a:stretch>
+                      <a:fillRect/>
+                    </a:stretch>
+                  </pic:blipFill>
+                  <pic:spPr>
+                    <a:xfrm>
+                      <a:off x="0" y="0"/>
+                      <a:ext cx="1409700" cy="1482090"/>
+                    </a:xfrm>
+                    <a:prstGeom prst="rect">
+                      <a:avLst/>
+                    </a:prstGeom>
+                  </pic:spPr>
+                </pic:pic>
+              </a:graphicData>
+            </a:graphic>
+            <wp14:sizeRelH relativeFrom="margin">
+              <wp14:pctWidth>0</wp14:pctWidth>
+            </wp14:sizeRelH>
+            <wp14:sizeRelV relativeFrom="margin">
+              <wp14:pctHeight>0</wp14:pctHeight>
+            </wp14:sizeRelV>
+          </wp:anchor>
+        </w:drawing>
+      </w:r>
+      <w:r>
+        <w:rPr>
+          <w:rFonts w:ascii="Times New Roman" w:eastAsia="Times New Roman" w:hAnsi="Times New Roman" w:cs="Times New Roman"/>
+          <w:bCs/>
+          <w:sz w:val="36"/>
+          <w:szCs w:val="36"/>
+          <w:lang w:eastAsia="hu-HU"/>
+        </w:rPr>
+        <w:t>5. - Az adatok módosítása</w:t>
+      </w:r>
+      <w:r>
+        <w:rPr>
+          <w:rFonts w:ascii="Times New Roman" w:eastAsia="Times New Roman" w:hAnsi="Times New Roman" w:cs="Times New Roman"/>
+          <w:bCs/>
+          <w:sz w:val="36"/>
+          <w:szCs w:val="36"/>
+          <w:lang w:eastAsia="hu-HU"/>
+        </w:rPr>
+        <w:t>,</w:t>
+      </w:r>
+      <w:r>
+        <w:rPr>
+          <w:rFonts w:ascii="Times New Roman" w:eastAsia="Times New Roman" w:hAnsi="Times New Roman" w:cs="Times New Roman"/>
+          <w:bCs/>
+          <w:sz w:val="36"/>
+          <w:szCs w:val="36"/>
+          <w:lang w:eastAsia="hu-HU"/>
+        </w:rPr>
+        <w:t xml:space="preserve"> után</w:t>
+      </w:r>
+      <w:r>
+        <w:rPr>
+          <w:rFonts w:ascii="Times New Roman" w:eastAsia="Times New Roman" w:hAnsi="Times New Roman" w:cs="Times New Roman"/>
+          <w:bCs/>
+          <w:sz w:val="36"/>
+          <w:szCs w:val="36"/>
+          <w:lang w:eastAsia="hu-HU"/>
+        </w:rPr>
+        <w:t>a</w:t>
+      </w:r>
+      <w:r>
+        <w:rPr>
+          <w:rFonts w:ascii="Times New Roman" w:eastAsia="Times New Roman" w:hAnsi="Times New Roman" w:cs="Times New Roman"/>
+          <w:bCs/>
+          <w:sz w:val="36"/>
+          <w:szCs w:val="36"/>
+          <w:lang w:eastAsia="hu-HU"/>
+        </w:rPr>
+        <w:t xml:space="preserve"> a frissített értékek megjelenése.</w:t>
+      </w:r>
+    </w:p>
+    <w:p>
+      <w:pPr>
+        <w:rPr>
+          <w:rFonts w:ascii="Times New Roman" w:eastAsia="Times New Roman" w:hAnsi="Times New Roman" w:cs="Times New Roman"/>
+          <w:bCs/>
+          <w:sz w:val="36"/>
+          <w:szCs w:val="36"/>
+          <w:lang w:eastAsia="hu-HU"/>
+        </w:rPr>
+      </w:pPr>
+      <w:r>
+        <w:rPr>
+          <w:rFonts w:ascii="Times New Roman" w:eastAsia="Times New Roman" w:hAnsi="Times New Roman" w:cs="Times New Roman"/>
+          <w:bCs/>
+          <w:sz w:val="36"/>
+          <w:szCs w:val="36"/>
+          <w:lang w:eastAsia="hu-HU"/>
+        </w:rPr>
+        <w:br w:type="page"/>
+      </w:r>
+    </w:p>
+    <w:p>
+      <w:pPr>
+        <w:spacing w:after="100" w:afterAutospacing="1" w:line="240" w:lineRule="auto"/>
+        <w:jc w:val="both"/>
+        <w:rPr>
+          <w:rFonts w:ascii="Times New Roman" w:hAnsi="Times New Roman" w:cs="Times New Roman"/>
+          <w:sz w:val="36"/>
+          <w:szCs w:val="36"/>
+        </w:rPr>
+      </w:pPr>
+      <w:r>
+        <w:rPr>
+          <w:rFonts w:ascii="Times New Roman" w:eastAsia="Times New Roman" w:hAnsi="Times New Roman" w:cs="Times New Roman"/>
+          <w:noProof/>
+          <w:sz w:val="36"/>
+          <w:szCs w:val="36"/>
+          <w:lang w:eastAsia="hu-HU"/>
+        </w:rPr>
+        <w:lastRenderedPageBreak/>
+        <w:drawing>
+          <wp:anchor distT="0" distB="0" distL="114300" distR="114300" simplePos="0" relativeHeight="251663360" behindDoc="0" locked="0" layoutInCell="1" allowOverlap="1" wp14:anchorId="2C8267E2" wp14:editId="50E5FDC7">
+            <wp:simplePos x="0" y="0"/>
+            <wp:positionH relativeFrom="margin">
+              <wp:align>right</wp:align>
+            </wp:positionH>
+            <wp:positionV relativeFrom="paragraph">
+              <wp:posOffset>752475</wp:posOffset>
+            </wp:positionV>
+            <wp:extent cx="5760720" cy="4843145"/>
+            <wp:effectExtent l="0" t="0" r="0" b="0"/>
+            <wp:wrapSquare wrapText="bothSides"/>
+            <wp:docPr id="6" name="Kép 6"/>
+            <wp:cNvGraphicFramePr>
+              <a:graphicFrameLocks xmlns:a="http://schemas.openxmlformats.org/drawingml/2006/main" noChangeAspect="1"/>
+            </wp:cNvGraphicFramePr>
+            <a:graphic xmlns:a="http://schemas.openxmlformats.org/drawingml/2006/main">
+              <a:graphicData uri="http://schemas.openxmlformats.org/drawingml/2006/picture">
+                <pic:pic xmlns:pic="http://schemas.openxmlformats.org/drawingml/2006/picture">
+                  <pic:nvPicPr>
+                    <pic:cNvPr id="6" name="hiba.png"/>
+                    <pic:cNvPicPr/>
+                  </pic:nvPicPr>
+                  <pic:blipFill>
+                    <a:blip r:embed="rId12">
+                      <a:extLst>
+                        <a:ext uri="{28A0092B-C50C-407E-A947-70E740481C1C}">
+                          <a14:useLocalDpi xmlns:a14="http://schemas.microsoft.com/office/drawing/2010/main" val="0"/>
+                        </a:ext>
+                      </a:extLst>
+                    </a:blip>
+                    <a:stretch>
+                      <a:fillRect/>
+                    </a:stretch>
+                  </pic:blipFill>
+                  <pic:spPr>
+                    <a:xfrm>
+                      <a:off x="0" y="0"/>
+                      <a:ext cx="5760720" cy="4843145"/>
+                    </a:xfrm>
+                    <a:prstGeom prst="rect">
+                      <a:avLst/>
+                    </a:prstGeom>
+                  </pic:spPr>
+                </pic:pic>
+              </a:graphicData>
+            </a:graphic>
+          </wp:anchor>
+        </w:drawing>
+      </w:r>
+      <w:r>
+        <w:rPr>
+          <w:rFonts w:ascii="Times New Roman" w:hAnsi="Times New Roman" w:cs="Times New Roman"/>
+          <w:sz w:val="36"/>
+          <w:szCs w:val="36"/>
+        </w:rPr>
+        <w:t>H1,</w:t>
+      </w:r>
+      <w:r>
+        <w:rPr>
+          <w:rFonts w:ascii="Times New Roman" w:hAnsi="Times New Roman" w:cs="Times New Roman"/>
+          <w:sz w:val="36"/>
+          <w:szCs w:val="36"/>
+        </w:rPr>
+        <w:t xml:space="preserve"> </w:t>
+      </w:r>
+      <w:r>
+        <w:rPr>
+          <w:rFonts w:ascii="Times New Roman" w:hAnsi="Times New Roman" w:cs="Times New Roman"/>
+          <w:sz w:val="36"/>
+          <w:szCs w:val="36"/>
+        </w:rPr>
+        <w:t>H2</w:t>
+      </w:r>
+      <w:r>
+        <w:rPr>
+          <w:rFonts w:ascii="Times New Roman" w:hAnsi="Times New Roman" w:cs="Times New Roman"/>
+          <w:sz w:val="36"/>
+          <w:szCs w:val="36"/>
+        </w:rPr>
+        <w:t xml:space="preserve"> </w:t>
+      </w:r>
+      <w:r>
+        <w:rPr>
+          <w:rFonts w:ascii="Times New Roman" w:hAnsi="Times New Roman" w:cs="Times New Roman"/>
+          <w:sz w:val="36"/>
+          <w:szCs w:val="36"/>
+        </w:rPr>
+        <w:t>–</w:t>
+      </w:r>
+      <w:r>
+        <w:rPr>
+          <w:rFonts w:ascii="Times New Roman" w:hAnsi="Times New Roman" w:cs="Times New Roman"/>
+          <w:sz w:val="36"/>
+          <w:szCs w:val="36"/>
+        </w:rPr>
+        <w:t xml:space="preserve"> </w:t>
+      </w:r>
+      <w:r>
+        <w:rPr>
+          <w:rFonts w:ascii="Times New Roman" w:hAnsi="Times New Roman" w:cs="Times New Roman"/>
+          <w:sz w:val="36"/>
+          <w:szCs w:val="36"/>
+        </w:rPr>
+        <w:t>Nem találja trailer</w:t>
+      </w:r>
+      <w:r>
+        <w:rPr>
+          <w:rFonts w:ascii="Times New Roman" w:hAnsi="Times New Roman" w:cs="Times New Roman"/>
+          <w:sz w:val="36"/>
+          <w:szCs w:val="36"/>
+        </w:rPr>
+        <w:t xml:space="preserve"> mezőt az adatbázisban így nem tudja feltölteni a trailer inputot</w:t>
+      </w:r>
+      <w:r>
+        <w:rPr>
+          <w:rFonts w:ascii="Times New Roman" w:hAnsi="Times New Roman" w:cs="Times New Roman"/>
+          <w:sz w:val="36"/>
+          <w:szCs w:val="36"/>
+        </w:rPr>
+        <w:t>.</w:t>
+      </w:r>
     </w:p>
     <w:sectPr>
       <w:pgSz w:w="11906" w:h="16838"/>
@@ -294,6 +1839,163 @@
     </w:sectPr>
   </w:body>
 </w:document>
+</file>
+
+<file path=word/numbering.xml><?xml version="1.0" encoding="utf-8"?>
+<w:numbering xmlns:wpc="http://schemas.microsoft.com/office/word/2010/wordprocessingCanvas" xmlns:cx="http://schemas.microsoft.com/office/drawing/2014/chartex" xmlns:cx1="http://schemas.microsoft.com/office/drawing/2015/9/8/chartex" xmlns:cx2="http://schemas.microsoft.com/office/drawing/2015/10/21/chartex" xmlns:cx3="http://schemas.microsoft.com/office/drawing/2016/5/9/chartex" xmlns:cx4="http://schemas.microsoft.com/office/drawing/2016/5/10/chartex" xmlns:cx5="http://schemas.microsoft.com/office/drawing/2016/5/11/chartex" xmlns:cx6="http://schemas.microsoft.com/office/drawing/2016/5/12/chartex" xmlns:cx7="http://schemas.microsoft.com/office/drawing/2016/5/13/chartex" xmlns:cx8="http://schemas.microsoft.com/office/drawing/2016/5/14/chartex" xmlns:mc="http://schemas.openxmlformats.org/markup-compatibility/2006" xmlns:aink="http://schemas.microsoft.com/office/drawing/2016/ink" xmlns:am3d="http://schemas.microsoft.com/office/drawing/2017/model3d" xmlns:o="urn:schemas-microsoft-com:office:office" xmlns:r="http://schemas.openxmlformats.org/officeDocument/2006/relationships" xmlns:m="http://schemas.openxmlformats.org/officeDocument/2006/math" xmlns:v="urn:schemas-microsoft-com:vml" xmlns:wp14="http://schemas.microsoft.com/office/word/2010/wordprocessingDrawing" xmlns:wp="http://schemas.openxmlformats.org/drawingml/2006/wordprocessingDrawing" xmlns:w10="urn:schemas-microsoft-com:office:word" xmlns:w="http://schemas.openxmlformats.org/wordprocessingml/2006/main" xmlns:w14="http://schemas.microsoft.com/office/word/2010/wordml" xmlns:w15="http://schemas.microsoft.com/office/word/2012/wordml" xmlns:w16cid="http://schemas.microsoft.com/office/word/2016/wordml/cid" xmlns:w16se="http://schemas.microsoft.com/office/word/2015/wordml/symex" xmlns:wpg="http://schemas.microsoft.com/office/word/2010/wordprocessingGroup" xmlns:wpi="http://schemas.microsoft.com/office/word/2010/wordprocessingInk" xmlns:wne="http://schemas.microsoft.com/office/word/2006/wordml" xmlns:wps="http://schemas.microsoft.com/office/word/2010/wordprocessingShape" mc:Ignorable="w14 w15 w16se w16cid wp14">
+  <w:abstractNum w:abstractNumId="0" w15:restartNumberingAfterBreak="0">
+    <w:nsid w:val="558D458B"/>
+    <w:multiLevelType w:val="multilevel"/>
+    <w:tmpl w:val="570CCED4"/>
+    <w:lvl w:ilvl="0">
+      <w:start w:val="1"/>
+      <w:numFmt w:val="bullet"/>
+      <w:lvlText w:val=""/>
+      <w:lvlJc w:val="left"/>
+      <w:pPr>
+        <w:tabs>
+          <w:tab w:val="num" w:pos="720"/>
+        </w:tabs>
+        <w:ind w:left="720" w:hanging="360"/>
+      </w:pPr>
+      <w:rPr>
+        <w:rFonts w:ascii="Symbol" w:hAnsi="Symbol" w:hint="default"/>
+        <w:sz w:val="20"/>
+      </w:rPr>
+    </w:lvl>
+    <w:lvl w:ilvl="1" w:tentative="1">
+      <w:start w:val="1"/>
+      <w:numFmt w:val="bullet"/>
+      <w:lvlText w:val="o"/>
+      <w:lvlJc w:val="left"/>
+      <w:pPr>
+        <w:tabs>
+          <w:tab w:val="num" w:pos="1440"/>
+        </w:tabs>
+        <w:ind w:left="1440" w:hanging="360"/>
+      </w:pPr>
+      <w:rPr>
+        <w:rFonts w:ascii="Courier New" w:hAnsi="Courier New" w:hint="default"/>
+        <w:sz w:val="20"/>
+      </w:rPr>
+    </w:lvl>
+    <w:lvl w:ilvl="2" w:tentative="1">
+      <w:start w:val="1"/>
+      <w:numFmt w:val="bullet"/>
+      <w:lvlText w:val=""/>
+      <w:lvlJc w:val="left"/>
+      <w:pPr>
+        <w:tabs>
+          <w:tab w:val="num" w:pos="2160"/>
+        </w:tabs>
+        <w:ind w:left="2160" w:hanging="360"/>
+      </w:pPr>
+      <w:rPr>
+        <w:rFonts w:ascii="Wingdings" w:hAnsi="Wingdings" w:hint="default"/>
+        <w:sz w:val="20"/>
+      </w:rPr>
+    </w:lvl>
+    <w:lvl w:ilvl="3" w:tentative="1">
+      <w:start w:val="1"/>
+      <w:numFmt w:val="bullet"/>
+      <w:lvlText w:val=""/>
+      <w:lvlJc w:val="left"/>
+      <w:pPr>
+        <w:tabs>
+          <w:tab w:val="num" w:pos="2880"/>
+        </w:tabs>
+        <w:ind w:left="2880" w:hanging="360"/>
+      </w:pPr>
+      <w:rPr>
+        <w:rFonts w:ascii="Wingdings" w:hAnsi="Wingdings" w:hint="default"/>
+        <w:sz w:val="20"/>
+      </w:rPr>
+    </w:lvl>
+    <w:lvl w:ilvl="4" w:tentative="1">
+      <w:start w:val="1"/>
+      <w:numFmt w:val="bullet"/>
+      <w:lvlText w:val=""/>
+      <w:lvlJc w:val="left"/>
+      <w:pPr>
+        <w:tabs>
+          <w:tab w:val="num" w:pos="3600"/>
+        </w:tabs>
+        <w:ind w:left="3600" w:hanging="360"/>
+      </w:pPr>
+      <w:rPr>
+        <w:rFonts w:ascii="Wingdings" w:hAnsi="Wingdings" w:hint="default"/>
+        <w:sz w:val="20"/>
+      </w:rPr>
+    </w:lvl>
+    <w:lvl w:ilvl="5" w:tentative="1">
+      <w:start w:val="1"/>
+      <w:numFmt w:val="bullet"/>
+      <w:lvlText w:val=""/>
+      <w:lvlJc w:val="left"/>
+      <w:pPr>
+        <w:tabs>
+          <w:tab w:val="num" w:pos="4320"/>
+        </w:tabs>
+        <w:ind w:left="4320" w:hanging="360"/>
+      </w:pPr>
+      <w:rPr>
+        <w:rFonts w:ascii="Wingdings" w:hAnsi="Wingdings" w:hint="default"/>
+        <w:sz w:val="20"/>
+      </w:rPr>
+    </w:lvl>
+    <w:lvl w:ilvl="6" w:tentative="1">
+      <w:start w:val="1"/>
+      <w:numFmt w:val="bullet"/>
+      <w:lvlText w:val=""/>
+      <w:lvlJc w:val="left"/>
+      <w:pPr>
+        <w:tabs>
+          <w:tab w:val="num" w:pos="5040"/>
+        </w:tabs>
+        <w:ind w:left="5040" w:hanging="360"/>
+      </w:pPr>
+      <w:rPr>
+        <w:rFonts w:ascii="Wingdings" w:hAnsi="Wingdings" w:hint="default"/>
+        <w:sz w:val="20"/>
+      </w:rPr>
+    </w:lvl>
+    <w:lvl w:ilvl="7" w:tentative="1">
+      <w:start w:val="1"/>
+      <w:numFmt w:val="bullet"/>
+      <w:lvlText w:val=""/>
+      <w:lvlJc w:val="left"/>
+      <w:pPr>
+        <w:tabs>
+          <w:tab w:val="num" w:pos="5760"/>
+        </w:tabs>
+        <w:ind w:left="5760" w:hanging="360"/>
+      </w:pPr>
+      <w:rPr>
+        <w:rFonts w:ascii="Wingdings" w:hAnsi="Wingdings" w:hint="default"/>
+        <w:sz w:val="20"/>
+      </w:rPr>
+    </w:lvl>
+    <w:lvl w:ilvl="8" w:tentative="1">
+      <w:start w:val="1"/>
+      <w:numFmt w:val="bullet"/>
+      <w:lvlText w:val=""/>
+      <w:lvlJc w:val="left"/>
+      <w:pPr>
+        <w:tabs>
+          <w:tab w:val="num" w:pos="6480"/>
+        </w:tabs>
+        <w:ind w:left="6480" w:hanging="360"/>
+      </w:pPr>
+      <w:rPr>
+        <w:rFonts w:ascii="Wingdings" w:hAnsi="Wingdings" w:hint="default"/>
+        <w:sz w:val="20"/>
+      </w:rPr>
+    </w:lvl>
+  </w:abstractNum>
+  <w:num w:numId="1">
+    <w:abstractNumId w:val="0"/>
+  </w:num>
+</w:numbering>
 </file>
 
 <file path=word/styles.xml><?xml version="1.0" encoding="utf-8"?>

--- a/doc/tesztelesi_dokumnetacio.docx
+++ b/doc/tesztelesi_dokumnetacio.docx
@@ -1,9 +1,10 @@
 
 <file path=word/document.xml><?xml version="1.0" encoding="utf-8"?>
-<w:document xmlns:wpc="http://schemas.microsoft.com/office/word/2010/wordprocessingCanvas" xmlns:cx="http://schemas.microsoft.com/office/drawing/2014/chartex" xmlns:cx1="http://schemas.microsoft.com/office/drawing/2015/9/8/chartex" xmlns:cx2="http://schemas.microsoft.com/office/drawing/2015/10/21/chartex" xmlns:cx3="http://schemas.microsoft.com/office/drawing/2016/5/9/chartex" xmlns:cx4="http://schemas.microsoft.com/office/drawing/2016/5/10/chartex" xmlns:cx5="http://schemas.microsoft.com/office/drawing/2016/5/11/chartex" xmlns:cx6="http://schemas.microsoft.com/office/drawing/2016/5/12/chartex" xmlns:cx7="http://schemas.microsoft.com/office/drawing/2016/5/13/chartex" xmlns:cx8="http://schemas.microsoft.com/office/drawing/2016/5/14/chartex" xmlns:mc="http://schemas.openxmlformats.org/markup-compatibility/2006" xmlns:aink="http://schemas.microsoft.com/office/drawing/2016/ink" xmlns:am3d="http://schemas.microsoft.com/office/drawing/2017/model3d" xmlns:o="urn:schemas-microsoft-com:office:office" xmlns:r="http://schemas.openxmlformats.org/officeDocument/2006/relationships" xmlns:m="http://schemas.openxmlformats.org/officeDocument/2006/math" xmlns:v="urn:schemas-microsoft-com:vml" xmlns:wp14="http://schemas.microsoft.com/office/word/2010/wordprocessingDrawing" xmlns:wp="http://schemas.openxmlformats.org/drawingml/2006/wordprocessingDrawing" xmlns:w10="urn:schemas-microsoft-com:office:word" xmlns:w="http://schemas.openxmlformats.org/wordprocessingml/2006/main" xmlns:w14="http://schemas.microsoft.com/office/word/2010/wordml" xmlns:w15="http://schemas.microsoft.com/office/word/2012/wordml" xmlns:w16cid="http://schemas.microsoft.com/office/word/2016/wordml/cid" xmlns:w16se="http://schemas.microsoft.com/office/word/2015/wordml/symex" xmlns:wpg="http://schemas.microsoft.com/office/word/2010/wordprocessingGroup" xmlns:wpi="http://schemas.microsoft.com/office/word/2010/wordprocessingInk" xmlns:wne="http://schemas.microsoft.com/office/word/2006/wordml" xmlns:wps="http://schemas.microsoft.com/office/word/2010/wordprocessingShape" mc:Ignorable="w14 w15 w16se w16cid wp14">
+<w:document xmlns:o="urn:schemas-microsoft-com:office:office" xmlns:r="http://schemas.openxmlformats.org/officeDocument/2006/relationships" xmlns:v="urn:schemas-microsoft-com:vml" xmlns:w="http://schemas.openxmlformats.org/wordprocessingml/2006/main" xmlns:w10="urn:schemas-microsoft-com:office:word" xmlns:wp="http://schemas.openxmlformats.org/drawingml/2006/wordprocessingDrawing" xmlns:pic="http://schemas.openxmlformats.org/drawingml/2006/picture" xmlns:wps="http://schemas.microsoft.com/office/word/2010/wordprocessingShape" xmlns:wpg="http://schemas.microsoft.com/office/word/2010/wordprocessingGroup" xmlns:mc="http://schemas.openxmlformats.org/markup-compatibility/2006" xmlns:wp14="http://schemas.microsoft.com/office/word/2010/wordprocessingDrawing" xmlns:w14="http://schemas.microsoft.com/office/word/2010/wordml" xmlns:w15="http://schemas.microsoft.com/office/word/2012/wordml" mc:Ignorable="w14 wp14 w15">
   <w:body>
     <w:p>
       <w:pPr>
+        <w:pStyle w:val="Normal"/>
         <w:jc w:val="center"/>
         <w:rPr>
           <w:rFonts w:ascii="Times New Roman" w:hAnsi="Times New Roman" w:cs="Times New Roman"/>
@@ -16,7 +17,7 @@
       <w:bookmarkEnd w:id="0"/>
       <w:r>
         <w:rPr>
-          <w:rFonts w:ascii="Times New Roman" w:hAnsi="Times New Roman" w:cs="Times New Roman"/>
+          <w:rFonts w:cs="Times New Roman" w:ascii="Times New Roman" w:hAnsi="Times New Roman"/>
           <w:b/>
           <w:sz w:val="52"/>
           <w:szCs w:val="52"/>
@@ -26,10 +27,15 @@
     </w:p>
     <w:p>
       <w:pPr>
-        <w:spacing w:before="100" w:beforeAutospacing="1" w:after="100" w:afterAutospacing="1" w:line="240" w:lineRule="auto"/>
+        <w:pStyle w:val="Normal"/>
+        <w:numPr>
+          <w:ilvl w:val="0"/>
+          <w:numId w:val="0"/>
+        </w:numPr>
+        <w:spacing w:lineRule="auto" w:line="240" w:beforeAutospacing="1" w:afterAutospacing="1"/>
         <w:outlineLvl w:val="1"/>
         <w:rPr>
-          <w:rFonts w:ascii="Times New Roman" w:eastAsia="Times New Roman" w:hAnsi="Times New Roman" w:cs="Times New Roman"/>
+          <w:rFonts w:ascii="Times New Roman" w:hAnsi="Times New Roman" w:eastAsia="Times New Roman" w:cs="Times New Roman"/>
           <w:bCs/>
           <w:sz w:val="44"/>
           <w:szCs w:val="44"/>
@@ -38,7 +44,7 @@
       </w:pPr>
       <w:r>
         <w:rPr>
-          <w:rFonts w:ascii="Times New Roman" w:eastAsia="Times New Roman" w:hAnsi="Times New Roman" w:cs="Times New Roman"/>
+          <w:rFonts w:eastAsia="Times New Roman" w:cs="Times New Roman" w:ascii="Times New Roman" w:hAnsi="Times New Roman"/>
           <w:bCs/>
           <w:sz w:val="44"/>
           <w:szCs w:val="44"/>
@@ -49,17 +55,18 @@
     </w:p>
     <w:p>
       <w:pPr>
-        <w:spacing w:before="100" w:beforeAutospacing="1" w:after="100" w:afterAutospacing="1" w:line="240" w:lineRule="auto"/>
-        <w:rPr>
-          <w:rFonts w:ascii="Times New Roman" w:eastAsia="Times New Roman" w:hAnsi="Times New Roman" w:cs="Times New Roman"/>
-          <w:sz w:val="36"/>
-          <w:szCs w:val="36"/>
-          <w:lang w:eastAsia="hu-HU"/>
-        </w:rPr>
-      </w:pPr>
-      <w:r>
-        <w:rPr>
-          <w:rFonts w:ascii="Times New Roman" w:eastAsia="Times New Roman" w:hAnsi="Times New Roman" w:cs="Times New Roman"/>
+        <w:pStyle w:val="Normal"/>
+        <w:spacing w:lineRule="auto" w:line="240" w:beforeAutospacing="1" w:afterAutospacing="1"/>
+        <w:rPr>
+          <w:rFonts w:ascii="Times New Roman" w:hAnsi="Times New Roman" w:eastAsia="Times New Roman" w:cs="Times New Roman"/>
+          <w:sz w:val="36"/>
+          <w:szCs w:val="36"/>
+          <w:lang w:eastAsia="hu-HU"/>
+        </w:rPr>
+      </w:pPr>
+      <w:r>
+        <w:rPr>
+          <w:rFonts w:eastAsia="Times New Roman" w:cs="Times New Roman" w:ascii="Times New Roman" w:hAnsi="Times New Roman"/>
           <w:b/>
           <w:bCs/>
           <w:sz w:val="36"/>
@@ -70,25 +77,17 @@
       </w:r>
       <w:r>
         <w:rPr>
-          <w:rFonts w:ascii="Times New Roman" w:eastAsia="Times New Roman" w:hAnsi="Times New Roman" w:cs="Times New Roman"/>
+          <w:rFonts w:eastAsia="Times New Roman" w:cs="Times New Roman" w:ascii="Times New Roman" w:hAnsi="Times New Roman"/>
           <w:sz w:val="36"/>
           <w:szCs w:val="36"/>
           <w:lang w:eastAsia="hu-HU"/>
         </w:rPr>
         <w:t xml:space="preserve"> CosmoScreen</w:t>
-      </w:r>
-      <w:r>
-        <w:rPr>
-          <w:rFonts w:ascii="Times New Roman" w:eastAsia="Times New Roman" w:hAnsi="Times New Roman" w:cs="Times New Roman"/>
-          <w:sz w:val="36"/>
-          <w:szCs w:val="36"/>
-          <w:lang w:eastAsia="hu-HU"/>
-        </w:rPr>
         <w:br/>
       </w:r>
       <w:r>
         <w:rPr>
-          <w:rFonts w:ascii="Times New Roman" w:eastAsia="Times New Roman" w:hAnsi="Times New Roman" w:cs="Times New Roman"/>
+          <w:rFonts w:eastAsia="Times New Roman" w:cs="Times New Roman" w:ascii="Times New Roman" w:hAnsi="Times New Roman"/>
           <w:b/>
           <w:bCs/>
           <w:sz w:val="36"/>
@@ -99,25 +98,17 @@
       </w:r>
       <w:r>
         <w:rPr>
-          <w:rFonts w:ascii="Times New Roman" w:eastAsia="Times New Roman" w:hAnsi="Times New Roman" w:cs="Times New Roman"/>
+          <w:rFonts w:eastAsia="Times New Roman" w:cs="Times New Roman" w:ascii="Times New Roman" w:hAnsi="Times New Roman"/>
           <w:sz w:val="36"/>
           <w:szCs w:val="36"/>
           <w:lang w:eastAsia="hu-HU"/>
         </w:rPr>
         <w:t xml:space="preserve"> WPF desktop alkalmazás</w:t>
-      </w:r>
-      <w:r>
-        <w:rPr>
-          <w:rFonts w:ascii="Times New Roman" w:eastAsia="Times New Roman" w:hAnsi="Times New Roman" w:cs="Times New Roman"/>
-          <w:sz w:val="36"/>
-          <w:szCs w:val="36"/>
-          <w:lang w:eastAsia="hu-HU"/>
-        </w:rPr>
         <w:br/>
       </w:r>
       <w:r>
         <w:rPr>
-          <w:rFonts w:ascii="Times New Roman" w:eastAsia="Times New Roman" w:hAnsi="Times New Roman" w:cs="Times New Roman"/>
+          <w:rFonts w:eastAsia="Times New Roman" w:cs="Times New Roman" w:ascii="Times New Roman" w:hAnsi="Times New Roman"/>
           <w:b/>
           <w:bCs/>
           <w:sz w:val="36"/>
@@ -128,25 +119,17 @@
       </w:r>
       <w:r>
         <w:rPr>
-          <w:rFonts w:ascii="Times New Roman" w:eastAsia="Times New Roman" w:hAnsi="Times New Roman" w:cs="Times New Roman"/>
+          <w:rFonts w:eastAsia="Times New Roman" w:cs="Times New Roman" w:ascii="Times New Roman" w:hAnsi="Times New Roman"/>
           <w:sz w:val="36"/>
           <w:szCs w:val="36"/>
           <w:lang w:eastAsia="hu-HU"/>
         </w:rPr>
         <w:t xml:space="preserve"> Kriván Balázs, Fodor Adrián László</w:t>
-      </w:r>
-      <w:r>
-        <w:rPr>
-          <w:rFonts w:ascii="Times New Roman" w:eastAsia="Times New Roman" w:hAnsi="Times New Roman" w:cs="Times New Roman"/>
-          <w:sz w:val="36"/>
-          <w:szCs w:val="36"/>
-          <w:lang w:eastAsia="hu-HU"/>
-        </w:rPr>
         <w:br/>
       </w:r>
       <w:r>
         <w:rPr>
-          <w:rFonts w:ascii="Times New Roman" w:eastAsia="Times New Roman" w:hAnsi="Times New Roman" w:cs="Times New Roman"/>
+          <w:rFonts w:eastAsia="Times New Roman" w:cs="Times New Roman" w:ascii="Times New Roman" w:hAnsi="Times New Roman"/>
           <w:b/>
           <w:bCs/>
           <w:sz w:val="36"/>
@@ -157,25 +140,17 @@
       </w:r>
       <w:r>
         <w:rPr>
-          <w:rFonts w:ascii="Times New Roman" w:eastAsia="Times New Roman" w:hAnsi="Times New Roman" w:cs="Times New Roman"/>
+          <w:rFonts w:eastAsia="Times New Roman" w:cs="Times New Roman" w:ascii="Times New Roman" w:hAnsi="Times New Roman"/>
           <w:sz w:val="36"/>
           <w:szCs w:val="36"/>
           <w:lang w:eastAsia="hu-HU"/>
         </w:rPr>
         <w:t xml:space="preserve"> Windows 11, .NET 9</w:t>
-      </w:r>
-      <w:r>
-        <w:rPr>
-          <w:rFonts w:ascii="Times New Roman" w:eastAsia="Times New Roman" w:hAnsi="Times New Roman" w:cs="Times New Roman"/>
-          <w:sz w:val="36"/>
-          <w:szCs w:val="36"/>
-          <w:lang w:eastAsia="hu-HU"/>
-        </w:rPr>
         <w:br/>
       </w:r>
       <w:r>
         <w:rPr>
-          <w:rFonts w:ascii="Times New Roman" w:hAnsi="Times New Roman" w:cs="Times New Roman"/>
+          <w:rFonts w:cs="Times New Roman" w:ascii="Times New Roman" w:hAnsi="Times New Roman"/>
           <w:b/>
           <w:sz w:val="36"/>
           <w:szCs w:val="36"/>
@@ -184,7 +159,7 @@
       </w:r>
       <w:r>
         <w:rPr>
-          <w:rFonts w:ascii="Times New Roman" w:hAnsi="Times New Roman" w:cs="Times New Roman"/>
+          <w:rFonts w:cs="Times New Roman" w:ascii="Times New Roman" w:hAnsi="Times New Roman"/>
           <w:sz w:val="36"/>
           <w:szCs w:val="36"/>
         </w:rPr>
@@ -193,16 +168,17 @@
     </w:p>
     <w:p>
       <w:pPr>
-        <w:pStyle w:val="Cmsor2"/>
-        <w:rPr>
-          <w:b w:val="0"/>
+        <w:pStyle w:val="Heading2"/>
+        <w:spacing w:before="280" w:after="280"/>
+        <w:rPr>
+          <w:b w:val="false"/>
           <w:sz w:val="44"/>
           <w:szCs w:val="44"/>
         </w:rPr>
       </w:pPr>
       <w:r>
         <w:rPr>
-          <w:b w:val="0"/>
+          <w:b w:val="false"/>
           <w:sz w:val="44"/>
           <w:szCs w:val="44"/>
         </w:rPr>
@@ -211,7 +187,8 @@
     </w:p>
     <w:p>
       <w:pPr>
-        <w:pStyle w:val="NormlWeb"/>
+        <w:pStyle w:val="NormalWeb"/>
+        <w:spacing w:before="280" w:after="280"/>
         <w:jc w:val="both"/>
         <w:rPr>
           <w:sz w:val="36"/>
@@ -228,20 +205,16 @@
     </w:p>
     <w:p>
       <w:pPr>
-        <w:pStyle w:val="NormlWeb"/>
+        <w:pStyle w:val="NormalWeb"/>
+        <w:spacing w:before="280" w:after="280"/>
         <w:rPr>
           <w:sz w:val="44"/>
           <w:szCs w:val="44"/>
         </w:rPr>
       </w:pPr>
       <w:r>
-        <w:rPr>
-          <w:noProof/>
-          <w:sz w:val="44"/>
-          <w:szCs w:val="44"/>
-        </w:rPr>
         <w:drawing>
-          <wp:anchor distT="0" distB="0" distL="114300" distR="114300" simplePos="0" relativeHeight="251658240" behindDoc="0" locked="0" layoutInCell="1" allowOverlap="1" wp14:anchorId="35D773B3" wp14:editId="7641994F">
+          <wp:anchor distT="0" distB="0" distL="114300" distR="114300" simplePos="0" relativeHeight="2" behindDoc="0" locked="0" layoutInCell="0" allowOverlap="1">
             <wp:simplePos x="0" y="0"/>
             <wp:positionH relativeFrom="margin">
               <wp:align>center</wp:align>
@@ -250,7 +223,7 @@
               <wp:posOffset>530225</wp:posOffset>
             </wp:positionV>
             <wp:extent cx="6835140" cy="3873500"/>
-            <wp:effectExtent l="0" t="0" r="3810" b="0"/>
+            <wp:effectExtent l="0" t="0" r="0" b="0"/>
             <wp:wrapSquare wrapText="bothSides"/>
             <wp:docPr id="1" name="Kép 1"/>
             <wp:cNvGraphicFramePr>
@@ -260,22 +233,18 @@
               <a:graphicData uri="http://schemas.openxmlformats.org/drawingml/2006/picture">
                 <pic:pic xmlns:pic="http://schemas.openxmlformats.org/drawingml/2006/picture">
                   <pic:nvPicPr>
-                    <pic:cNvPr id="1" name="test_table.png"/>
-                    <pic:cNvPicPr/>
+                    <pic:cNvPr id="1" name="Kép 1"/>
+                    <pic:cNvPicPr>
+                      <a:picLocks noChangeAspect="1" noChangeArrowheads="1"/>
+                    </pic:cNvPicPr>
                   </pic:nvPicPr>
                   <pic:blipFill>
-                    <a:blip r:embed="rId5">
-                      <a:extLst>
-                        <a:ext uri="{28A0092B-C50C-407E-A947-70E740481C1C}">
-                          <a14:useLocalDpi xmlns:a14="http://schemas.microsoft.com/office/drawing/2010/main" val="0"/>
-                        </a:ext>
-                      </a:extLst>
-                    </a:blip>
+                    <a:blip r:embed="rId2"/>
                     <a:stretch>
                       <a:fillRect/>
                     </a:stretch>
                   </pic:blipFill>
-                  <pic:spPr>
+                  <pic:spPr bwMode="auto">
                     <a:xfrm>
                       <a:off x="0" y="0"/>
                       <a:ext cx="6835140" cy="3873500"/>
@@ -283,16 +252,11 @@
                     <a:prstGeom prst="rect">
                       <a:avLst/>
                     </a:prstGeom>
+                    <a:noFill/>
                   </pic:spPr>
                 </pic:pic>
               </a:graphicData>
             </a:graphic>
-            <wp14:sizeRelH relativeFrom="margin">
-              <wp14:pctWidth>0</wp14:pctWidth>
-            </wp14:sizeRelH>
-            <wp14:sizeRelV relativeFrom="margin">
-              <wp14:pctHeight>0</wp14:pctHeight>
-            </wp14:sizeRelV>
           </wp:anchor>
         </w:drawing>
       </w:r>
@@ -306,46 +270,43 @@
     </w:p>
     <w:p>
       <w:pPr>
-        <w:rPr>
-          <w:rFonts w:ascii="Times New Roman" w:eastAsia="Times New Roman" w:hAnsi="Times New Roman" w:cs="Times New Roman"/>
-          <w:sz w:val="36"/>
-          <w:szCs w:val="36"/>
-          <w:lang w:eastAsia="hu-HU"/>
-        </w:rPr>
-      </w:pPr>
-      <w:r>
-        <w:rPr>
-          <w:sz w:val="36"/>
-          <w:szCs w:val="36"/>
-        </w:rPr>
+        <w:pStyle w:val="Normal"/>
+        <w:rPr>
+          <w:rFonts w:ascii="Times New Roman" w:hAnsi="Times New Roman" w:eastAsia="Times New Roman" w:cs="Times New Roman"/>
+          <w:sz w:val="36"/>
+          <w:szCs w:val="36"/>
+          <w:lang w:eastAsia="hu-HU"/>
+        </w:rPr>
+      </w:pPr>
+      <w:r>
+        <w:rPr>
+          <w:rFonts w:eastAsia="Times New Roman" w:cs="Times New Roman" w:ascii="Times New Roman" w:hAnsi="Times New Roman"/>
+          <w:sz w:val="36"/>
+          <w:szCs w:val="36"/>
+          <w:lang w:eastAsia="hu-HU"/>
+        </w:rPr>
+      </w:r>
+      <w:r>
         <w:br w:type="page"/>
       </w:r>
     </w:p>
     <w:p>
       <w:pPr>
-        <w:pStyle w:val="Cmsor2"/>
-        <w:rPr>
-          <w:b w:val="0"/>
+        <w:pStyle w:val="Heading2"/>
+        <w:spacing w:before="0" w:after="280"/>
+        <w:rPr>
+          <w:b w:val="false"/>
           <w:sz w:val="44"/>
           <w:szCs w:val="44"/>
         </w:rPr>
       </w:pPr>
       <w:r>
         <w:rPr>
-          <w:b w:val="0"/>
+          <w:b w:val="false"/>
           <w:sz w:val="44"/>
           <w:szCs w:val="44"/>
         </w:rPr>
-        <w:lastRenderedPageBreak/>
-        <w:t>4</w:t>
-      </w:r>
-      <w:r>
-        <w:rPr>
-          <w:b w:val="0"/>
-          <w:sz w:val="44"/>
-          <w:szCs w:val="44"/>
-        </w:rPr>
-        <w:t>. Talált hibák</w:t>
+        <w:t>4. Talált hibák</w:t>
       </w:r>
     </w:p>
     <w:tbl>
@@ -353,62 +314,98 @@
         <w:tblStyle w:val="Rcsostblzat"/>
         <w:tblW w:w="9351" w:type="dxa"/>
         <w:jc w:val="center"/>
-        <w:tblLook w:val="04A0" w:firstRow="1" w:lastRow="0" w:firstColumn="1" w:lastColumn="0" w:noHBand="0" w:noVBand="1"/>
+        <w:tblInd w:w="0" w:type="dxa"/>
+        <w:tblLayout w:type="fixed"/>
+        <w:tblCellMar>
+          <w:top w:w="0" w:type="dxa"/>
+          <w:start w:w="108" w:type="dxa"/>
+          <w:bottom w:w="0" w:type="dxa"/>
+          <w:end w:w="108" w:type="dxa"/>
+        </w:tblCellMar>
+        <w:tblLook w:firstRow="1" w:noVBand="1" w:lastRow="0" w:firstColumn="1" w:lastColumn="0" w:noHBand="0" w:val="04a0"/>
       </w:tblPr>
       <w:tblGrid>
         <w:gridCol w:w="988"/>
-        <w:gridCol w:w="3542"/>
-        <w:gridCol w:w="2553"/>
+        <w:gridCol w:w="3541"/>
+        <w:gridCol w:w="2554"/>
         <w:gridCol w:w="2268"/>
       </w:tblGrid>
       <w:tr>
-        <w:trPr>
-          <w:jc w:val="center"/>
-        </w:trPr>
+        <w:trPr/>
         <w:tc>
           <w:tcPr>
             <w:tcW w:w="988" w:type="dxa"/>
+            <w:tcBorders/>
             <w:vAlign w:val="center"/>
           </w:tcPr>
           <w:p>
             <w:pPr>
-              <w:pStyle w:val="Cmsor2"/>
+              <w:pStyle w:val="Heading2"/>
+              <w:widowControl/>
+              <w:spacing w:before="0" w:after="0"/>
               <w:jc w:val="center"/>
-              <w:outlineLvl w:val="1"/>
+              <w:rPr>
+                <w:kern w:val="0"/>
+                <w:lang w:val="hu-HU" w:bidi="ar-SA"/>
+              </w:rPr>
             </w:pPr>
             <w:r>
+              <w:rPr>
+                <w:kern w:val="0"/>
+                <w:lang w:val="hu-HU" w:bidi="ar-SA"/>
+              </w:rPr>
               <w:t>ID</w:t>
             </w:r>
           </w:p>
         </w:tc>
         <w:tc>
           <w:tcPr>
-            <w:tcW w:w="3542" w:type="dxa"/>
+            <w:tcW w:w="3541" w:type="dxa"/>
+            <w:tcBorders/>
             <w:vAlign w:val="center"/>
           </w:tcPr>
           <w:p>
             <w:pPr>
-              <w:pStyle w:val="Cmsor2"/>
+              <w:pStyle w:val="Heading2"/>
+              <w:widowControl/>
+              <w:spacing w:before="0" w:after="0"/>
               <w:jc w:val="center"/>
-              <w:outlineLvl w:val="1"/>
+              <w:rPr>
+                <w:kern w:val="0"/>
+                <w:lang w:val="hu-HU" w:bidi="ar-SA"/>
+              </w:rPr>
             </w:pPr>
             <w:r>
+              <w:rPr>
+                <w:kern w:val="0"/>
+                <w:lang w:val="hu-HU" w:bidi="ar-SA"/>
+              </w:rPr>
               <w:t>Leírás</w:t>
             </w:r>
           </w:p>
         </w:tc>
         <w:tc>
           <w:tcPr>
-            <w:tcW w:w="2553" w:type="dxa"/>
+            <w:tcW w:w="2554" w:type="dxa"/>
+            <w:tcBorders/>
             <w:vAlign w:val="center"/>
           </w:tcPr>
           <w:p>
             <w:pPr>
-              <w:pStyle w:val="Cmsor2"/>
+              <w:pStyle w:val="Heading2"/>
+              <w:widowControl/>
+              <w:spacing w:before="0" w:after="0"/>
               <w:jc w:val="center"/>
-              <w:outlineLvl w:val="1"/>
+              <w:rPr>
+                <w:kern w:val="0"/>
+                <w:lang w:val="hu-HU" w:bidi="ar-SA"/>
+              </w:rPr>
             </w:pPr>
             <w:r>
+              <w:rPr>
+                <w:kern w:val="0"/>
+                <w:lang w:val="hu-HU" w:bidi="ar-SA"/>
+              </w:rPr>
               <w:t>Súlyosság</w:t>
             </w:r>
           </w:p>
@@ -416,41 +413,53 @@
         <w:tc>
           <w:tcPr>
             <w:tcW w:w="2268" w:type="dxa"/>
+            <w:tcBorders/>
             <w:vAlign w:val="center"/>
           </w:tcPr>
           <w:p>
             <w:pPr>
-              <w:pStyle w:val="Cmsor2"/>
+              <w:pStyle w:val="Heading2"/>
+              <w:widowControl/>
+              <w:spacing w:before="0" w:after="0"/>
               <w:jc w:val="center"/>
-              <w:outlineLvl w:val="1"/>
+              <w:rPr>
+                <w:kern w:val="0"/>
+                <w:lang w:val="hu-HU" w:bidi="ar-SA"/>
+              </w:rPr>
             </w:pPr>
             <w:r>
+              <w:rPr>
+                <w:kern w:val="0"/>
+                <w:lang w:val="hu-HU" w:bidi="ar-SA"/>
+              </w:rPr>
               <w:t>Állapot</w:t>
             </w:r>
           </w:p>
         </w:tc>
       </w:tr>
       <w:tr>
-        <w:trPr>
-          <w:jc w:val="center"/>
-        </w:trPr>
+        <w:trPr/>
         <w:tc>
           <w:tcPr>
             <w:tcW w:w="988" w:type="dxa"/>
+            <w:tcBorders/>
             <w:vAlign w:val="center"/>
           </w:tcPr>
           <w:p>
             <w:pPr>
-              <w:pStyle w:val="Cmsor2"/>
+              <w:pStyle w:val="Heading2"/>
+              <w:widowControl/>
+              <w:spacing w:before="0" w:after="0"/>
               <w:jc w:val="center"/>
-              <w:outlineLvl w:val="1"/>
-              <w:rPr>
-                <w:b w:val="0"/>
+              <w:rPr>
+                <w:b w:val="false"/>
               </w:rPr>
             </w:pPr>
             <w:r>
               <w:rPr>
-                <w:b w:val="0"/>
+                <w:b w:val="false"/>
+                <w:kern w:val="0"/>
+                <w:lang w:val="hu-HU" w:bidi="ar-SA"/>
               </w:rPr>
               <w:t>H1</w:t>
             </w:r>
@@ -458,21 +467,25 @@
         </w:tc>
         <w:tc>
           <w:tcPr>
-            <w:tcW w:w="3542" w:type="dxa"/>
+            <w:tcW w:w="3541" w:type="dxa"/>
+            <w:tcBorders/>
             <w:vAlign w:val="center"/>
           </w:tcPr>
           <w:p>
             <w:pPr>
-              <w:pStyle w:val="Cmsor2"/>
+              <w:pStyle w:val="Heading2"/>
+              <w:widowControl/>
+              <w:spacing w:before="0" w:after="0"/>
               <w:jc w:val="center"/>
-              <w:outlineLvl w:val="1"/>
-              <w:rPr>
-                <w:b w:val="0"/>
+              <w:rPr>
+                <w:b w:val="false"/>
               </w:rPr>
             </w:pPr>
             <w:r>
               <w:rPr>
-                <w:b w:val="0"/>
+                <w:b w:val="false"/>
+                <w:kern w:val="0"/>
+                <w:lang w:val="hu-HU" w:bidi="ar-SA"/>
               </w:rPr>
               <w:t>Trailer mező a törlése után bennmaradt az SQL syntaxban így működés képtelenné teszi az oldalt</w:t>
             </w:r>
@@ -480,21 +493,25 @@
         </w:tc>
         <w:tc>
           <w:tcPr>
-            <w:tcW w:w="2553" w:type="dxa"/>
+            <w:tcW w:w="2554" w:type="dxa"/>
+            <w:tcBorders/>
             <w:vAlign w:val="center"/>
           </w:tcPr>
           <w:p>
             <w:pPr>
-              <w:pStyle w:val="Cmsor2"/>
+              <w:pStyle w:val="Heading2"/>
+              <w:widowControl/>
+              <w:spacing w:before="0" w:after="0"/>
               <w:jc w:val="center"/>
-              <w:outlineLvl w:val="1"/>
-              <w:rPr>
-                <w:b w:val="0"/>
+              <w:rPr>
+                <w:b w:val="false"/>
               </w:rPr>
             </w:pPr>
             <w:r>
               <w:rPr>
-                <w:b w:val="0"/>
+                <w:b w:val="false"/>
+                <w:kern w:val="0"/>
+                <w:lang w:val="hu-HU" w:bidi="ar-SA"/>
               </w:rPr>
               <w:t>Súlyos</w:t>
             </w:r>
@@ -503,20 +520,24 @@
         <w:tc>
           <w:tcPr>
             <w:tcW w:w="2268" w:type="dxa"/>
+            <w:tcBorders/>
             <w:vAlign w:val="center"/>
           </w:tcPr>
           <w:p>
             <w:pPr>
-              <w:pStyle w:val="Cmsor2"/>
+              <w:pStyle w:val="Heading2"/>
+              <w:widowControl/>
+              <w:spacing w:before="0" w:after="0"/>
               <w:jc w:val="center"/>
-              <w:outlineLvl w:val="1"/>
-              <w:rPr>
-                <w:b w:val="0"/>
+              <w:rPr>
+                <w:b w:val="false"/>
               </w:rPr>
             </w:pPr>
             <w:r>
               <w:rPr>
-                <w:b w:val="0"/>
+                <w:b w:val="false"/>
+                <w:kern w:val="0"/>
+                <w:lang w:val="hu-HU" w:bidi="ar-SA"/>
               </w:rPr>
               <w:t>Javítva</w:t>
             </w:r>
@@ -524,26 +545,28 @@
         </w:tc>
       </w:tr>
       <w:tr>
-        <w:trPr>
-          <w:jc w:val="center"/>
-        </w:trPr>
+        <w:trPr/>
         <w:tc>
           <w:tcPr>
             <w:tcW w:w="988" w:type="dxa"/>
+            <w:tcBorders/>
             <w:vAlign w:val="center"/>
           </w:tcPr>
           <w:p>
             <w:pPr>
-              <w:pStyle w:val="Cmsor2"/>
+              <w:pStyle w:val="Heading2"/>
+              <w:widowControl/>
+              <w:spacing w:before="0" w:after="0"/>
               <w:jc w:val="center"/>
-              <w:outlineLvl w:val="1"/>
-              <w:rPr>
-                <w:b w:val="0"/>
+              <w:rPr>
+                <w:b w:val="false"/>
               </w:rPr>
             </w:pPr>
             <w:r>
               <w:rPr>
-                <w:b w:val="0"/>
+                <w:b w:val="false"/>
+                <w:kern w:val="0"/>
+                <w:lang w:val="hu-HU" w:bidi="ar-SA"/>
               </w:rPr>
               <w:t>H2</w:t>
             </w:r>
@@ -551,21 +574,25 @@
         </w:tc>
         <w:tc>
           <w:tcPr>
-            <w:tcW w:w="3542" w:type="dxa"/>
+            <w:tcW w:w="3541" w:type="dxa"/>
+            <w:tcBorders/>
             <w:vAlign w:val="center"/>
           </w:tcPr>
           <w:p>
             <w:pPr>
-              <w:pStyle w:val="Cmsor2"/>
+              <w:pStyle w:val="Heading2"/>
+              <w:widowControl/>
+              <w:spacing w:before="0" w:after="0"/>
               <w:jc w:val="center"/>
-              <w:outlineLvl w:val="1"/>
-              <w:rPr>
-                <w:b w:val="0"/>
+              <w:rPr>
+                <w:b w:val="false"/>
               </w:rPr>
             </w:pPr>
             <w:r>
               <w:rPr>
-                <w:b w:val="0"/>
+                <w:b w:val="false"/>
+                <w:kern w:val="0"/>
+                <w:lang w:val="hu-HU" w:bidi="ar-SA"/>
               </w:rPr>
               <w:t>Trailer input a wpf nézetben</w:t>
             </w:r>
@@ -573,21 +600,25 @@
         </w:tc>
         <w:tc>
           <w:tcPr>
-            <w:tcW w:w="2553" w:type="dxa"/>
+            <w:tcW w:w="2554" w:type="dxa"/>
+            <w:tcBorders/>
             <w:vAlign w:val="center"/>
           </w:tcPr>
           <w:p>
             <w:pPr>
-              <w:pStyle w:val="Cmsor2"/>
+              <w:pStyle w:val="Heading2"/>
+              <w:widowControl/>
+              <w:spacing w:before="0" w:after="0"/>
               <w:jc w:val="center"/>
-              <w:outlineLvl w:val="1"/>
-              <w:rPr>
-                <w:b w:val="0"/>
+              <w:rPr>
+                <w:b w:val="false"/>
               </w:rPr>
             </w:pPr>
             <w:r>
               <w:rPr>
-                <w:b w:val="0"/>
+                <w:b w:val="false"/>
+                <w:kern w:val="0"/>
+                <w:lang w:val="hu-HU" w:bidi="ar-SA"/>
               </w:rPr>
               <w:t>Alacsony</w:t>
             </w:r>
@@ -596,22 +627,403 @@
         <w:tc>
           <w:tcPr>
             <w:tcW w:w="2268" w:type="dxa"/>
+            <w:tcBorders/>
             <w:vAlign w:val="center"/>
           </w:tcPr>
           <w:p>
             <w:pPr>
-              <w:pStyle w:val="Cmsor2"/>
+              <w:pStyle w:val="Heading2"/>
+              <w:widowControl/>
+              <w:spacing w:before="0" w:after="0"/>
               <w:jc w:val="center"/>
-              <w:outlineLvl w:val="1"/>
-              <w:rPr>
-                <w:b w:val="0"/>
+              <w:rPr>
+                <w:b w:val="false"/>
               </w:rPr>
             </w:pPr>
             <w:r>
               <w:rPr>
-                <w:b w:val="0"/>
+                <w:b w:val="false"/>
+                <w:kern w:val="0"/>
+                <w:lang w:val="hu-HU" w:bidi="ar-SA"/>
               </w:rPr>
               <w:t>Javítva</w:t>
+            </w:r>
+          </w:p>
+        </w:tc>
+      </w:tr>
+      <w:tr>
+        <w:trPr/>
+        <w:tc>
+          <w:tcPr>
+            <w:tcW w:w="988" w:type="dxa"/>
+            <w:tcBorders>
+              <w:top w:val="nil"/>
+            </w:tcBorders>
+            <w:vAlign w:val="center"/>
+          </w:tcPr>
+          <w:p>
+            <w:pPr>
+              <w:pStyle w:val="Heading2"/>
+              <w:widowControl/>
+              <w:spacing w:before="0" w:after="0"/>
+              <w:jc w:val="center"/>
+              <w:rPr>
+                <w:b w:val="false"/>
+              </w:rPr>
+            </w:pPr>
+            <w:r>
+              <w:rPr>
+                <w:b w:val="false"/>
+                <w:kern w:val="0"/>
+                <w:lang w:val="hu-HU" w:bidi="ar-SA"/>
+              </w:rPr>
+              <w:t>H3</w:t>
+            </w:r>
+          </w:p>
+        </w:tc>
+        <w:tc>
+          <w:tcPr>
+            <w:tcW w:w="3541" w:type="dxa"/>
+            <w:tcBorders>
+              <w:top w:val="nil"/>
+            </w:tcBorders>
+            <w:vAlign w:val="center"/>
+          </w:tcPr>
+          <w:p>
+            <w:pPr>
+              <w:pStyle w:val="Heading2"/>
+              <w:widowControl/>
+              <w:spacing w:before="0" w:after="0"/>
+              <w:jc w:val="center"/>
+              <w:rPr>
+                <w:b w:val="false"/>
+              </w:rPr>
+            </w:pPr>
+            <w:r>
+              <w:rPr>
+                <w:b w:val="false"/>
+                <w:kern w:val="0"/>
+                <w:lang w:val="hu-HU" w:bidi="ar-SA"/>
+              </w:rPr>
+              <w:t xml:space="preserve">Kijelentkezés után nem enged </w:t>
+            </w:r>
+            <w:r>
+              <w:rPr>
+                <w:b w:val="false"/>
+                <w:kern w:val="0"/>
+                <w:lang w:val="hu-HU" w:bidi="ar-SA"/>
+              </w:rPr>
+              <w:t>ú</w:t>
+            </w:r>
+            <w:r>
+              <w:rPr>
+                <w:b w:val="false"/>
+                <w:kern w:val="0"/>
+                <w:lang w:val="hu-HU" w:bidi="ar-SA"/>
+              </w:rPr>
+              <w:t xml:space="preserve">jra bejelentkezni, </w:t>
+            </w:r>
+            <w:r>
+              <w:rPr>
+                <w:b w:val="false"/>
+                <w:kern w:val="0"/>
+                <w:lang w:val="hu-HU" w:bidi="ar-SA"/>
+              </w:rPr>
+              <w:t>mert az ablakok nem záródnak be rendesen</w:t>
+            </w:r>
+          </w:p>
+        </w:tc>
+        <w:tc>
+          <w:tcPr>
+            <w:tcW w:w="2554" w:type="dxa"/>
+            <w:tcBorders>
+              <w:top w:val="nil"/>
+            </w:tcBorders>
+            <w:vAlign w:val="center"/>
+          </w:tcPr>
+          <w:p>
+            <w:pPr>
+              <w:pStyle w:val="Heading2"/>
+              <w:widowControl/>
+              <w:spacing w:before="0" w:after="0"/>
+              <w:jc w:val="center"/>
+              <w:rPr>
+                <w:b w:val="false"/>
+              </w:rPr>
+            </w:pPr>
+            <w:r>
+              <w:rPr>
+                <w:b w:val="false"/>
+                <w:kern w:val="0"/>
+                <w:lang w:val="hu-HU" w:bidi="ar-SA"/>
+              </w:rPr>
+              <w:t>Közepes</w:t>
+            </w:r>
+          </w:p>
+        </w:tc>
+        <w:tc>
+          <w:tcPr>
+            <w:tcW w:w="2268" w:type="dxa"/>
+            <w:tcBorders>
+              <w:top w:val="nil"/>
+            </w:tcBorders>
+            <w:vAlign w:val="center"/>
+          </w:tcPr>
+          <w:p>
+            <w:pPr>
+              <w:pStyle w:val="Heading2"/>
+              <w:widowControl/>
+              <w:spacing w:before="0" w:after="0"/>
+              <w:jc w:val="center"/>
+              <w:rPr>
+                <w:b w:val="false"/>
+              </w:rPr>
+            </w:pPr>
+            <w:r>
+              <w:rPr>
+                <w:b w:val="false"/>
+                <w:kern w:val="0"/>
+                <w:lang w:val="hu-HU" w:bidi="ar-SA"/>
+              </w:rPr>
+              <w:t>Javítva</w:t>
+            </w:r>
+          </w:p>
+        </w:tc>
+      </w:tr>
+      <w:tr>
+        <w:trPr/>
+        <w:tc>
+          <w:tcPr>
+            <w:tcW w:w="988" w:type="dxa"/>
+            <w:tcBorders>
+              <w:top w:val="nil"/>
+            </w:tcBorders>
+            <w:vAlign w:val="center"/>
+          </w:tcPr>
+          <w:p>
+            <w:pPr>
+              <w:pStyle w:val="Heading2"/>
+              <w:widowControl/>
+              <w:spacing w:before="0" w:after="0"/>
+              <w:jc w:val="center"/>
+              <w:rPr>
+                <w:b w:val="false"/>
+              </w:rPr>
+            </w:pPr>
+            <w:r>
+              <w:rPr>
+                <w:b w:val="false"/>
+                <w:kern w:val="0"/>
+                <w:lang w:val="hu-HU" w:bidi="ar-SA"/>
+              </w:rPr>
+              <w:t>H4</w:t>
+            </w:r>
+          </w:p>
+        </w:tc>
+        <w:tc>
+          <w:tcPr>
+            <w:tcW w:w="3541" w:type="dxa"/>
+            <w:tcBorders>
+              <w:top w:val="nil"/>
+            </w:tcBorders>
+            <w:vAlign w:val="center"/>
+          </w:tcPr>
+          <w:p>
+            <w:pPr>
+              <w:pStyle w:val="Heading2"/>
+              <w:widowControl/>
+              <w:spacing w:before="0" w:after="0"/>
+              <w:jc w:val="center"/>
+              <w:rPr>
+                <w:b w:val="false"/>
+              </w:rPr>
+            </w:pPr>
+            <w:r>
+              <w:rPr>
+                <w:b w:val="false"/>
+                <w:kern w:val="0"/>
+                <w:lang w:val="hu-HU" w:bidi="ar-SA"/>
+              </w:rPr>
+              <w:t xml:space="preserve">Kijelentkezés gomb rákattintásakor bezárja az egész programot </w:t>
+            </w:r>
+            <w:r>
+              <w:rPr>
+                <w:b w:val="false"/>
+                <w:kern w:val="0"/>
+                <w:lang w:val="hu-HU" w:bidi="ar-SA"/>
+              </w:rPr>
+              <w:t>és  nem dobja be a bejelentkezés oldalt, ezt az ExitApp metódus okozza</w:t>
+            </w:r>
+          </w:p>
+        </w:tc>
+        <w:tc>
+          <w:tcPr>
+            <w:tcW w:w="2554" w:type="dxa"/>
+            <w:tcBorders>
+              <w:top w:val="nil"/>
+            </w:tcBorders>
+            <w:vAlign w:val="center"/>
+          </w:tcPr>
+          <w:p>
+            <w:pPr>
+              <w:pStyle w:val="Heading2"/>
+              <w:widowControl/>
+              <w:spacing w:before="0" w:after="0"/>
+              <w:jc w:val="center"/>
+              <w:rPr>
+                <w:b w:val="false"/>
+              </w:rPr>
+            </w:pPr>
+            <w:r>
+              <w:rPr>
+                <w:b w:val="false"/>
+                <w:kern w:val="0"/>
+                <w:lang w:val="hu-HU" w:bidi="ar-SA"/>
+              </w:rPr>
+              <w:t>Súlyos</w:t>
+            </w:r>
+          </w:p>
+        </w:tc>
+        <w:tc>
+          <w:tcPr>
+            <w:tcW w:w="2268" w:type="dxa"/>
+            <w:tcBorders>
+              <w:top w:val="nil"/>
+            </w:tcBorders>
+            <w:vAlign w:val="center"/>
+          </w:tcPr>
+          <w:p>
+            <w:pPr>
+              <w:pStyle w:val="Heading2"/>
+              <w:widowControl/>
+              <w:spacing w:before="0" w:after="0"/>
+              <w:jc w:val="center"/>
+              <w:rPr>
+                <w:b w:val="false"/>
+              </w:rPr>
+            </w:pPr>
+            <w:r>
+              <w:rPr>
+                <w:b w:val="false"/>
+                <w:kern w:val="0"/>
+                <w:lang w:val="hu-HU" w:bidi="ar-SA"/>
+              </w:rPr>
+              <w:t>Javítva</w:t>
+            </w:r>
+          </w:p>
+        </w:tc>
+      </w:tr>
+      <w:tr>
+        <w:trPr/>
+        <w:tc>
+          <w:tcPr>
+            <w:tcW w:w="988" w:type="dxa"/>
+            <w:tcBorders>
+              <w:top w:val="nil"/>
+            </w:tcBorders>
+            <w:vAlign w:val="center"/>
+          </w:tcPr>
+          <w:p>
+            <w:pPr>
+              <w:pStyle w:val="Heading2"/>
+              <w:widowControl/>
+              <w:spacing w:before="0" w:after="0"/>
+              <w:jc w:val="center"/>
+              <w:rPr>
+                <w:b w:val="false"/>
+              </w:rPr>
+            </w:pPr>
+            <w:r>
+              <w:rPr>
+                <w:b w:val="false"/>
+                <w:kern w:val="0"/>
+                <w:lang w:val="hu-HU" w:bidi="ar-SA"/>
+              </w:rPr>
+              <w:t>H5</w:t>
+            </w:r>
+          </w:p>
+        </w:tc>
+        <w:tc>
+          <w:tcPr>
+            <w:tcW w:w="3541" w:type="dxa"/>
+            <w:tcBorders>
+              <w:top w:val="nil"/>
+            </w:tcBorders>
+            <w:vAlign w:val="center"/>
+          </w:tcPr>
+          <w:p>
+            <w:pPr>
+              <w:pStyle w:val="Heading2"/>
+              <w:widowControl/>
+              <w:spacing w:before="0" w:after="0"/>
+              <w:jc w:val="center"/>
+              <w:rPr>
+                <w:b w:val="false"/>
+              </w:rPr>
+            </w:pPr>
+            <w:r>
+              <w:rPr>
+                <w:b w:val="false"/>
+                <w:kern w:val="0"/>
+                <w:lang w:val="hu-HU" w:bidi="ar-SA"/>
+              </w:rPr>
+              <w:t>Amikor a film, színészek, felhasználók, büfé oldalon vagyunk és a jobb felső X-re kattintunk akkor nem záródik be teljesen az alkalmazás</w:t>
+            </w:r>
+          </w:p>
+        </w:tc>
+        <w:tc>
+          <w:tcPr>
+            <w:tcW w:w="2554" w:type="dxa"/>
+            <w:tcBorders>
+              <w:top w:val="nil"/>
+            </w:tcBorders>
+            <w:vAlign w:val="center"/>
+          </w:tcPr>
+          <w:p>
+            <w:pPr>
+              <w:pStyle w:val="Heading2"/>
+              <w:widowControl/>
+              <w:spacing w:before="0" w:after="0"/>
+              <w:jc w:val="center"/>
+              <w:rPr>
+                <w:b w:val="false"/>
+              </w:rPr>
+            </w:pPr>
+            <w:r>
+              <w:rPr>
+                <w:b w:val="false"/>
+                <w:kern w:val="0"/>
+                <w:lang w:val="hu-HU" w:bidi="ar-SA"/>
+              </w:rPr>
+              <w:t>Közepes</w:t>
+            </w:r>
+          </w:p>
+        </w:tc>
+        <w:tc>
+          <w:tcPr>
+            <w:tcW w:w="2268" w:type="dxa"/>
+            <w:tcBorders>
+              <w:top w:val="nil"/>
+            </w:tcBorders>
+            <w:vAlign w:val="center"/>
+          </w:tcPr>
+          <w:p>
+            <w:pPr>
+              <w:pStyle w:val="Heading2"/>
+              <w:widowControl/>
+              <w:spacing w:before="0" w:after="0"/>
+              <w:jc w:val="center"/>
+              <w:rPr>
+                <w:b w:val="false"/>
+              </w:rPr>
+            </w:pPr>
+            <w:r>
+              <w:rPr>
+                <w:b w:val="false"/>
+                <w:kern w:val="0"/>
+                <w:lang w:val="hu-HU" w:bidi="ar-SA"/>
+              </w:rPr>
+              <w:t>Nincs Javítva</w:t>
             </w:r>
           </w:p>
         </w:tc>
@@ -619,10 +1031,15 @@
     </w:tbl>
     <w:p>
       <w:pPr>
-        <w:spacing w:before="960" w:after="100" w:afterAutospacing="1" w:line="240" w:lineRule="auto"/>
+        <w:pStyle w:val="Normal"/>
+        <w:numPr>
+          <w:ilvl w:val="0"/>
+          <w:numId w:val="0"/>
+        </w:numPr>
+        <w:spacing w:lineRule="auto" w:line="240" w:before="960" w:afterAutospacing="1"/>
         <w:outlineLvl w:val="1"/>
         <w:rPr>
-          <w:rFonts w:ascii="Times New Roman" w:eastAsia="Times New Roman" w:hAnsi="Times New Roman" w:cs="Times New Roman"/>
+          <w:rFonts w:ascii="Times New Roman" w:hAnsi="Times New Roman" w:eastAsia="Times New Roman" w:cs="Times New Roman"/>
           <w:bCs/>
           <w:sz w:val="44"/>
           <w:szCs w:val="44"/>
@@ -631,42 +1048,60 @@
       </w:pPr>
       <w:r>
         <w:rPr>
-          <w:rFonts w:ascii="Times New Roman" w:eastAsia="Times New Roman" w:hAnsi="Times New Roman" w:cs="Times New Roman"/>
+          <w:rFonts w:eastAsia="Times New Roman" w:cs="Times New Roman" w:ascii="Times New Roman" w:hAnsi="Times New Roman"/>
           <w:bCs/>
           <w:sz w:val="44"/>
           <w:szCs w:val="44"/>
           <w:lang w:eastAsia="hu-HU"/>
         </w:rPr>
-        <w:t>5</w:t>
-      </w:r>
-      <w:r>
-        <w:rPr>
-          <w:rFonts w:ascii="Times New Roman" w:eastAsia="Times New Roman" w:hAnsi="Times New Roman" w:cs="Times New Roman"/>
+      </w:r>
+    </w:p>
+    <w:p>
+      <w:pPr>
+        <w:pStyle w:val="Normal"/>
+        <w:numPr>
+          <w:ilvl w:val="0"/>
+          <w:numId w:val="0"/>
+        </w:numPr>
+        <w:spacing w:lineRule="auto" w:line="240" w:before="960" w:afterAutospacing="1"/>
+        <w:outlineLvl w:val="1"/>
+        <w:rPr>
+          <w:rFonts w:ascii="Times New Roman" w:hAnsi="Times New Roman" w:eastAsia="Times New Roman" w:cs="Times New Roman"/>
           <w:bCs/>
           <w:sz w:val="44"/>
           <w:szCs w:val="44"/>
           <w:lang w:eastAsia="hu-HU"/>
         </w:rPr>
-        <w:t>. Összegzés</w:t>
+      </w:pPr>
+      <w:r>
+        <w:rPr>
+          <w:rFonts w:eastAsia="Times New Roman" w:cs="Times New Roman" w:ascii="Times New Roman" w:hAnsi="Times New Roman"/>
+          <w:bCs/>
+          <w:sz w:val="44"/>
+          <w:szCs w:val="44"/>
+          <w:lang w:eastAsia="hu-HU"/>
+        </w:rPr>
+        <w:t>5. Összegzés</w:t>
       </w:r>
     </w:p>
     <w:p>
       <w:pPr>
+        <w:pStyle w:val="Normal"/>
         <w:numPr>
           <w:ilvl w:val="0"/>
           <w:numId w:val="1"/>
         </w:numPr>
-        <w:spacing w:before="100" w:beforeAutospacing="1" w:after="100" w:afterAutospacing="1" w:line="240" w:lineRule="auto"/>
-        <w:rPr>
-          <w:rFonts w:ascii="Times New Roman" w:eastAsia="Times New Roman" w:hAnsi="Times New Roman" w:cs="Times New Roman"/>
-          <w:sz w:val="36"/>
-          <w:szCs w:val="36"/>
-          <w:lang w:eastAsia="hu-HU"/>
-        </w:rPr>
-      </w:pPr>
-      <w:r>
-        <w:rPr>
-          <w:rFonts w:ascii="Times New Roman" w:eastAsia="Times New Roman" w:hAnsi="Times New Roman" w:cs="Times New Roman"/>
+        <w:spacing w:lineRule="auto" w:line="240" w:beforeAutospacing="1" w:after="0"/>
+        <w:rPr>
+          <w:rFonts w:ascii="Times New Roman" w:hAnsi="Times New Roman" w:eastAsia="Times New Roman" w:cs="Times New Roman"/>
+          <w:sz w:val="36"/>
+          <w:szCs w:val="36"/>
+          <w:lang w:eastAsia="hu-HU"/>
+        </w:rPr>
+      </w:pPr>
+      <w:r>
+        <w:rPr>
+          <w:rFonts w:eastAsia="Times New Roman" w:cs="Times New Roman" w:ascii="Times New Roman" w:hAnsi="Times New Roman"/>
           <w:sz w:val="36"/>
           <w:szCs w:val="36"/>
           <w:lang w:eastAsia="hu-HU"/>
@@ -676,21 +1111,22 @@
     </w:p>
     <w:p>
       <w:pPr>
+        <w:pStyle w:val="Normal"/>
         <w:numPr>
           <w:ilvl w:val="0"/>
           <w:numId w:val="1"/>
         </w:numPr>
-        <w:spacing w:before="100" w:beforeAutospacing="1" w:after="100" w:afterAutospacing="1" w:line="240" w:lineRule="auto"/>
-        <w:rPr>
-          <w:rFonts w:ascii="Times New Roman" w:eastAsia="Times New Roman" w:hAnsi="Times New Roman" w:cs="Times New Roman"/>
-          <w:sz w:val="36"/>
-          <w:szCs w:val="36"/>
-          <w:lang w:eastAsia="hu-HU"/>
-        </w:rPr>
-      </w:pPr>
-      <w:r>
-        <w:rPr>
-          <w:rFonts w:ascii="Times New Roman" w:eastAsia="Times New Roman" w:hAnsi="Times New Roman" w:cs="Times New Roman"/>
+        <w:spacing w:lineRule="auto" w:line="240" w:before="0" w:after="0"/>
+        <w:rPr>
+          <w:rFonts w:ascii="Times New Roman" w:hAnsi="Times New Roman" w:eastAsia="Times New Roman" w:cs="Times New Roman"/>
+          <w:sz w:val="36"/>
+          <w:szCs w:val="36"/>
+          <w:lang w:eastAsia="hu-HU"/>
+        </w:rPr>
+      </w:pPr>
+      <w:r>
+        <w:rPr>
+          <w:rFonts w:eastAsia="Times New Roman" w:cs="Times New Roman" w:ascii="Times New Roman" w:hAnsi="Times New Roman"/>
           <w:sz w:val="36"/>
           <w:szCs w:val="36"/>
           <w:lang w:eastAsia="hu-HU"/>
@@ -700,21 +1136,22 @@
     </w:p>
     <w:p>
       <w:pPr>
+        <w:pStyle w:val="Normal"/>
         <w:numPr>
           <w:ilvl w:val="0"/>
           <w:numId w:val="1"/>
         </w:numPr>
-        <w:spacing w:before="100" w:beforeAutospacing="1" w:after="100" w:afterAutospacing="1" w:line="240" w:lineRule="auto"/>
-        <w:rPr>
-          <w:rFonts w:ascii="Times New Roman" w:eastAsia="Times New Roman" w:hAnsi="Times New Roman" w:cs="Times New Roman"/>
-          <w:sz w:val="36"/>
-          <w:szCs w:val="36"/>
-          <w:lang w:eastAsia="hu-HU"/>
-        </w:rPr>
-      </w:pPr>
-      <w:r>
-        <w:rPr>
-          <w:rFonts w:ascii="Times New Roman" w:eastAsia="Times New Roman" w:hAnsi="Times New Roman" w:cs="Times New Roman"/>
+        <w:spacing w:lineRule="auto" w:line="240" w:before="0" w:afterAutospacing="1"/>
+        <w:rPr>
+          <w:rFonts w:ascii="Times New Roman" w:hAnsi="Times New Roman" w:eastAsia="Times New Roman" w:cs="Times New Roman"/>
+          <w:sz w:val="36"/>
+          <w:szCs w:val="36"/>
+          <w:lang w:eastAsia="hu-HU"/>
+        </w:rPr>
+      </w:pPr>
+      <w:r>
+        <w:rPr>
+          <w:rFonts w:eastAsia="Times New Roman" w:cs="Times New Roman" w:ascii="Times New Roman" w:hAnsi="Times New Roman"/>
           <w:sz w:val="36"/>
           <w:szCs w:val="36"/>
           <w:lang w:eastAsia="hu-HU"/>
@@ -724,9 +1161,10 @@
     </w:p>
     <w:p>
       <w:pPr>
-        <w:spacing w:before="100" w:beforeAutospacing="1" w:after="100" w:afterAutospacing="1" w:line="240" w:lineRule="auto"/>
-        <w:rPr>
-          <w:rFonts w:ascii="Times New Roman" w:eastAsia="Times New Roman" w:hAnsi="Times New Roman" w:cs="Times New Roman"/>
+        <w:pStyle w:val="Normal"/>
+        <w:spacing w:lineRule="auto" w:line="240" w:beforeAutospacing="1" w:afterAutospacing="1"/>
+        <w:rPr>
+          <w:rFonts w:ascii="Times New Roman" w:hAnsi="Times New Roman" w:eastAsia="Times New Roman" w:cs="Times New Roman"/>
           <w:sz w:val="40"/>
           <w:szCs w:val="40"/>
           <w:lang w:eastAsia="hu-HU"/>
@@ -734,7 +1172,7 @@
       </w:pPr>
       <w:r>
         <w:rPr>
-          <w:rFonts w:ascii="Times New Roman" w:eastAsia="Times New Roman" w:hAnsi="Times New Roman" w:cs="Times New Roman"/>
+          <w:rFonts w:eastAsia="Times New Roman" w:cs="Times New Roman" w:ascii="Times New Roman" w:hAnsi="Times New Roman"/>
           <w:b/>
           <w:bCs/>
           <w:sz w:val="40"/>
@@ -746,18 +1184,19 @@
     </w:p>
     <w:p>
       <w:pPr>
-        <w:spacing w:before="100" w:beforeAutospacing="1" w:after="100" w:afterAutospacing="1" w:line="240" w:lineRule="auto"/>
+        <w:pStyle w:val="Normal"/>
+        <w:spacing w:lineRule="auto" w:line="240" w:beforeAutospacing="1" w:afterAutospacing="1"/>
         <w:jc w:val="both"/>
         <w:rPr>
-          <w:rFonts w:ascii="Times New Roman" w:eastAsia="Times New Roman" w:hAnsi="Times New Roman" w:cs="Times New Roman"/>
-          <w:sz w:val="36"/>
-          <w:szCs w:val="36"/>
-          <w:lang w:eastAsia="hu-HU"/>
-        </w:rPr>
-      </w:pPr>
-      <w:r>
-        <w:rPr>
-          <w:rFonts w:ascii="Times New Roman" w:eastAsia="Times New Roman" w:hAnsi="Times New Roman" w:cs="Times New Roman"/>
+          <w:rFonts w:ascii="Times New Roman" w:hAnsi="Times New Roman" w:eastAsia="Times New Roman" w:cs="Times New Roman"/>
+          <w:sz w:val="36"/>
+          <w:szCs w:val="36"/>
+          <w:lang w:eastAsia="hu-HU"/>
+        </w:rPr>
+      </w:pPr>
+      <w:r>
+        <w:rPr>
+          <w:rFonts w:eastAsia="Times New Roman" w:cs="Times New Roman" w:ascii="Times New Roman" w:hAnsi="Times New Roman"/>
           <w:sz w:val="36"/>
           <w:szCs w:val="36"/>
           <w:lang w:eastAsia="hu-HU"/>
@@ -767,26 +1206,30 @@
     </w:p>
     <w:p>
       <w:pPr>
-        <w:rPr>
-          <w:rFonts w:ascii="Times New Roman" w:eastAsia="Times New Roman" w:hAnsi="Times New Roman" w:cs="Times New Roman"/>
-          <w:sz w:val="36"/>
-          <w:szCs w:val="36"/>
-          <w:lang w:eastAsia="hu-HU"/>
-        </w:rPr>
-      </w:pPr>
-      <w:r>
-        <w:rPr>
-          <w:rFonts w:ascii="Times New Roman" w:eastAsia="Times New Roman" w:hAnsi="Times New Roman" w:cs="Times New Roman"/>
-          <w:sz w:val="36"/>
-          <w:szCs w:val="36"/>
-          <w:lang w:eastAsia="hu-HU"/>
-        </w:rPr>
+        <w:pStyle w:val="Normal"/>
+        <w:rPr>
+          <w:rFonts w:ascii="Times New Roman" w:hAnsi="Times New Roman" w:eastAsia="Times New Roman" w:cs="Times New Roman"/>
+          <w:sz w:val="36"/>
+          <w:szCs w:val="36"/>
+          <w:lang w:eastAsia="hu-HU"/>
+        </w:rPr>
+      </w:pPr>
+      <w:r>
+        <w:rPr>
+          <w:rFonts w:eastAsia="Times New Roman" w:cs="Times New Roman" w:ascii="Times New Roman" w:hAnsi="Times New Roman"/>
+          <w:sz w:val="36"/>
+          <w:szCs w:val="36"/>
+          <w:lang w:eastAsia="hu-HU"/>
+        </w:rPr>
+      </w:r>
+      <w:r>
         <w:br w:type="page"/>
       </w:r>
     </w:p>
     <w:p>
       <w:pPr>
-        <w:spacing w:before="480" w:after="100" w:afterAutospacing="1" w:line="240" w:lineRule="auto"/>
+        <w:pStyle w:val="Normal"/>
+        <w:spacing w:lineRule="auto" w:line="240" w:before="0" w:afterAutospacing="1"/>
         <w:jc w:val="both"/>
         <w:rPr>
           <w:rFonts w:ascii="Times New Roman" w:hAnsi="Times New Roman" w:cs="Times New Roman"/>
@@ -796,25 +1239,17 @@
       </w:pPr>
       <w:r>
         <w:rPr>
-          <w:rFonts w:ascii="Times New Roman" w:hAnsi="Times New Roman" w:cs="Times New Roman"/>
+          <w:rFonts w:cs="Times New Roman" w:ascii="Times New Roman" w:hAnsi="Times New Roman"/>
           <w:sz w:val="44"/>
           <w:szCs w:val="44"/>
         </w:rPr>
-        <w:lastRenderedPageBreak/>
-        <w:t>6</w:t>
-      </w:r>
-      <w:r>
-        <w:rPr>
-          <w:rFonts w:ascii="Times New Roman" w:hAnsi="Times New Roman" w:cs="Times New Roman"/>
-          <w:sz w:val="44"/>
-          <w:szCs w:val="44"/>
-        </w:rPr>
-        <w:t>. Mellékletek</w:t>
+        <w:t>6. Mellékletek</w:t>
       </w:r>
     </w:p>
     <w:p>
       <w:pPr>
-        <w:spacing w:before="480" w:after="100" w:afterAutospacing="1" w:line="240" w:lineRule="auto"/>
+        <w:pStyle w:val="Normal"/>
+        <w:spacing w:lineRule="auto" w:line="240" w:before="480" w:afterAutospacing="1"/>
         <w:jc w:val="both"/>
         <w:rPr>
           <w:rFonts w:ascii="Times New Roman" w:hAnsi="Times New Roman" w:cs="Times New Roman"/>
@@ -823,14 +1258,8 @@
         </w:rPr>
       </w:pPr>
       <w:r>
-        <w:rPr>
-          <w:rFonts w:ascii="Times New Roman" w:hAnsi="Times New Roman" w:cs="Times New Roman"/>
-          <w:noProof/>
-          <w:sz w:val="36"/>
-          <w:szCs w:val="36"/>
-        </w:rPr>
         <w:drawing>
-          <wp:anchor distT="0" distB="0" distL="114300" distR="114300" simplePos="0" relativeHeight="251661312" behindDoc="0" locked="0" layoutInCell="1" allowOverlap="1" wp14:anchorId="02C3896A" wp14:editId="08617C1B">
+          <wp:anchor distT="0" distB="0" distL="114300" distR="114300" simplePos="0" relativeHeight="3" behindDoc="0" locked="0" layoutInCell="0" allowOverlap="1">
             <wp:simplePos x="0" y="0"/>
             <wp:positionH relativeFrom="margin">
               <wp:align>center</wp:align>
@@ -839,9 +1268,9 @@
               <wp:posOffset>991870</wp:posOffset>
             </wp:positionV>
             <wp:extent cx="5956935" cy="5210810"/>
-            <wp:effectExtent l="0" t="0" r="5715" b="8890"/>
+            <wp:effectExtent l="0" t="0" r="0" b="0"/>
             <wp:wrapSquare wrapText="bothSides"/>
-            <wp:docPr id="4" name="Kép 4"/>
+            <wp:docPr id="2" name="Kép 4"/>
             <wp:cNvGraphicFramePr>
               <a:graphicFrameLocks xmlns:a="http://schemas.openxmlformats.org/drawingml/2006/main" noChangeAspect="1"/>
             </wp:cNvGraphicFramePr>
@@ -849,22 +1278,18 @@
               <a:graphicData uri="http://schemas.openxmlformats.org/drawingml/2006/picture">
                 <pic:pic xmlns:pic="http://schemas.openxmlformats.org/drawingml/2006/picture">
                   <pic:nvPicPr>
-                    <pic:cNvPr id="4" name="filmek.png"/>
-                    <pic:cNvPicPr/>
+                    <pic:cNvPr id="2" name="Kép 4"/>
+                    <pic:cNvPicPr>
+                      <a:picLocks noChangeAspect="1" noChangeArrowheads="1"/>
+                    </pic:cNvPicPr>
                   </pic:nvPicPr>
                   <pic:blipFill>
-                    <a:blip r:embed="rId6">
-                      <a:extLst>
-                        <a:ext uri="{28A0092B-C50C-407E-A947-70E740481C1C}">
-                          <a14:useLocalDpi xmlns:a14="http://schemas.microsoft.com/office/drawing/2010/main" val="0"/>
-                        </a:ext>
-                      </a:extLst>
-                    </a:blip>
+                    <a:blip r:embed="rId3"/>
                     <a:stretch>
                       <a:fillRect/>
                     </a:stretch>
                   </pic:blipFill>
-                  <pic:spPr>
+                  <pic:spPr bwMode="auto">
                     <a:xfrm>
                       <a:off x="0" y="0"/>
                       <a:ext cx="5956935" cy="5210810"/>
@@ -872,22 +1297,17 @@
                     <a:prstGeom prst="rect">
                       <a:avLst/>
                     </a:prstGeom>
+                    <a:noFill/>
                   </pic:spPr>
                 </pic:pic>
               </a:graphicData>
             </a:graphic>
-            <wp14:sizeRelH relativeFrom="margin">
-              <wp14:pctWidth>0</wp14:pctWidth>
-            </wp14:sizeRelH>
-            <wp14:sizeRelV relativeFrom="margin">
-              <wp14:pctHeight>0</wp14:pctHeight>
-            </wp14:sizeRelV>
           </wp:anchor>
         </w:drawing>
       </w:r>
       <w:r>
         <w:rPr>
-          <w:rFonts w:ascii="Times New Roman" w:eastAsia="Times New Roman" w:hAnsi="Times New Roman" w:cs="Times New Roman"/>
+          <w:rFonts w:eastAsia="Times New Roman" w:cs="Times New Roman" w:ascii="Times New Roman" w:hAnsi="Times New Roman"/>
           <w:sz w:val="36"/>
           <w:szCs w:val="36"/>
           <w:lang w:eastAsia="hu-HU"/>
@@ -896,7 +1316,7 @@
       </w:r>
       <w:r>
         <w:rPr>
-          <w:rFonts w:ascii="Times New Roman" w:hAnsi="Times New Roman" w:cs="Times New Roman"/>
+          <w:rFonts w:cs="Times New Roman" w:ascii="Times New Roman" w:hAnsi="Times New Roman"/>
           <w:sz w:val="36"/>
           <w:szCs w:val="36"/>
         </w:rPr>
@@ -905,6 +1325,7 @@
     </w:p>
     <w:p>
       <w:pPr>
+        <w:pStyle w:val="Normal"/>
         <w:rPr>
           <w:rFonts w:ascii="Times New Roman" w:hAnsi="Times New Roman" w:cs="Times New Roman"/>
           <w:sz w:val="36"/>
@@ -913,16 +1334,19 @@
       </w:pPr>
       <w:r>
         <w:rPr>
-          <w:rFonts w:ascii="Times New Roman" w:hAnsi="Times New Roman" w:cs="Times New Roman"/>
-          <w:sz w:val="36"/>
-          <w:szCs w:val="36"/>
-        </w:rPr>
+          <w:rFonts w:cs="Times New Roman" w:ascii="Times New Roman" w:hAnsi="Times New Roman"/>
+          <w:sz w:val="36"/>
+          <w:szCs w:val="36"/>
+        </w:rPr>
+      </w:r>
+      <w:r>
         <w:br w:type="page"/>
       </w:r>
     </w:p>
     <w:p>
       <w:pPr>
-        <w:spacing w:before="720" w:after="100" w:afterAutospacing="1" w:line="240" w:lineRule="auto"/>
+        <w:pStyle w:val="Normal"/>
+        <w:spacing w:lineRule="auto" w:line="240" w:before="0" w:afterAutospacing="1"/>
         <w:jc w:val="both"/>
         <w:rPr>
           <w:rFonts w:ascii="Times New Roman" w:hAnsi="Times New Roman" w:cs="Times New Roman"/>
@@ -931,16 +1355,8 @@
         </w:rPr>
       </w:pPr>
       <w:r>
-        <w:rPr>
-          <w:rFonts w:ascii="Times New Roman" w:eastAsia="Times New Roman" w:hAnsi="Times New Roman" w:cs="Times New Roman"/>
-          <w:noProof/>
-          <w:sz w:val="36"/>
-          <w:szCs w:val="36"/>
-          <w:lang w:eastAsia="hu-HU"/>
-        </w:rPr>
-        <w:lastRenderedPageBreak/>
         <w:drawing>
-          <wp:anchor distT="0" distB="0" distL="114300" distR="114300" simplePos="0" relativeHeight="251662336" behindDoc="0" locked="0" layoutInCell="1" allowOverlap="1" wp14:anchorId="57BE63BF" wp14:editId="0EE07899">
+          <wp:anchor distT="0" distB="0" distL="114300" distR="114300" simplePos="0" relativeHeight="4" behindDoc="0" locked="0" layoutInCell="0" allowOverlap="1">
             <wp:simplePos x="0" y="0"/>
             <wp:positionH relativeFrom="margin">
               <wp:align>center</wp:align>
@@ -949,9 +1365,9 @@
               <wp:posOffset>776605</wp:posOffset>
             </wp:positionV>
             <wp:extent cx="6111875" cy="5328285"/>
-            <wp:effectExtent l="0" t="0" r="3175" b="5715"/>
+            <wp:effectExtent l="0" t="0" r="0" b="0"/>
             <wp:wrapSquare wrapText="bothSides"/>
-            <wp:docPr id="5" name="Kép 5"/>
+            <wp:docPr id="3" name="Kép 5"/>
             <wp:cNvGraphicFramePr>
               <a:graphicFrameLocks xmlns:a="http://schemas.openxmlformats.org/drawingml/2006/main" noChangeAspect="1"/>
             </wp:cNvGraphicFramePr>
@@ -959,22 +1375,18 @@
               <a:graphicData uri="http://schemas.openxmlformats.org/drawingml/2006/picture">
                 <pic:pic xmlns:pic="http://schemas.openxmlformats.org/drawingml/2006/picture">
                   <pic:nvPicPr>
-                    <pic:cNvPr id="5" name="filmek2.png"/>
-                    <pic:cNvPicPr/>
+                    <pic:cNvPr id="3" name="Kép 5"/>
+                    <pic:cNvPicPr>
+                      <a:picLocks noChangeAspect="1" noChangeArrowheads="1"/>
+                    </pic:cNvPicPr>
                   </pic:nvPicPr>
                   <pic:blipFill>
-                    <a:blip r:embed="rId7">
-                      <a:extLst>
-                        <a:ext uri="{28A0092B-C50C-407E-A947-70E740481C1C}">
-                          <a14:useLocalDpi xmlns:a14="http://schemas.microsoft.com/office/drawing/2010/main" val="0"/>
-                        </a:ext>
-                      </a:extLst>
-                    </a:blip>
+                    <a:blip r:embed="rId4"/>
                     <a:stretch>
                       <a:fillRect/>
                     </a:stretch>
                   </pic:blipFill>
-                  <pic:spPr>
+                  <pic:spPr bwMode="auto">
                     <a:xfrm>
                       <a:off x="0" y="0"/>
                       <a:ext cx="6111875" cy="5328285"/>
@@ -982,40 +1394,26 @@
                     <a:prstGeom prst="rect">
                       <a:avLst/>
                     </a:prstGeom>
+                    <a:noFill/>
                   </pic:spPr>
                 </pic:pic>
               </a:graphicData>
             </a:graphic>
-            <wp14:sizeRelH relativeFrom="margin">
-              <wp14:pctWidth>0</wp14:pctWidth>
-            </wp14:sizeRelH>
-            <wp14:sizeRelV relativeFrom="margin">
-              <wp14:pctHeight>0</wp14:pctHeight>
-            </wp14:sizeRelV>
           </wp:anchor>
         </w:drawing>
       </w:r>
       <w:r>
         <w:rPr>
-          <w:rFonts w:ascii="Times New Roman" w:eastAsia="Times New Roman" w:hAnsi="Times New Roman" w:cs="Times New Roman"/>
-          <w:sz w:val="36"/>
-          <w:szCs w:val="36"/>
-          <w:lang w:eastAsia="hu-HU"/>
-        </w:rPr>
-        <w:t>2</w:t>
-      </w:r>
-      <w:r>
-        <w:rPr>
-          <w:rFonts w:ascii="Times New Roman" w:eastAsia="Times New Roman" w:hAnsi="Times New Roman" w:cs="Times New Roman"/>
-          <w:sz w:val="36"/>
-          <w:szCs w:val="36"/>
-          <w:lang w:eastAsia="hu-HU"/>
-        </w:rPr>
-        <w:t xml:space="preserve">. - </w:t>
-      </w:r>
-      <w:r>
-        <w:rPr>
-          <w:rFonts w:ascii="Times New Roman" w:hAnsi="Times New Roman" w:cs="Times New Roman"/>
+          <w:rFonts w:eastAsia="Times New Roman" w:cs="Times New Roman" w:ascii="Times New Roman" w:hAnsi="Times New Roman"/>
+          <w:sz w:val="36"/>
+          <w:szCs w:val="36"/>
+          <w:lang w:eastAsia="hu-HU"/>
+        </w:rPr>
+        <w:t xml:space="preserve">2. - </w:t>
+      </w:r>
+      <w:r>
+        <w:rPr>
+          <w:rFonts w:cs="Times New Roman" w:ascii="Times New Roman" w:hAnsi="Times New Roman"/>
           <w:sz w:val="36"/>
           <w:szCs w:val="36"/>
         </w:rPr>
@@ -1024,6 +1422,7 @@
     </w:p>
     <w:p>
       <w:pPr>
+        <w:pStyle w:val="Normal"/>
         <w:rPr>
           <w:rFonts w:ascii="Times New Roman" w:hAnsi="Times New Roman" w:cs="Times New Roman"/>
           <w:sz w:val="36"/>
@@ -1032,16 +1431,19 @@
       </w:pPr>
       <w:r>
         <w:rPr>
-          <w:rFonts w:ascii="Times New Roman" w:hAnsi="Times New Roman" w:cs="Times New Roman"/>
-          <w:sz w:val="36"/>
-          <w:szCs w:val="36"/>
-        </w:rPr>
+          <w:rFonts w:cs="Times New Roman" w:ascii="Times New Roman" w:hAnsi="Times New Roman"/>
+          <w:sz w:val="36"/>
+          <w:szCs w:val="36"/>
+        </w:rPr>
+      </w:r>
+      <w:r>
         <w:br w:type="page"/>
       </w:r>
     </w:p>
     <w:p>
       <w:pPr>
-        <w:spacing w:before="720" w:after="100" w:afterAutospacing="1" w:line="240" w:lineRule="auto"/>
+        <w:pStyle w:val="Normal"/>
+        <w:spacing w:lineRule="auto" w:line="240" w:before="0" w:afterAutospacing="1"/>
         <w:jc w:val="both"/>
         <w:rPr>
           <w:rFonts w:ascii="Times New Roman" w:hAnsi="Times New Roman" w:cs="Times New Roman"/>
@@ -1050,15 +1452,54 @@
         </w:rPr>
       </w:pPr>
       <w:r>
-        <w:rPr>
-          <w:rFonts w:ascii="Times New Roman" w:hAnsi="Times New Roman" w:cs="Times New Roman"/>
-          <w:noProof/>
-          <w:sz w:val="36"/>
-          <w:szCs w:val="36"/>
-        </w:rPr>
-        <w:lastRenderedPageBreak/>
         <w:drawing>
-          <wp:anchor distT="0" distB="0" distL="114300" distR="114300" simplePos="0" relativeHeight="251665408" behindDoc="1" locked="0" layoutInCell="1" allowOverlap="1" wp14:anchorId="73B08824" wp14:editId="26B1BA8A">
+          <wp:anchor distT="0" distB="0" distL="114300" distR="114300" simplePos="0" relativeHeight="6" behindDoc="0" locked="0" layoutInCell="0" allowOverlap="1">
+            <wp:simplePos x="0" y="0"/>
+            <wp:positionH relativeFrom="margin">
+              <wp:align>center</wp:align>
+            </wp:positionH>
+            <wp:positionV relativeFrom="paragraph">
+              <wp:posOffset>2043430</wp:posOffset>
+            </wp:positionV>
+            <wp:extent cx="6200140" cy="3725545"/>
+            <wp:effectExtent l="0" t="0" r="0" b="0"/>
+            <wp:wrapSquare wrapText="bothSides"/>
+            <wp:docPr id="4" name="Kép 7"/>
+            <wp:cNvGraphicFramePr>
+              <a:graphicFrameLocks xmlns:a="http://schemas.openxmlformats.org/drawingml/2006/main" noChangeAspect="1"/>
+            </wp:cNvGraphicFramePr>
+            <a:graphic xmlns:a="http://schemas.openxmlformats.org/drawingml/2006/main">
+              <a:graphicData uri="http://schemas.openxmlformats.org/drawingml/2006/picture">
+                <pic:pic xmlns:pic="http://schemas.openxmlformats.org/drawingml/2006/picture">
+                  <pic:nvPicPr>
+                    <pic:cNvPr id="4" name="Kép 7"/>
+                    <pic:cNvPicPr>
+                      <a:picLocks noChangeAspect="1" noChangeArrowheads="1"/>
+                    </pic:cNvPicPr>
+                  </pic:nvPicPr>
+                  <pic:blipFill>
+                    <a:blip r:embed="rId5"/>
+                    <a:stretch>
+                      <a:fillRect/>
+                    </a:stretch>
+                  </pic:blipFill>
+                  <pic:spPr bwMode="auto">
+                    <a:xfrm>
+                      <a:off x="0" y="0"/>
+                      <a:ext cx="6200140" cy="3725545"/>
+                    </a:xfrm>
+                    <a:prstGeom prst="rect">
+                      <a:avLst/>
+                    </a:prstGeom>
+                    <a:noFill/>
+                  </pic:spPr>
+                </pic:pic>
+              </a:graphicData>
+            </a:graphic>
+          </wp:anchor>
+        </w:drawing>
+        <w:drawing>
+          <wp:anchor distT="0" distB="0" distL="114300" distR="114300" simplePos="0" relativeHeight="7" behindDoc="0" locked="0" layoutInCell="0" allowOverlap="1">
             <wp:simplePos x="0" y="0"/>
             <wp:positionH relativeFrom="margin">
               <wp:align>center</wp:align>
@@ -1067,9 +1508,9 @@
               <wp:posOffset>488315</wp:posOffset>
             </wp:positionV>
             <wp:extent cx="1343025" cy="1411605"/>
-            <wp:effectExtent l="0" t="0" r="9525" b="0"/>
+            <wp:effectExtent l="0" t="0" r="0" b="0"/>
             <wp:wrapTopAndBottom/>
-            <wp:docPr id="8" name="Kép 8"/>
+            <wp:docPr id="5" name="Kép 8"/>
             <wp:cNvGraphicFramePr>
               <a:graphicFrameLocks xmlns:a="http://schemas.openxmlformats.org/drawingml/2006/main" noChangeAspect="1"/>
             </wp:cNvGraphicFramePr>
@@ -1077,22 +1518,18 @@
               <a:graphicData uri="http://schemas.openxmlformats.org/drawingml/2006/picture">
                 <pic:pic xmlns:pic="http://schemas.openxmlformats.org/drawingml/2006/picture">
                   <pic:nvPicPr>
-                    <pic:cNvPr id="8" name="success.png"/>
-                    <pic:cNvPicPr/>
+                    <pic:cNvPr id="5" name="Kép 8"/>
+                    <pic:cNvPicPr>
+                      <a:picLocks noChangeAspect="1" noChangeArrowheads="1"/>
+                    </pic:cNvPicPr>
                   </pic:nvPicPr>
                   <pic:blipFill>
-                    <a:blip r:embed="rId8">
-                      <a:extLst>
-                        <a:ext uri="{28A0092B-C50C-407E-A947-70E740481C1C}">
-                          <a14:useLocalDpi xmlns:a14="http://schemas.microsoft.com/office/drawing/2010/main" val="0"/>
-                        </a:ext>
-                      </a:extLst>
-                    </a:blip>
+                    <a:blip r:embed="rId6"/>
                     <a:stretch>
                       <a:fillRect/>
                     </a:stretch>
                   </pic:blipFill>
-                  <pic:spPr>
+                  <pic:spPr bwMode="auto">
                     <a:xfrm>
                       <a:off x="0" y="0"/>
                       <a:ext cx="1343025" cy="1411605"/>
@@ -1100,141 +1537,26 @@
                     <a:prstGeom prst="rect">
                       <a:avLst/>
                     </a:prstGeom>
+                    <a:noFill/>
                   </pic:spPr>
                 </pic:pic>
               </a:graphicData>
             </a:graphic>
-            <wp14:sizeRelH relativeFrom="margin">
-              <wp14:pctWidth>0</wp14:pctWidth>
-            </wp14:sizeRelH>
-            <wp14:sizeRelV relativeFrom="margin">
-              <wp14:pctHeight>0</wp14:pctHeight>
-            </wp14:sizeRelV>
           </wp:anchor>
         </w:drawing>
       </w:r>
       <w:r>
         <w:rPr>
-          <w:rFonts w:ascii="Times New Roman" w:hAnsi="Times New Roman" w:cs="Times New Roman"/>
-          <w:noProof/>
-          <w:sz w:val="36"/>
-          <w:szCs w:val="36"/>
-        </w:rPr>
-        <w:drawing>
-          <wp:anchor distT="0" distB="0" distL="114300" distR="114300" simplePos="0" relativeHeight="251664384" behindDoc="0" locked="0" layoutInCell="1" allowOverlap="1" wp14:anchorId="1CECB967" wp14:editId="0A0F346D">
-            <wp:simplePos x="0" y="0"/>
-            <wp:positionH relativeFrom="margin">
-              <wp:align>center</wp:align>
-            </wp:positionH>
-            <wp:positionV relativeFrom="paragraph">
-              <wp:posOffset>2043430</wp:posOffset>
-            </wp:positionV>
-            <wp:extent cx="6200140" cy="3725545"/>
-            <wp:effectExtent l="0" t="0" r="0" b="8255"/>
-            <wp:wrapSquare wrapText="bothSides"/>
-            <wp:docPr id="7" name="Kép 7"/>
-            <wp:cNvGraphicFramePr>
-              <a:graphicFrameLocks xmlns:a="http://schemas.openxmlformats.org/drawingml/2006/main" noChangeAspect="1"/>
-            </wp:cNvGraphicFramePr>
-            <a:graphic xmlns:a="http://schemas.openxmlformats.org/drawingml/2006/main">
-              <a:graphicData uri="http://schemas.openxmlformats.org/drawingml/2006/picture">
-                <pic:pic xmlns:pic="http://schemas.openxmlformats.org/drawingml/2006/picture">
-                  <pic:nvPicPr>
-                    <pic:cNvPr id="7" name="filmek3.png"/>
-                    <pic:cNvPicPr/>
-                  </pic:nvPicPr>
-                  <pic:blipFill>
-                    <a:blip r:embed="rId9">
-                      <a:extLst>
-                        <a:ext uri="{28A0092B-C50C-407E-A947-70E740481C1C}">
-                          <a14:useLocalDpi xmlns:a14="http://schemas.microsoft.com/office/drawing/2010/main" val="0"/>
-                        </a:ext>
-                      </a:extLst>
-                    </a:blip>
-                    <a:stretch>
-                      <a:fillRect/>
-                    </a:stretch>
-                  </pic:blipFill>
-                  <pic:spPr>
-                    <a:xfrm>
-                      <a:off x="0" y="0"/>
-                      <a:ext cx="6200140" cy="3725545"/>
-                    </a:xfrm>
-                    <a:prstGeom prst="rect">
-                      <a:avLst/>
-                    </a:prstGeom>
-                  </pic:spPr>
-                </pic:pic>
-              </a:graphicData>
-            </a:graphic>
-            <wp14:sizeRelH relativeFrom="margin">
-              <wp14:pctWidth>0</wp14:pctWidth>
-            </wp14:sizeRelH>
-            <wp14:sizeRelV relativeFrom="margin">
-              <wp14:pctHeight>0</wp14:pctHeight>
-            </wp14:sizeRelV>
-          </wp:anchor>
-        </w:drawing>
-      </w:r>
-      <w:r>
-        <w:rPr>
-          <w:rFonts w:ascii="Times New Roman" w:hAnsi="Times New Roman" w:cs="Times New Roman"/>
-          <w:sz w:val="36"/>
-          <w:szCs w:val="36"/>
-        </w:rPr>
-        <w:t xml:space="preserve">3. </w:t>
-      </w:r>
-      <w:r>
-        <w:rPr>
-          <w:rFonts w:ascii="Times New Roman" w:hAnsi="Times New Roman" w:cs="Times New Roman"/>
-          <w:sz w:val="36"/>
-          <w:szCs w:val="36"/>
-        </w:rPr>
-        <w:t>-</w:t>
-      </w:r>
-      <w:r>
-        <w:rPr>
-          <w:rFonts w:ascii="Times New Roman" w:hAnsi="Times New Roman" w:cs="Times New Roman"/>
-          <w:sz w:val="36"/>
-          <w:szCs w:val="36"/>
-        </w:rPr>
-        <w:t xml:space="preserve"> Új adat felvétele</w:t>
-      </w:r>
-      <w:r>
-        <w:rPr>
-          <w:rFonts w:ascii="Times New Roman" w:hAnsi="Times New Roman" w:cs="Times New Roman"/>
-          <w:sz w:val="36"/>
-          <w:szCs w:val="36"/>
-        </w:rPr>
-        <w:t>, és</w:t>
-      </w:r>
-      <w:r>
-        <w:rPr>
-          <w:rFonts w:ascii="Times New Roman" w:hAnsi="Times New Roman" w:cs="Times New Roman"/>
-          <w:sz w:val="36"/>
-          <w:szCs w:val="36"/>
-        </w:rPr>
-        <w:t xml:space="preserve"> utána</w:t>
-      </w:r>
-      <w:r>
-        <w:rPr>
-          <w:rFonts w:ascii="Times New Roman" w:hAnsi="Times New Roman" w:cs="Times New Roman"/>
-          <w:sz w:val="36"/>
-          <w:szCs w:val="36"/>
-        </w:rPr>
-        <w:t xml:space="preserve"> a</w:t>
-      </w:r>
-      <w:r>
-        <w:rPr>
-          <w:rFonts w:ascii="Times New Roman" w:hAnsi="Times New Roman" w:cs="Times New Roman"/>
-          <w:sz w:val="36"/>
-          <w:szCs w:val="36"/>
-        </w:rPr>
-        <w:t xml:space="preserve"> lista frissülése a datagridben.</w:t>
+          <w:rFonts w:cs="Times New Roman" w:ascii="Times New Roman" w:hAnsi="Times New Roman"/>
+          <w:sz w:val="36"/>
+          <w:szCs w:val="36"/>
+        </w:rPr>
+        <w:t>3. - Új adat felvétele, és utána a lista frissülése a datagridben.</w:t>
       </w:r>
     </w:p>
     <w:p>
       <w:pPr>
+        <w:pStyle w:val="Normal"/>
         <w:rPr>
           <w:rFonts w:ascii="Times New Roman" w:hAnsi="Times New Roman" w:cs="Times New Roman"/>
           <w:sz w:val="36"/>
@@ -1243,16 +1565,19 @@
       </w:pPr>
       <w:r>
         <w:rPr>
-          <w:rFonts w:ascii="Times New Roman" w:hAnsi="Times New Roman" w:cs="Times New Roman"/>
-          <w:sz w:val="36"/>
-          <w:szCs w:val="36"/>
-        </w:rPr>
+          <w:rFonts w:cs="Times New Roman" w:ascii="Times New Roman" w:hAnsi="Times New Roman"/>
+          <w:sz w:val="36"/>
+          <w:szCs w:val="36"/>
+        </w:rPr>
+      </w:r>
+      <w:r>
         <w:br w:type="page"/>
       </w:r>
     </w:p>
     <w:p>
       <w:pPr>
-        <w:spacing w:after="100" w:afterAutospacing="1" w:line="240" w:lineRule="auto"/>
+        <w:pStyle w:val="Normal"/>
+        <w:spacing w:lineRule="auto" w:line="240" w:before="0" w:afterAutospacing="1"/>
         <w:jc w:val="both"/>
         <w:rPr>
           <w:rFonts w:ascii="Times New Roman" w:hAnsi="Times New Roman" w:cs="Times New Roman"/>
@@ -1261,15 +1586,8 @@
         </w:rPr>
       </w:pPr>
       <w:r>
-        <w:rPr>
-          <w:rFonts w:ascii="Times New Roman" w:hAnsi="Times New Roman" w:cs="Times New Roman"/>
-          <w:noProof/>
-          <w:sz w:val="36"/>
-          <w:szCs w:val="36"/>
-        </w:rPr>
-        <w:lastRenderedPageBreak/>
         <w:drawing>
-          <wp:anchor distT="0" distB="0" distL="114300" distR="114300" simplePos="0" relativeHeight="251667456" behindDoc="0" locked="0" layoutInCell="1" allowOverlap="1" wp14:anchorId="46B452A3" wp14:editId="32DEE463">
+          <wp:anchor distT="0" distB="0" distL="114300" distR="114300" simplePos="0" relativeHeight="8" behindDoc="0" locked="0" layoutInCell="0" allowOverlap="1">
             <wp:simplePos x="0" y="0"/>
             <wp:positionH relativeFrom="margin">
               <wp:align>center</wp:align>
@@ -1278,9 +1596,9 @@
               <wp:posOffset>456565</wp:posOffset>
             </wp:positionV>
             <wp:extent cx="1400175" cy="1471930"/>
-            <wp:effectExtent l="0" t="0" r="9525" b="0"/>
+            <wp:effectExtent l="0" t="0" r="0" b="0"/>
             <wp:wrapTopAndBottom/>
-            <wp:docPr id="10" name="Kép 10"/>
+            <wp:docPr id="6" name="Kép 10"/>
             <wp:cNvGraphicFramePr>
               <a:graphicFrameLocks xmlns:a="http://schemas.openxmlformats.org/drawingml/2006/main" noChangeAspect="1"/>
             </wp:cNvGraphicFramePr>
@@ -1288,22 +1606,18 @@
               <a:graphicData uri="http://schemas.openxmlformats.org/drawingml/2006/picture">
                 <pic:pic xmlns:pic="http://schemas.openxmlformats.org/drawingml/2006/picture">
                   <pic:nvPicPr>
-                    <pic:cNvPr id="10" name="success.png"/>
-                    <pic:cNvPicPr/>
+                    <pic:cNvPr id="6" name="Kép 10"/>
+                    <pic:cNvPicPr>
+                      <a:picLocks noChangeAspect="1" noChangeArrowheads="1"/>
+                    </pic:cNvPicPr>
                   </pic:nvPicPr>
                   <pic:blipFill>
-                    <a:blip r:embed="rId8">
-                      <a:extLst>
-                        <a:ext uri="{28A0092B-C50C-407E-A947-70E740481C1C}">
-                          <a14:useLocalDpi xmlns:a14="http://schemas.microsoft.com/office/drawing/2010/main" val="0"/>
-                        </a:ext>
-                      </a:extLst>
-                    </a:blip>
+                    <a:blip r:embed="rId7"/>
                     <a:stretch>
                       <a:fillRect/>
                     </a:stretch>
                   </pic:blipFill>
-                  <pic:spPr>
+                  <pic:spPr bwMode="auto">
                     <a:xfrm>
                       <a:off x="0" y="0"/>
                       <a:ext cx="1400175" cy="1471930"/>
@@ -1311,94 +1625,26 @@
                     <a:prstGeom prst="rect">
                       <a:avLst/>
                     </a:prstGeom>
+                    <a:noFill/>
                   </pic:spPr>
                 </pic:pic>
               </a:graphicData>
             </a:graphic>
-            <wp14:sizeRelH relativeFrom="margin">
-              <wp14:pctWidth>0</wp14:pctWidth>
-            </wp14:sizeRelH>
-            <wp14:sizeRelV relativeFrom="margin">
-              <wp14:pctHeight>0</wp14:pctHeight>
-            </wp14:sizeRelV>
           </wp:anchor>
         </w:drawing>
       </w:r>
       <w:r>
         <w:rPr>
-          <w:rFonts w:ascii="Times New Roman" w:hAnsi="Times New Roman" w:cs="Times New Roman"/>
-          <w:sz w:val="36"/>
-          <w:szCs w:val="36"/>
-        </w:rPr>
-        <w:t xml:space="preserve">4. </w:t>
-      </w:r>
-      <w:r>
-        <w:rPr>
-          <w:rFonts w:ascii="Times New Roman" w:hAnsi="Times New Roman" w:cs="Times New Roman"/>
-          <w:sz w:val="36"/>
-          <w:szCs w:val="36"/>
-        </w:rPr>
-        <w:t>-</w:t>
-      </w:r>
-      <w:r>
-        <w:rPr>
-          <w:rFonts w:ascii="Times New Roman" w:hAnsi="Times New Roman" w:cs="Times New Roman"/>
-          <w:sz w:val="36"/>
-          <w:szCs w:val="36"/>
-        </w:rPr>
-        <w:t xml:space="preserve"> Az adatsor törlése</w:t>
-      </w:r>
-      <w:r>
-        <w:rPr>
-          <w:rFonts w:ascii="Times New Roman" w:hAnsi="Times New Roman" w:cs="Times New Roman"/>
-          <w:sz w:val="36"/>
-          <w:szCs w:val="36"/>
-        </w:rPr>
-        <w:t>,</w:t>
-      </w:r>
-      <w:r>
-        <w:rPr>
-          <w:rFonts w:ascii="Times New Roman" w:hAnsi="Times New Roman" w:cs="Times New Roman"/>
-          <w:sz w:val="36"/>
-          <w:szCs w:val="36"/>
-        </w:rPr>
-        <w:t xml:space="preserve"> után</w:t>
-      </w:r>
-      <w:r>
-        <w:rPr>
-          <w:rFonts w:ascii="Times New Roman" w:hAnsi="Times New Roman" w:cs="Times New Roman"/>
-          <w:sz w:val="36"/>
-          <w:szCs w:val="36"/>
-        </w:rPr>
-        <w:t>a</w:t>
-      </w:r>
-      <w:r>
-        <w:rPr>
-          <w:rFonts w:ascii="Times New Roman" w:hAnsi="Times New Roman" w:cs="Times New Roman"/>
-          <w:sz w:val="36"/>
-          <w:szCs w:val="36"/>
-        </w:rPr>
-        <w:t xml:space="preserve"> a lista </w:t>
-      </w:r>
-      <w:r>
-        <w:rPr>
-          <w:rFonts w:ascii="Times New Roman" w:hAnsi="Times New Roman" w:cs="Times New Roman"/>
-          <w:sz w:val="36"/>
-          <w:szCs w:val="36"/>
-        </w:rPr>
-        <w:t>frissülése a datagridben</w:t>
-      </w:r>
-      <w:r>
-        <w:rPr>
-          <w:rFonts w:ascii="Times New Roman" w:hAnsi="Times New Roman" w:cs="Times New Roman"/>
-          <w:sz w:val="36"/>
-          <w:szCs w:val="36"/>
-        </w:rPr>
-        <w:t>.</w:t>
+          <w:rFonts w:cs="Times New Roman" w:ascii="Times New Roman" w:hAnsi="Times New Roman"/>
+          <w:sz w:val="36"/>
+          <w:szCs w:val="36"/>
+        </w:rPr>
+        <w:t>4. - Az adatsor törlése, utána a lista frissülése a datagridben.</w:t>
       </w:r>
     </w:p>
     <w:p>
       <w:pPr>
+        <w:pStyle w:val="Normal"/>
         <w:rPr>
           <w:rFonts w:ascii="Times New Roman" w:hAnsi="Times New Roman" w:cs="Times New Roman"/>
           <w:sz w:val="36"/>
@@ -1407,13 +1653,12 @@
       </w:pPr>
       <w:r>
         <w:rPr>
-          <w:rFonts w:ascii="Times New Roman" w:hAnsi="Times New Roman" w:cs="Times New Roman"/>
-          <w:noProof/>
+          <w:rFonts w:cs="Times New Roman" w:ascii="Times New Roman" w:hAnsi="Times New Roman"/>
           <w:sz w:val="36"/>
           <w:szCs w:val="36"/>
         </w:rPr>
         <w:drawing>
-          <wp:anchor distT="0" distB="0" distL="114300" distR="114300" simplePos="0" relativeHeight="251668480" behindDoc="0" locked="0" layoutInCell="1" allowOverlap="1" wp14:anchorId="626713E4" wp14:editId="2B27E0CC">
+          <wp:anchor distT="0" distB="0" distL="114300" distR="114300" simplePos="0" relativeHeight="9" behindDoc="0" locked="0" layoutInCell="0" allowOverlap="1">
             <wp:simplePos x="0" y="0"/>
             <wp:positionH relativeFrom="margin">
               <wp:align>center</wp:align>
@@ -1422,9 +1667,9 @@
               <wp:posOffset>1697990</wp:posOffset>
             </wp:positionV>
             <wp:extent cx="5895340" cy="5838825"/>
-            <wp:effectExtent l="0" t="0" r="0" b="9525"/>
+            <wp:effectExtent l="0" t="0" r="0" b="0"/>
             <wp:wrapTopAndBottom/>
-            <wp:docPr id="11" name="Kép 11"/>
+            <wp:docPr id="7" name="Kép 11"/>
             <wp:cNvGraphicFramePr>
               <a:graphicFrameLocks xmlns:a="http://schemas.openxmlformats.org/drawingml/2006/main" noChangeAspect="1"/>
             </wp:cNvGraphicFramePr>
@@ -1432,22 +1677,18 @@
               <a:graphicData uri="http://schemas.openxmlformats.org/drawingml/2006/picture">
                 <pic:pic xmlns:pic="http://schemas.openxmlformats.org/drawingml/2006/picture">
                   <pic:nvPicPr>
-                    <pic:cNvPr id="11" name="filmek5.png"/>
-                    <pic:cNvPicPr/>
+                    <pic:cNvPr id="7" name="Kép 11"/>
+                    <pic:cNvPicPr>
+                      <a:picLocks noChangeAspect="1" noChangeArrowheads="1"/>
+                    </pic:cNvPicPr>
                   </pic:nvPicPr>
                   <pic:blipFill>
-                    <a:blip r:embed="rId10">
-                      <a:extLst>
-                        <a:ext uri="{28A0092B-C50C-407E-A947-70E740481C1C}">
-                          <a14:useLocalDpi xmlns:a14="http://schemas.microsoft.com/office/drawing/2010/main" val="0"/>
-                        </a:ext>
-                      </a:extLst>
-                    </a:blip>
+                    <a:blip r:embed="rId8"/>
                     <a:stretch>
                       <a:fillRect/>
                     </a:stretch>
                   </pic:blipFill>
-                  <pic:spPr>
+                  <pic:spPr bwMode="auto">
                     <a:xfrm>
                       <a:off x="0" y="0"/>
                       <a:ext cx="5895340" cy="5838825"/>
@@ -1455,33 +1696,24 @@
                     <a:prstGeom prst="rect">
                       <a:avLst/>
                     </a:prstGeom>
+                    <a:noFill/>
                   </pic:spPr>
                 </pic:pic>
               </a:graphicData>
             </a:graphic>
-            <wp14:sizeRelH relativeFrom="margin">
-              <wp14:pctWidth>0</wp14:pctWidth>
-            </wp14:sizeRelH>
-            <wp14:sizeRelV relativeFrom="margin">
-              <wp14:pctHeight>0</wp14:pctHeight>
-            </wp14:sizeRelV>
           </wp:anchor>
         </w:drawing>
       </w:r>
       <w:r>
-        <w:rPr>
-          <w:rFonts w:ascii="Times New Roman" w:hAnsi="Times New Roman" w:cs="Times New Roman"/>
-          <w:sz w:val="36"/>
-          <w:szCs w:val="36"/>
-        </w:rPr>
         <w:br w:type="page"/>
       </w:r>
     </w:p>
     <w:p>
       <w:pPr>
-        <w:spacing w:beforeAutospacing="1" w:after="100" w:afterAutospacing="1" w:line="240" w:lineRule="auto"/>
-        <w:rPr>
-          <w:rFonts w:ascii="Times New Roman" w:eastAsia="Times New Roman" w:hAnsi="Times New Roman" w:cs="Times New Roman"/>
+        <w:pStyle w:val="Normal"/>
+        <w:spacing w:lineRule="auto" w:line="240" w:beforeAutospacing="1" w:afterAutospacing="1"/>
+        <w:rPr>
+          <w:rFonts w:ascii="Times New Roman" w:hAnsi="Times New Roman" w:eastAsia="Times New Roman" w:cs="Times New Roman"/>
           <w:bCs/>
           <w:sz w:val="36"/>
           <w:szCs w:val="36"/>
@@ -1489,16 +1721,8 @@
         </w:rPr>
       </w:pPr>
       <w:r>
-        <w:rPr>
-          <w:rFonts w:ascii="Times New Roman" w:eastAsia="Times New Roman" w:hAnsi="Times New Roman" w:cs="Times New Roman"/>
-          <w:noProof/>
-          <w:sz w:val="36"/>
-          <w:szCs w:val="36"/>
-          <w:lang w:eastAsia="hu-HU"/>
-        </w:rPr>
-        <w:lastRenderedPageBreak/>
         <w:drawing>
-          <wp:anchor distT="0" distB="0" distL="114300" distR="114300" simplePos="0" relativeHeight="251669504" behindDoc="0" locked="0" layoutInCell="1" allowOverlap="1" wp14:anchorId="20256B86" wp14:editId="6CA4D25A">
+          <wp:anchor distT="0" distB="0" distL="114300" distR="114300" simplePos="0" relativeHeight="10" behindDoc="0" locked="0" layoutInCell="0" allowOverlap="1">
             <wp:simplePos x="0" y="0"/>
             <wp:positionH relativeFrom="margin">
               <wp:align>center</wp:align>
@@ -1509,7 +1733,7 @@
             <wp:extent cx="6235700" cy="3966845"/>
             <wp:effectExtent l="0" t="0" r="0" b="0"/>
             <wp:wrapTopAndBottom/>
-            <wp:docPr id="12" name="Kép 12"/>
+            <wp:docPr id="8" name="Kép 12"/>
             <wp:cNvGraphicFramePr>
               <a:graphicFrameLocks xmlns:a="http://schemas.openxmlformats.org/drawingml/2006/main" noChangeAspect="1"/>
             </wp:cNvGraphicFramePr>
@@ -1517,22 +1741,18 @@
               <a:graphicData uri="http://schemas.openxmlformats.org/drawingml/2006/picture">
                 <pic:pic xmlns:pic="http://schemas.openxmlformats.org/drawingml/2006/picture">
                   <pic:nvPicPr>
-                    <pic:cNvPr id="12" name="filmek4.png"/>
-                    <pic:cNvPicPr/>
+                    <pic:cNvPr id="8" name="Kép 12"/>
+                    <pic:cNvPicPr>
+                      <a:picLocks noChangeAspect="1" noChangeArrowheads="1"/>
+                    </pic:cNvPicPr>
                   </pic:nvPicPr>
                   <pic:blipFill>
-                    <a:blip r:embed="rId11">
-                      <a:extLst>
-                        <a:ext uri="{28A0092B-C50C-407E-A947-70E740481C1C}">
-                          <a14:useLocalDpi xmlns:a14="http://schemas.microsoft.com/office/drawing/2010/main" val="0"/>
-                        </a:ext>
-                      </a:extLst>
-                    </a:blip>
+                    <a:blip r:embed="rId9"/>
                     <a:stretch>
                       <a:fillRect/>
                     </a:stretch>
                   </pic:blipFill>
-                  <pic:spPr>
+                  <pic:spPr bwMode="auto">
                     <a:xfrm>
                       <a:off x="0" y="0"/>
                       <a:ext cx="6235700" cy="3966845"/>
@@ -1540,29 +1760,15 @@
                     <a:prstGeom prst="rect">
                       <a:avLst/>
                     </a:prstGeom>
+                    <a:noFill/>
                   </pic:spPr>
                 </pic:pic>
               </a:graphicData>
             </a:graphic>
-            <wp14:sizeRelH relativeFrom="margin">
-              <wp14:pctWidth>0</wp14:pctWidth>
-            </wp14:sizeRelH>
-            <wp14:sizeRelV relativeFrom="margin">
-              <wp14:pctHeight>0</wp14:pctHeight>
-            </wp14:sizeRelV>
           </wp:anchor>
         </w:drawing>
-      </w:r>
-      <w:r>
-        <w:rPr>
-          <w:rFonts w:ascii="Times New Roman" w:eastAsia="Times New Roman" w:hAnsi="Times New Roman" w:cs="Times New Roman"/>
-          <w:noProof/>
-          <w:sz w:val="36"/>
-          <w:szCs w:val="36"/>
-          <w:lang w:eastAsia="hu-HU"/>
-        </w:rPr>
         <w:drawing>
-          <wp:anchor distT="0" distB="0" distL="114300" distR="114300" simplePos="0" relativeHeight="251670528" behindDoc="0" locked="0" layoutInCell="1" allowOverlap="1" wp14:anchorId="06BA8B0C" wp14:editId="186EBE43">
+          <wp:anchor distT="0" distB="0" distL="114300" distR="114300" simplePos="0" relativeHeight="11" behindDoc="0" locked="0" layoutInCell="0" allowOverlap="1">
             <wp:simplePos x="0" y="0"/>
             <wp:positionH relativeFrom="margin">
               <wp:align>center</wp:align>
@@ -1571,9 +1777,9 @@
               <wp:posOffset>617855</wp:posOffset>
             </wp:positionV>
             <wp:extent cx="1409700" cy="1482090"/>
-            <wp:effectExtent l="0" t="0" r="0" b="3810"/>
+            <wp:effectExtent l="0" t="0" r="0" b="0"/>
             <wp:wrapTopAndBottom/>
-            <wp:docPr id="13" name="Kép 13"/>
+            <wp:docPr id="9" name="Kép 13"/>
             <wp:cNvGraphicFramePr>
               <a:graphicFrameLocks xmlns:a="http://schemas.openxmlformats.org/drawingml/2006/main" noChangeAspect="1"/>
             </wp:cNvGraphicFramePr>
@@ -1581,22 +1787,18 @@
               <a:graphicData uri="http://schemas.openxmlformats.org/drawingml/2006/picture">
                 <pic:pic xmlns:pic="http://schemas.openxmlformats.org/drawingml/2006/picture">
                   <pic:nvPicPr>
-                    <pic:cNvPr id="13" name="success.png"/>
-                    <pic:cNvPicPr/>
+                    <pic:cNvPr id="9" name="Kép 13"/>
+                    <pic:cNvPicPr>
+                      <a:picLocks noChangeAspect="1" noChangeArrowheads="1"/>
+                    </pic:cNvPicPr>
                   </pic:nvPicPr>
                   <pic:blipFill>
-                    <a:blip r:embed="rId8">
-                      <a:extLst>
-                        <a:ext uri="{28A0092B-C50C-407E-A947-70E740481C1C}">
-                          <a14:useLocalDpi xmlns:a14="http://schemas.microsoft.com/office/drawing/2010/main" val="0"/>
-                        </a:ext>
-                      </a:extLst>
-                    </a:blip>
+                    <a:blip r:embed="rId10"/>
                     <a:stretch>
                       <a:fillRect/>
                     </a:stretch>
                   </pic:blipFill>
-                  <pic:spPr>
+                  <pic:spPr bwMode="auto">
                     <a:xfrm>
                       <a:off x="0" y="0"/>
                       <a:ext cx="1409700" cy="1482090"/>
@@ -1604,74 +1806,30 @@
                     <a:prstGeom prst="rect">
                       <a:avLst/>
                     </a:prstGeom>
+                    <a:noFill/>
                   </pic:spPr>
                 </pic:pic>
               </a:graphicData>
             </a:graphic>
-            <wp14:sizeRelH relativeFrom="margin">
-              <wp14:pctWidth>0</wp14:pctWidth>
-            </wp14:sizeRelH>
-            <wp14:sizeRelV relativeFrom="margin">
-              <wp14:pctHeight>0</wp14:pctHeight>
-            </wp14:sizeRelV>
           </wp:anchor>
         </w:drawing>
       </w:r>
       <w:r>
         <w:rPr>
-          <w:rFonts w:ascii="Times New Roman" w:eastAsia="Times New Roman" w:hAnsi="Times New Roman" w:cs="Times New Roman"/>
+          <w:rFonts w:eastAsia="Times New Roman" w:cs="Times New Roman" w:ascii="Times New Roman" w:hAnsi="Times New Roman"/>
           <w:bCs/>
           <w:sz w:val="36"/>
           <w:szCs w:val="36"/>
           <w:lang w:eastAsia="hu-HU"/>
         </w:rPr>
-        <w:t>5. - Az adatok módosítása</w:t>
-      </w:r>
-      <w:r>
-        <w:rPr>
-          <w:rFonts w:ascii="Times New Roman" w:eastAsia="Times New Roman" w:hAnsi="Times New Roman" w:cs="Times New Roman"/>
-          <w:bCs/>
-          <w:sz w:val="36"/>
-          <w:szCs w:val="36"/>
-          <w:lang w:eastAsia="hu-HU"/>
-        </w:rPr>
-        <w:t>,</w:t>
-      </w:r>
-      <w:r>
-        <w:rPr>
-          <w:rFonts w:ascii="Times New Roman" w:eastAsia="Times New Roman" w:hAnsi="Times New Roman" w:cs="Times New Roman"/>
-          <w:bCs/>
-          <w:sz w:val="36"/>
-          <w:szCs w:val="36"/>
-          <w:lang w:eastAsia="hu-HU"/>
-        </w:rPr>
-        <w:t xml:space="preserve"> után</w:t>
-      </w:r>
-      <w:r>
-        <w:rPr>
-          <w:rFonts w:ascii="Times New Roman" w:eastAsia="Times New Roman" w:hAnsi="Times New Roman" w:cs="Times New Roman"/>
-          <w:bCs/>
-          <w:sz w:val="36"/>
-          <w:szCs w:val="36"/>
-          <w:lang w:eastAsia="hu-HU"/>
-        </w:rPr>
-        <w:t>a</w:t>
-      </w:r>
-      <w:r>
-        <w:rPr>
-          <w:rFonts w:ascii="Times New Roman" w:eastAsia="Times New Roman" w:hAnsi="Times New Roman" w:cs="Times New Roman"/>
-          <w:bCs/>
-          <w:sz w:val="36"/>
-          <w:szCs w:val="36"/>
-          <w:lang w:eastAsia="hu-HU"/>
-        </w:rPr>
-        <w:t xml:space="preserve"> a frissített értékek megjelenése.</w:t>
+        <w:t>5. - Az adatok módosítása, utána a frissített értékek megjelenése.</w:t>
       </w:r>
     </w:p>
     <w:p>
       <w:pPr>
-        <w:rPr>
-          <w:rFonts w:ascii="Times New Roman" w:eastAsia="Times New Roman" w:hAnsi="Times New Roman" w:cs="Times New Roman"/>
+        <w:pStyle w:val="Normal"/>
+        <w:rPr>
+          <w:rFonts w:ascii="Times New Roman" w:hAnsi="Times New Roman" w:eastAsia="Times New Roman" w:cs="Times New Roman"/>
           <w:bCs/>
           <w:sz w:val="36"/>
           <w:szCs w:val="36"/>
@@ -1680,18 +1838,21 @@
       </w:pPr>
       <w:r>
         <w:rPr>
-          <w:rFonts w:ascii="Times New Roman" w:eastAsia="Times New Roman" w:hAnsi="Times New Roman" w:cs="Times New Roman"/>
+          <w:rFonts w:eastAsia="Times New Roman" w:cs="Times New Roman" w:ascii="Times New Roman" w:hAnsi="Times New Roman"/>
           <w:bCs/>
           <w:sz w:val="36"/>
           <w:szCs w:val="36"/>
           <w:lang w:eastAsia="hu-HU"/>
         </w:rPr>
+      </w:r>
+      <w:r>
         <w:br w:type="page"/>
       </w:r>
     </w:p>
     <w:p>
       <w:pPr>
-        <w:spacing w:after="100" w:afterAutospacing="1" w:line="240" w:lineRule="auto"/>
+        <w:pStyle w:val="Normal"/>
+        <w:spacing w:lineRule="auto" w:line="240" w:before="0" w:afterAutospacing="1"/>
         <w:jc w:val="both"/>
         <w:rPr>
           <w:rFonts w:ascii="Times New Roman" w:hAnsi="Times New Roman" w:cs="Times New Roman"/>
@@ -1700,16 +1861,8 @@
         </w:rPr>
       </w:pPr>
       <w:r>
-        <w:rPr>
-          <w:rFonts w:ascii="Times New Roman" w:eastAsia="Times New Roman" w:hAnsi="Times New Roman" w:cs="Times New Roman"/>
-          <w:noProof/>
-          <w:sz w:val="36"/>
-          <w:szCs w:val="36"/>
-          <w:lang w:eastAsia="hu-HU"/>
-        </w:rPr>
-        <w:lastRenderedPageBreak/>
         <w:drawing>
-          <wp:anchor distT="0" distB="0" distL="114300" distR="114300" simplePos="0" relativeHeight="251663360" behindDoc="0" locked="0" layoutInCell="1" allowOverlap="1" wp14:anchorId="2C8267E2" wp14:editId="50E5FDC7">
+          <wp:anchor distT="0" distB="0" distL="114300" distR="0" simplePos="0" relativeHeight="5" behindDoc="0" locked="0" layoutInCell="0" allowOverlap="1">
             <wp:simplePos x="0" y="0"/>
             <wp:positionH relativeFrom="margin">
               <wp:align>right</wp:align>
@@ -1720,7 +1873,7 @@
             <wp:extent cx="5760720" cy="4843145"/>
             <wp:effectExtent l="0" t="0" r="0" b="0"/>
             <wp:wrapSquare wrapText="bothSides"/>
-            <wp:docPr id="6" name="Kép 6"/>
+            <wp:docPr id="10" name="Kép 6"/>
             <wp:cNvGraphicFramePr>
               <a:graphicFrameLocks xmlns:a="http://schemas.openxmlformats.org/drawingml/2006/main" noChangeAspect="1"/>
             </wp:cNvGraphicFramePr>
@@ -1728,22 +1881,18 @@
               <a:graphicData uri="http://schemas.openxmlformats.org/drawingml/2006/picture">
                 <pic:pic xmlns:pic="http://schemas.openxmlformats.org/drawingml/2006/picture">
                   <pic:nvPicPr>
-                    <pic:cNvPr id="6" name="hiba.png"/>
-                    <pic:cNvPicPr/>
+                    <pic:cNvPr id="10" name="Kép 6"/>
+                    <pic:cNvPicPr>
+                      <a:picLocks noChangeAspect="1" noChangeArrowheads="1"/>
+                    </pic:cNvPicPr>
                   </pic:nvPicPr>
                   <pic:blipFill>
-                    <a:blip r:embed="rId12">
-                      <a:extLst>
-                        <a:ext uri="{28A0092B-C50C-407E-A947-70E740481C1C}">
-                          <a14:useLocalDpi xmlns:a14="http://schemas.microsoft.com/office/drawing/2010/main" val="0"/>
-                        </a:ext>
-                      </a:extLst>
-                    </a:blip>
+                    <a:blip r:embed="rId11"/>
                     <a:stretch>
                       <a:fillRect/>
                     </a:stretch>
                   </pic:blipFill>
-                  <pic:spPr>
+                  <pic:spPr bwMode="auto">
                     <a:xfrm>
                       <a:off x="0" y="0"/>
                       <a:ext cx="5760720" cy="4843145"/>
@@ -1751,6 +1900,7 @@
                     <a:prstGeom prst="rect">
                       <a:avLst/>
                     </a:prstGeom>
+                    <a:noFill/>
                   </pic:spPr>
                 </pic:pic>
               </a:graphicData>
@@ -1760,250 +1910,308 @@
       </w:r>
       <w:r>
         <w:rPr>
-          <w:rFonts w:ascii="Times New Roman" w:hAnsi="Times New Roman" w:cs="Times New Roman"/>
-          <w:sz w:val="36"/>
-          <w:szCs w:val="36"/>
-        </w:rPr>
-        <w:t>H1,</w:t>
-      </w:r>
-      <w:r>
-        <w:rPr>
-          <w:rFonts w:ascii="Times New Roman" w:hAnsi="Times New Roman" w:cs="Times New Roman"/>
-          <w:sz w:val="36"/>
-          <w:szCs w:val="36"/>
-        </w:rPr>
-        <w:t xml:space="preserve"> </w:t>
-      </w:r>
-      <w:r>
-        <w:rPr>
-          <w:rFonts w:ascii="Times New Roman" w:hAnsi="Times New Roman" w:cs="Times New Roman"/>
-          <w:sz w:val="36"/>
-          <w:szCs w:val="36"/>
-        </w:rPr>
-        <w:t>H2</w:t>
-      </w:r>
-      <w:r>
-        <w:rPr>
-          <w:rFonts w:ascii="Times New Roman" w:hAnsi="Times New Roman" w:cs="Times New Roman"/>
-          <w:sz w:val="36"/>
-          <w:szCs w:val="36"/>
-        </w:rPr>
-        <w:t xml:space="preserve"> </w:t>
-      </w:r>
-      <w:r>
-        <w:rPr>
-          <w:rFonts w:ascii="Times New Roman" w:hAnsi="Times New Roman" w:cs="Times New Roman"/>
-          <w:sz w:val="36"/>
-          <w:szCs w:val="36"/>
-        </w:rPr>
-        <w:t>–</w:t>
-      </w:r>
-      <w:r>
-        <w:rPr>
-          <w:rFonts w:ascii="Times New Roman" w:hAnsi="Times New Roman" w:cs="Times New Roman"/>
-          <w:sz w:val="36"/>
-          <w:szCs w:val="36"/>
-        </w:rPr>
-        <w:t xml:space="preserve"> </w:t>
-      </w:r>
-      <w:r>
-        <w:rPr>
-          <w:rFonts w:ascii="Times New Roman" w:hAnsi="Times New Roman" w:cs="Times New Roman"/>
-          <w:sz w:val="36"/>
-          <w:szCs w:val="36"/>
-        </w:rPr>
-        <w:t>Nem találja trailer</w:t>
-      </w:r>
-      <w:r>
-        <w:rPr>
-          <w:rFonts w:ascii="Times New Roman" w:hAnsi="Times New Roman" w:cs="Times New Roman"/>
-          <w:sz w:val="36"/>
-          <w:szCs w:val="36"/>
-        </w:rPr>
-        <w:t xml:space="preserve"> mezőt az adatbázisban így nem tudja feltölteni a trailer inputot</w:t>
-      </w:r>
-      <w:r>
-        <w:rPr>
-          <w:rFonts w:ascii="Times New Roman" w:hAnsi="Times New Roman" w:cs="Times New Roman"/>
-          <w:sz w:val="36"/>
-          <w:szCs w:val="36"/>
-        </w:rPr>
-        <w:t>.</w:t>
+          <w:rFonts w:cs="Times New Roman" w:ascii="Times New Roman" w:hAnsi="Times New Roman"/>
+          <w:sz w:val="36"/>
+          <w:szCs w:val="36"/>
+        </w:rPr>
+        <w:t>H1, H2 – Nem találja trailer mezőt az adatbázisban így nem tudja feltölteni a trailer inputot.</w:t>
       </w:r>
     </w:p>
     <w:sectPr>
+      <w:type w:val="nextPage"/>
       <w:pgSz w:w="11906" w:h="16838"/>
-      <w:pgMar w:top="1417" w:right="1417" w:bottom="1417" w:left="1417" w:header="708" w:footer="708" w:gutter="0"/>
-      <w:cols w:space="708"/>
-      <w:docGrid w:linePitch="360"/>
+      <w:pgMar w:left="1417" w:right="1417" w:gutter="0" w:header="0" w:top="1417" w:footer="0" w:bottom="1417"/>
+      <w:pgNumType w:fmt="decimal"/>
+      <w:formProt w:val="false"/>
+      <w:textDirection w:val="lrTb"/>
+      <w:docGrid w:type="default" w:linePitch="360" w:charSpace="0"/>
     </w:sectPr>
   </w:body>
 </w:document>
 </file>
 
 <file path=word/numbering.xml><?xml version="1.0" encoding="utf-8"?>
-<w:numbering xmlns:wpc="http://schemas.microsoft.com/office/word/2010/wordprocessingCanvas" xmlns:cx="http://schemas.microsoft.com/office/drawing/2014/chartex" xmlns:cx1="http://schemas.microsoft.com/office/drawing/2015/9/8/chartex" xmlns:cx2="http://schemas.microsoft.com/office/drawing/2015/10/21/chartex" xmlns:cx3="http://schemas.microsoft.com/office/drawing/2016/5/9/chartex" xmlns:cx4="http://schemas.microsoft.com/office/drawing/2016/5/10/chartex" xmlns:cx5="http://schemas.microsoft.com/office/drawing/2016/5/11/chartex" xmlns:cx6="http://schemas.microsoft.com/office/drawing/2016/5/12/chartex" xmlns:cx7="http://schemas.microsoft.com/office/drawing/2016/5/13/chartex" xmlns:cx8="http://schemas.microsoft.com/office/drawing/2016/5/14/chartex" xmlns:mc="http://schemas.openxmlformats.org/markup-compatibility/2006" xmlns:aink="http://schemas.microsoft.com/office/drawing/2016/ink" xmlns:am3d="http://schemas.microsoft.com/office/drawing/2017/model3d" xmlns:o="urn:schemas-microsoft-com:office:office" xmlns:r="http://schemas.openxmlformats.org/officeDocument/2006/relationships" xmlns:m="http://schemas.openxmlformats.org/officeDocument/2006/math" xmlns:v="urn:schemas-microsoft-com:vml" xmlns:wp14="http://schemas.microsoft.com/office/word/2010/wordprocessingDrawing" xmlns:wp="http://schemas.openxmlformats.org/drawingml/2006/wordprocessingDrawing" xmlns:w10="urn:schemas-microsoft-com:office:word" xmlns:w="http://schemas.openxmlformats.org/wordprocessingml/2006/main" xmlns:w14="http://schemas.microsoft.com/office/word/2010/wordml" xmlns:w15="http://schemas.microsoft.com/office/word/2012/wordml" xmlns:w16cid="http://schemas.microsoft.com/office/word/2016/wordml/cid" xmlns:w16se="http://schemas.microsoft.com/office/word/2015/wordml/symex" xmlns:wpg="http://schemas.microsoft.com/office/word/2010/wordprocessingGroup" xmlns:wpi="http://schemas.microsoft.com/office/word/2010/wordprocessingInk" xmlns:wne="http://schemas.microsoft.com/office/word/2006/wordml" xmlns:wps="http://schemas.microsoft.com/office/word/2010/wordprocessingShape" mc:Ignorable="w14 w15 w16se w16cid wp14">
-  <w:abstractNum w:abstractNumId="0" w15:restartNumberingAfterBreak="0">
-    <w:nsid w:val="558D458B"/>
-    <w:multiLevelType w:val="multilevel"/>
-    <w:tmpl w:val="570CCED4"/>
+<w:numbering xmlns:w="http://schemas.openxmlformats.org/wordprocessingml/2006/main" xmlns:o="urn:schemas-microsoft-com:office:office" xmlns:r="http://schemas.openxmlformats.org/officeDocument/2006/relationships" xmlns:v="urn:schemas-microsoft-com:vml" xmlns:mc="http://schemas.openxmlformats.org/markup-compatibility/2006" xmlns:w14="http://schemas.microsoft.com/office/word/2010/wordml" mc:Ignorable="w14">
+  <w:abstractNum w:abstractNumId="1">
     <w:lvl w:ilvl="0">
       <w:start w:val="1"/>
       <w:numFmt w:val="bullet"/>
       <w:lvlText w:val=""/>
-      <w:lvlJc w:val="left"/>
+      <w:lvlJc w:val="start"/>
       <w:pPr>
         <w:tabs>
           <w:tab w:val="num" w:pos="720"/>
         </w:tabs>
-        <w:ind w:left="720" w:hanging="360"/>
+        <w:ind w:start="720" w:hanging="360"/>
       </w:pPr>
       <w:rPr>
-        <w:rFonts w:ascii="Symbol" w:hAnsi="Symbol" w:hint="default"/>
+        <w:rFonts w:ascii="Symbol" w:hAnsi="Symbol" w:cs="Symbol" w:hint="default"/>
         <w:sz w:val="20"/>
       </w:rPr>
     </w:lvl>
-    <w:lvl w:ilvl="1" w:tentative="1">
+    <w:lvl w:ilvl="1">
       <w:start w:val="1"/>
       <w:numFmt w:val="bullet"/>
       <w:lvlText w:val="o"/>
-      <w:lvlJc w:val="left"/>
+      <w:lvlJc w:val="start"/>
       <w:pPr>
         <w:tabs>
           <w:tab w:val="num" w:pos="1440"/>
         </w:tabs>
-        <w:ind w:left="1440" w:hanging="360"/>
+        <w:ind w:start="1440" w:hanging="360"/>
       </w:pPr>
       <w:rPr>
-        <w:rFonts w:ascii="Courier New" w:hAnsi="Courier New" w:hint="default"/>
+        <w:rFonts w:ascii="Courier New" w:hAnsi="Courier New" w:cs="Courier New" w:hint="default"/>
         <w:sz w:val="20"/>
       </w:rPr>
     </w:lvl>
-    <w:lvl w:ilvl="2" w:tentative="1">
+    <w:lvl w:ilvl="2">
       <w:start w:val="1"/>
       <w:numFmt w:val="bullet"/>
       <w:lvlText w:val=""/>
-      <w:lvlJc w:val="left"/>
+      <w:lvlJc w:val="start"/>
       <w:pPr>
         <w:tabs>
           <w:tab w:val="num" w:pos="2160"/>
         </w:tabs>
-        <w:ind w:left="2160" w:hanging="360"/>
+        <w:ind w:start="2160" w:hanging="360"/>
       </w:pPr>
       <w:rPr>
-        <w:rFonts w:ascii="Wingdings" w:hAnsi="Wingdings" w:hint="default"/>
+        <w:rFonts w:ascii="Wingdings" w:hAnsi="Wingdings" w:cs="Wingdings" w:hint="default"/>
         <w:sz w:val="20"/>
       </w:rPr>
     </w:lvl>
-    <w:lvl w:ilvl="3" w:tentative="1">
+    <w:lvl w:ilvl="3">
       <w:start w:val="1"/>
       <w:numFmt w:val="bullet"/>
       <w:lvlText w:val=""/>
-      <w:lvlJc w:val="left"/>
+      <w:lvlJc w:val="start"/>
       <w:pPr>
         <w:tabs>
           <w:tab w:val="num" w:pos="2880"/>
         </w:tabs>
-        <w:ind w:left="2880" w:hanging="360"/>
+        <w:ind w:start="2880" w:hanging="360"/>
       </w:pPr>
       <w:rPr>
-        <w:rFonts w:ascii="Wingdings" w:hAnsi="Wingdings" w:hint="default"/>
+        <w:rFonts w:ascii="Wingdings" w:hAnsi="Wingdings" w:cs="Wingdings" w:hint="default"/>
         <w:sz w:val="20"/>
       </w:rPr>
     </w:lvl>
-    <w:lvl w:ilvl="4" w:tentative="1">
+    <w:lvl w:ilvl="4">
       <w:start w:val="1"/>
       <w:numFmt w:val="bullet"/>
       <w:lvlText w:val=""/>
-      <w:lvlJc w:val="left"/>
+      <w:lvlJc w:val="start"/>
       <w:pPr>
         <w:tabs>
           <w:tab w:val="num" w:pos="3600"/>
         </w:tabs>
-        <w:ind w:left="3600" w:hanging="360"/>
+        <w:ind w:start="3600" w:hanging="360"/>
       </w:pPr>
       <w:rPr>
-        <w:rFonts w:ascii="Wingdings" w:hAnsi="Wingdings" w:hint="default"/>
+        <w:rFonts w:ascii="Wingdings" w:hAnsi="Wingdings" w:cs="Wingdings" w:hint="default"/>
         <w:sz w:val="20"/>
       </w:rPr>
     </w:lvl>
-    <w:lvl w:ilvl="5" w:tentative="1">
+    <w:lvl w:ilvl="5">
       <w:start w:val="1"/>
       <w:numFmt w:val="bullet"/>
       <w:lvlText w:val=""/>
-      <w:lvlJc w:val="left"/>
+      <w:lvlJc w:val="start"/>
       <w:pPr>
         <w:tabs>
           <w:tab w:val="num" w:pos="4320"/>
         </w:tabs>
-        <w:ind w:left="4320" w:hanging="360"/>
+        <w:ind w:start="4320" w:hanging="360"/>
       </w:pPr>
       <w:rPr>
-        <w:rFonts w:ascii="Wingdings" w:hAnsi="Wingdings" w:hint="default"/>
+        <w:rFonts w:ascii="Wingdings" w:hAnsi="Wingdings" w:cs="Wingdings" w:hint="default"/>
         <w:sz w:val="20"/>
       </w:rPr>
     </w:lvl>
-    <w:lvl w:ilvl="6" w:tentative="1">
+    <w:lvl w:ilvl="6">
       <w:start w:val="1"/>
       <w:numFmt w:val="bullet"/>
       <w:lvlText w:val=""/>
-      <w:lvlJc w:val="left"/>
+      <w:lvlJc w:val="start"/>
       <w:pPr>
         <w:tabs>
           <w:tab w:val="num" w:pos="5040"/>
         </w:tabs>
-        <w:ind w:left="5040" w:hanging="360"/>
+        <w:ind w:start="5040" w:hanging="360"/>
       </w:pPr>
       <w:rPr>
-        <w:rFonts w:ascii="Wingdings" w:hAnsi="Wingdings" w:hint="default"/>
+        <w:rFonts w:ascii="Wingdings" w:hAnsi="Wingdings" w:cs="Wingdings" w:hint="default"/>
         <w:sz w:val="20"/>
       </w:rPr>
     </w:lvl>
-    <w:lvl w:ilvl="7" w:tentative="1">
+    <w:lvl w:ilvl="7">
       <w:start w:val="1"/>
       <w:numFmt w:val="bullet"/>
       <w:lvlText w:val=""/>
-      <w:lvlJc w:val="left"/>
+      <w:lvlJc w:val="start"/>
       <w:pPr>
         <w:tabs>
           <w:tab w:val="num" w:pos="5760"/>
         </w:tabs>
-        <w:ind w:left="5760" w:hanging="360"/>
+        <w:ind w:start="5760" w:hanging="360"/>
       </w:pPr>
       <w:rPr>
-        <w:rFonts w:ascii="Wingdings" w:hAnsi="Wingdings" w:hint="default"/>
+        <w:rFonts w:ascii="Wingdings" w:hAnsi="Wingdings" w:cs="Wingdings" w:hint="default"/>
         <w:sz w:val="20"/>
       </w:rPr>
     </w:lvl>
-    <w:lvl w:ilvl="8" w:tentative="1">
+    <w:lvl w:ilvl="8">
       <w:start w:val="1"/>
       <w:numFmt w:val="bullet"/>
       <w:lvlText w:val=""/>
-      <w:lvlJc w:val="left"/>
+      <w:lvlJc w:val="start"/>
       <w:pPr>
         <w:tabs>
           <w:tab w:val="num" w:pos="6480"/>
         </w:tabs>
-        <w:ind w:left="6480" w:hanging="360"/>
+        <w:ind w:start="6480" w:hanging="360"/>
       </w:pPr>
       <w:rPr>
-        <w:rFonts w:ascii="Wingdings" w:hAnsi="Wingdings" w:hint="default"/>
+        <w:rFonts w:ascii="Wingdings" w:hAnsi="Wingdings" w:cs="Wingdings" w:hint="default"/>
         <w:sz w:val="20"/>
       </w:rPr>
     </w:lvl>
   </w:abstractNum>
+  <w:abstractNum w:abstractNumId="2">
+    <w:lvl w:ilvl="0">
+      <w:start w:val="1"/>
+      <w:numFmt w:val="none"/>
+      <w:suff w:val="nothing"/>
+      <w:lvlText w:val=""/>
+      <w:lvlJc w:val="start"/>
+      <w:pPr>
+        <w:tabs>
+          <w:tab w:val="num" w:pos="0"/>
+        </w:tabs>
+        <w:ind w:start="0" w:hanging="0"/>
+      </w:pPr>
+    </w:lvl>
+    <w:lvl w:ilvl="1">
+      <w:start w:val="1"/>
+      <w:numFmt w:val="none"/>
+      <w:suff w:val="nothing"/>
+      <w:lvlText w:val=""/>
+      <w:lvlJc w:val="start"/>
+      <w:pPr>
+        <w:tabs>
+          <w:tab w:val="num" w:pos="0"/>
+        </w:tabs>
+        <w:ind w:start="0" w:hanging="0"/>
+      </w:pPr>
+    </w:lvl>
+    <w:lvl w:ilvl="2">
+      <w:start w:val="1"/>
+      <w:numFmt w:val="none"/>
+      <w:suff w:val="nothing"/>
+      <w:lvlText w:val=""/>
+      <w:lvlJc w:val="start"/>
+      <w:pPr>
+        <w:tabs>
+          <w:tab w:val="num" w:pos="0"/>
+        </w:tabs>
+        <w:ind w:start="0" w:hanging="0"/>
+      </w:pPr>
+    </w:lvl>
+    <w:lvl w:ilvl="3">
+      <w:start w:val="1"/>
+      <w:numFmt w:val="none"/>
+      <w:suff w:val="nothing"/>
+      <w:lvlText w:val=""/>
+      <w:lvlJc w:val="start"/>
+      <w:pPr>
+        <w:tabs>
+          <w:tab w:val="num" w:pos="0"/>
+        </w:tabs>
+        <w:ind w:start="0" w:hanging="0"/>
+      </w:pPr>
+    </w:lvl>
+    <w:lvl w:ilvl="4">
+      <w:start w:val="1"/>
+      <w:numFmt w:val="none"/>
+      <w:suff w:val="nothing"/>
+      <w:lvlText w:val=""/>
+      <w:lvlJc w:val="start"/>
+      <w:pPr>
+        <w:tabs>
+          <w:tab w:val="num" w:pos="0"/>
+        </w:tabs>
+        <w:ind w:start="0" w:hanging="0"/>
+      </w:pPr>
+    </w:lvl>
+    <w:lvl w:ilvl="5">
+      <w:start w:val="1"/>
+      <w:numFmt w:val="none"/>
+      <w:suff w:val="nothing"/>
+      <w:lvlText w:val=""/>
+      <w:lvlJc w:val="start"/>
+      <w:pPr>
+        <w:tabs>
+          <w:tab w:val="num" w:pos="0"/>
+        </w:tabs>
+        <w:ind w:start="0" w:hanging="0"/>
+      </w:pPr>
+    </w:lvl>
+    <w:lvl w:ilvl="6">
+      <w:start w:val="1"/>
+      <w:numFmt w:val="none"/>
+      <w:suff w:val="nothing"/>
+      <w:lvlText w:val=""/>
+      <w:lvlJc w:val="start"/>
+      <w:pPr>
+        <w:tabs>
+          <w:tab w:val="num" w:pos="0"/>
+        </w:tabs>
+        <w:ind w:start="0" w:hanging="0"/>
+      </w:pPr>
+    </w:lvl>
+    <w:lvl w:ilvl="7">
+      <w:start w:val="1"/>
+      <w:numFmt w:val="none"/>
+      <w:suff w:val="nothing"/>
+      <w:lvlText w:val=""/>
+      <w:lvlJc w:val="start"/>
+      <w:pPr>
+        <w:tabs>
+          <w:tab w:val="num" w:pos="0"/>
+        </w:tabs>
+        <w:ind w:start="0" w:hanging="0"/>
+      </w:pPr>
+    </w:lvl>
+    <w:lvl w:ilvl="8">
+      <w:start w:val="1"/>
+      <w:numFmt w:val="none"/>
+      <w:suff w:val="nothing"/>
+      <w:lvlText w:val=""/>
+      <w:lvlJc w:val="start"/>
+      <w:pPr>
+        <w:tabs>
+          <w:tab w:val="num" w:pos="0"/>
+        </w:tabs>
+        <w:ind w:start="0" w:hanging="0"/>
+      </w:pPr>
+    </w:lvl>
+  </w:abstractNum>
   <w:num w:numId="1">
-    <w:abstractNumId w:val="0"/>
+    <w:abstractNumId w:val="1"/>
+  </w:num>
+  <w:num w:numId="2">
+    <w:abstractNumId w:val="2"/>
   </w:num>
 </w:numbering>
 </file>
 
 <file path=word/styles.xml><?xml version="1.0" encoding="utf-8"?>
-<w:styles xmlns:mc="http://schemas.openxmlformats.org/markup-compatibility/2006" xmlns:r="http://schemas.openxmlformats.org/officeDocument/2006/relationships" xmlns:w="http://schemas.openxmlformats.org/wordprocessingml/2006/main" xmlns:w14="http://schemas.microsoft.com/office/word/2010/wordml" xmlns:w15="http://schemas.microsoft.com/office/word/2012/wordml" xmlns:w16cid="http://schemas.microsoft.com/office/word/2016/wordml/cid" xmlns:w16se="http://schemas.microsoft.com/office/word/2015/wordml/symex" mc:Ignorable="w14 w15 w16se w16cid">
+<w:styles xmlns:w="http://schemas.openxmlformats.org/wordprocessingml/2006/main" xmlns:w14="http://schemas.microsoft.com/office/word/2010/wordml" xmlns:mc="http://schemas.openxmlformats.org/markup-compatibility/2006" mc:Ignorable="w14">
   <w:docDefaults>
     <w:rPrDefault>
       <w:rPr>
-        <w:rFonts w:asciiTheme="minorHAnsi" w:eastAsiaTheme="minorHAnsi" w:hAnsiTheme="minorHAnsi" w:cstheme="minorBidi"/>
+        <w:rFonts w:ascii="Calibri" w:hAnsi="Calibri" w:eastAsia="Calibri" w:cs="" w:asciiTheme="minorHAnsi" w:cstheme="minorBidi" w:eastAsiaTheme="minorHAnsi" w:hAnsiTheme="minorHAnsi"/>
         <w:sz w:val="22"/>
         <w:szCs w:val="22"/>
         <w:lang w:val="hu-HU" w:eastAsia="en-US" w:bidi="ar-SA"/>
@@ -2011,21 +2219,21 @@
     </w:rPrDefault>
     <w:pPrDefault>
       <w:pPr>
-        <w:spacing w:after="160" w:line="259" w:lineRule="auto"/>
+        <w:suppressAutoHyphens w:val="true"/>
       </w:pPr>
     </w:pPrDefault>
   </w:docDefaults>
   <w:latentStyles w:defLockedState="0" w:defUIPriority="99" w:defSemiHidden="0" w:defUnhideWhenUsed="0" w:defQFormat="0" w:count="375">
     <w:lsdException w:name="Normal" w:uiPriority="0" w:qFormat="1"/>
     <w:lsdException w:name="heading 1" w:uiPriority="9" w:qFormat="1"/>
-    <w:lsdException w:name="heading 2" w:semiHidden="1" w:uiPriority="9" w:unhideWhenUsed="1" w:qFormat="1"/>
-    <w:lsdException w:name="heading 3" w:semiHidden="1" w:uiPriority="9" w:unhideWhenUsed="1" w:qFormat="1"/>
-    <w:lsdException w:name="heading 4" w:semiHidden="1" w:uiPriority="9" w:unhideWhenUsed="1" w:qFormat="1"/>
-    <w:lsdException w:name="heading 5" w:semiHidden="1" w:uiPriority="9" w:unhideWhenUsed="1" w:qFormat="1"/>
-    <w:lsdException w:name="heading 6" w:semiHidden="1" w:uiPriority="9" w:unhideWhenUsed="1" w:qFormat="1"/>
-    <w:lsdException w:name="heading 7" w:semiHidden="1" w:uiPriority="9" w:unhideWhenUsed="1" w:qFormat="1"/>
-    <w:lsdException w:name="heading 8" w:semiHidden="1" w:uiPriority="9" w:unhideWhenUsed="1" w:qFormat="1"/>
-    <w:lsdException w:name="heading 9" w:semiHidden="1" w:uiPriority="9" w:unhideWhenUsed="1" w:qFormat="1"/>
+    <w:lsdException w:name="heading 2" w:uiPriority="9" w:semiHidden="1" w:unhideWhenUsed="1" w:qFormat="1"/>
+    <w:lsdException w:name="heading 3" w:uiPriority="9" w:semiHidden="1" w:unhideWhenUsed="1" w:qFormat="1"/>
+    <w:lsdException w:name="heading 4" w:uiPriority="9" w:semiHidden="1" w:unhideWhenUsed="1" w:qFormat="1"/>
+    <w:lsdException w:name="heading 5" w:uiPriority="9" w:semiHidden="1" w:unhideWhenUsed="1" w:qFormat="1"/>
+    <w:lsdException w:name="heading 6" w:uiPriority="9" w:semiHidden="1" w:unhideWhenUsed="1" w:qFormat="1"/>
+    <w:lsdException w:name="heading 7" w:uiPriority="9" w:semiHidden="1" w:unhideWhenUsed="1" w:qFormat="1"/>
+    <w:lsdException w:name="heading 8" w:uiPriority="9" w:semiHidden="1" w:unhideWhenUsed="1" w:qFormat="1"/>
+    <w:lsdException w:name="heading 9" w:uiPriority="9" w:semiHidden="1" w:unhideWhenUsed="1" w:qFormat="1"/>
     <w:lsdException w:name="index 1" w:semiHidden="1" w:unhideWhenUsed="1"/>
     <w:lsdException w:name="index 2" w:semiHidden="1" w:unhideWhenUsed="1"/>
     <w:lsdException w:name="index 3" w:semiHidden="1" w:unhideWhenUsed="1"/>
@@ -2035,22 +2243,22 @@
     <w:lsdException w:name="index 7" w:semiHidden="1" w:unhideWhenUsed="1"/>
     <w:lsdException w:name="index 8" w:semiHidden="1" w:unhideWhenUsed="1"/>
     <w:lsdException w:name="index 9" w:semiHidden="1" w:unhideWhenUsed="1"/>
-    <w:lsdException w:name="toc 1" w:semiHidden="1" w:uiPriority="39" w:unhideWhenUsed="1"/>
-    <w:lsdException w:name="toc 2" w:semiHidden="1" w:uiPriority="39" w:unhideWhenUsed="1"/>
-    <w:lsdException w:name="toc 3" w:semiHidden="1" w:uiPriority="39" w:unhideWhenUsed="1"/>
-    <w:lsdException w:name="toc 4" w:semiHidden="1" w:uiPriority="39" w:unhideWhenUsed="1"/>
-    <w:lsdException w:name="toc 5" w:semiHidden="1" w:uiPriority="39" w:unhideWhenUsed="1"/>
-    <w:lsdException w:name="toc 6" w:semiHidden="1" w:uiPriority="39" w:unhideWhenUsed="1"/>
-    <w:lsdException w:name="toc 7" w:semiHidden="1" w:uiPriority="39" w:unhideWhenUsed="1"/>
-    <w:lsdException w:name="toc 8" w:semiHidden="1" w:uiPriority="39" w:unhideWhenUsed="1"/>
-    <w:lsdException w:name="toc 9" w:semiHidden="1" w:uiPriority="39" w:unhideWhenUsed="1"/>
+    <w:lsdException w:name="toc 1" w:uiPriority="39" w:semiHidden="1" w:unhideWhenUsed="1"/>
+    <w:lsdException w:name="toc 2" w:uiPriority="39" w:semiHidden="1" w:unhideWhenUsed="1"/>
+    <w:lsdException w:name="toc 3" w:uiPriority="39" w:semiHidden="1" w:unhideWhenUsed="1"/>
+    <w:lsdException w:name="toc 4" w:uiPriority="39" w:semiHidden="1" w:unhideWhenUsed="1"/>
+    <w:lsdException w:name="toc 5" w:uiPriority="39" w:semiHidden="1" w:unhideWhenUsed="1"/>
+    <w:lsdException w:name="toc 6" w:uiPriority="39" w:semiHidden="1" w:unhideWhenUsed="1"/>
+    <w:lsdException w:name="toc 7" w:uiPriority="39" w:semiHidden="1" w:unhideWhenUsed="1"/>
+    <w:lsdException w:name="toc 8" w:uiPriority="39" w:semiHidden="1" w:unhideWhenUsed="1"/>
+    <w:lsdException w:name="toc 9" w:uiPriority="39" w:semiHidden="1" w:unhideWhenUsed="1"/>
     <w:lsdException w:name="Normal Indent" w:semiHidden="1" w:unhideWhenUsed="1"/>
     <w:lsdException w:name="footnote text" w:semiHidden="1" w:unhideWhenUsed="1"/>
     <w:lsdException w:name="annotation text" w:semiHidden="1" w:unhideWhenUsed="1"/>
     <w:lsdException w:name="header" w:semiHidden="1" w:unhideWhenUsed="1"/>
     <w:lsdException w:name="footer" w:semiHidden="1" w:unhideWhenUsed="1"/>
     <w:lsdException w:name="index heading" w:semiHidden="1" w:unhideWhenUsed="1"/>
-    <w:lsdException w:name="caption" w:semiHidden="1" w:uiPriority="35" w:unhideWhenUsed="1" w:qFormat="1"/>
+    <w:lsdException w:name="caption" w:uiPriority="35" w:semiHidden="1" w:unhideWhenUsed="1" w:qFormat="1"/>
     <w:lsdException w:name="table of figures" w:semiHidden="1" w:unhideWhenUsed="1"/>
     <w:lsdException w:name="envelope address" w:semiHidden="1" w:unhideWhenUsed="1"/>
     <w:lsdException w:name="envelope return" w:semiHidden="1" w:unhideWhenUsed="1"/>
@@ -2081,7 +2289,7 @@
     <w:lsdException w:name="Title" w:uiPriority="10" w:qFormat="1"/>
     <w:lsdException w:name="Closing" w:semiHidden="1" w:unhideWhenUsed="1"/>
     <w:lsdException w:name="Signature" w:semiHidden="1" w:unhideWhenUsed="1"/>
-    <w:lsdException w:name="Default Paragraph Font" w:semiHidden="1" w:uiPriority="1" w:unhideWhenUsed="1"/>
+    <w:lsdException w:name="Default Paragraph Font" w:uiPriority="1" w:semiHidden="1" w:unhideWhenUsed="1"/>
     <w:lsdException w:name="Body Text" w:semiHidden="1" w:unhideWhenUsed="1"/>
     <w:lsdException w:name="Body Text Indent" w:semiHidden="1" w:unhideWhenUsed="1"/>
     <w:lsdException w:name="List Continue" w:semiHidden="1" w:unhideWhenUsed="1"/>
@@ -2281,8 +2489,8 @@
     <w:lsdException w:name="Subtle Reference" w:uiPriority="31" w:qFormat="1"/>
     <w:lsdException w:name="Intense Reference" w:uiPriority="32" w:qFormat="1"/>
     <w:lsdException w:name="Book Title" w:uiPriority="33" w:qFormat="1"/>
-    <w:lsdException w:name="Bibliography" w:semiHidden="1" w:uiPriority="37" w:unhideWhenUsed="1"/>
-    <w:lsdException w:name="TOC Heading" w:semiHidden="1" w:uiPriority="39" w:unhideWhenUsed="1" w:qFormat="1"/>
+    <w:lsdException w:name="Bibliography" w:uiPriority="37" w:semiHidden="1" w:unhideWhenUsed="1"/>
+    <w:lsdException w:name="TOC Heading" w:uiPriority="39" w:semiHidden="1" w:unhideWhenUsed="1" w:qFormat="1"/>
     <w:lsdException w:name="Plain Table 1" w:uiPriority="41"/>
     <w:lsdException w:name="Plain Table 2" w:uiPriority="42"/>
     <w:lsdException w:name="Plain Table 3" w:uiPriority="43"/>
@@ -2392,23 +2600,37 @@
     <w:lsdException w:name="Hashtag" w:semiHidden="1" w:unhideWhenUsed="1"/>
     <w:lsdException w:name="Unresolved Mention" w:semiHidden="1" w:unhideWhenUsed="1"/>
   </w:latentStyles>
-  <w:style w:type="paragraph" w:default="1" w:styleId="Norml">
+  <w:style w:type="paragraph" w:styleId="Normal" w:default="1">
     <w:name w:val="Normal"/>
     <w:qFormat/>
+    <w:pPr>
+      <w:widowControl/>
+      <w:bidi w:val="0"/>
+      <w:spacing w:lineRule="auto" w:line="259" w:before="0" w:after="160"/>
+      <w:jc w:val="start"/>
+    </w:pPr>
+    <w:rPr>
+      <w:rFonts w:ascii="Calibri" w:hAnsi="Calibri" w:eastAsia="Calibri" w:cs="" w:asciiTheme="minorHAnsi" w:cstheme="minorBidi" w:eastAsiaTheme="minorHAnsi" w:hAnsiTheme="minorHAnsi"/>
+      <w:color w:val="auto"/>
+      <w:kern w:val="0"/>
+      <w:sz w:val="22"/>
+      <w:szCs w:val="22"/>
+      <w:lang w:val="hu-HU" w:eastAsia="en-US" w:bidi="ar-SA"/>
+    </w:rPr>
   </w:style>
-  <w:style w:type="paragraph" w:styleId="Cmsor2">
+  <w:style w:type="paragraph" w:styleId="Heading2">
     <w:name w:val="heading 2"/>
-    <w:basedOn w:val="Norml"/>
+    <w:basedOn w:val="Normal"/>
     <w:link w:val="Cmsor2Char"/>
     <w:uiPriority w:val="9"/>
     <w:qFormat/>
-    <w:rsid w:val="00DD3E6C"/>
+    <w:rsid w:val="00dd3e6c"/>
     <w:pPr>
-      <w:spacing w:before="100" w:beforeAutospacing="1" w:after="100" w:afterAutospacing="1" w:line="240" w:lineRule="auto"/>
+      <w:spacing w:lineRule="auto" w:line="240" w:beforeAutospacing="1" w:afterAutospacing="1"/>
       <w:outlineLvl w:val="1"/>
     </w:pPr>
     <w:rPr>
-      <w:rFonts w:ascii="Times New Roman" w:eastAsia="Times New Roman" w:hAnsi="Times New Roman" w:cs="Times New Roman"/>
+      <w:rFonts w:ascii="Times New Roman" w:hAnsi="Times New Roman" w:eastAsia="Times New Roman" w:cs="Times New Roman"/>
       <w:b/>
       <w:bCs/>
       <w:sz w:val="36"/>
@@ -2416,11 +2638,122 @@
       <w:lang w:eastAsia="hu-HU"/>
     </w:rPr>
   </w:style>
-  <w:style w:type="character" w:default="1" w:styleId="Bekezdsalapbettpusa">
+  <w:style w:type="character" w:styleId="DefaultParagraphFont" w:default="1">
     <w:name w:val="Default Paragraph Font"/>
     <w:uiPriority w:val="1"/>
     <w:semiHidden/>
     <w:unhideWhenUsed/>
+    <w:qFormat/>
+    <w:rPr/>
+  </w:style>
+  <w:style w:type="character" w:styleId="Cmsor2Char" w:customStyle="1">
+    <w:name w:val="Címsor 2 Char"/>
+    <w:basedOn w:val="DefaultParagraphFont"/>
+    <w:link w:val="Heading2"/>
+    <w:uiPriority w:val="9"/>
+    <w:qFormat/>
+    <w:rsid w:val="00dd3e6c"/>
+    <w:rPr>
+      <w:rFonts w:ascii="Times New Roman" w:hAnsi="Times New Roman" w:eastAsia="Times New Roman" w:cs="Times New Roman"/>
+      <w:b/>
+      <w:bCs/>
+      <w:sz w:val="36"/>
+      <w:szCs w:val="36"/>
+      <w:lang w:eastAsia="hu-HU"/>
+    </w:rPr>
+  </w:style>
+  <w:style w:type="character" w:styleId="Strong">
+    <w:name w:val="Strong"/>
+    <w:basedOn w:val="DefaultParagraphFont"/>
+    <w:uiPriority w:val="22"/>
+    <w:qFormat/>
+    <w:rsid w:val="00dd3e6c"/>
+    <w:rPr>
+      <w:b/>
+      <w:bCs/>
+    </w:rPr>
+  </w:style>
+  <w:style w:type="paragraph" w:styleId="Heading">
+    <w:name w:val="Heading"/>
+    <w:basedOn w:val="Normal"/>
+    <w:next w:val="BodyText"/>
+    <w:qFormat/>
+    <w:pPr>
+      <w:keepNext w:val="true"/>
+      <w:spacing w:before="240" w:after="120"/>
+    </w:pPr>
+    <w:rPr>
+      <w:rFonts w:ascii="Liberation Sans" w:hAnsi="Liberation Sans" w:eastAsia="Microsoft YaHei" w:cs="Lucida Sans"/>
+      <w:sz w:val="28"/>
+      <w:szCs w:val="28"/>
+    </w:rPr>
+  </w:style>
+  <w:style w:type="paragraph" w:styleId="BodyText">
+    <w:name w:val="Body Text"/>
+    <w:basedOn w:val="Normal"/>
+    <w:pPr>
+      <w:spacing w:lineRule="auto" w:line="276" w:before="0" w:after="140"/>
+    </w:pPr>
+    <w:rPr/>
+  </w:style>
+  <w:style w:type="paragraph" w:styleId="List">
+    <w:name w:val="List"/>
+    <w:basedOn w:val="BodyText"/>
+    <w:pPr/>
+    <w:rPr>
+      <w:rFonts w:cs="Lucida Sans"/>
+    </w:rPr>
+  </w:style>
+  <w:style w:type="paragraph" w:styleId="Caption">
+    <w:name w:val="caption"/>
+    <w:basedOn w:val="Normal"/>
+    <w:qFormat/>
+    <w:pPr>
+      <w:suppressLineNumbers/>
+      <w:spacing w:before="120" w:after="120"/>
+    </w:pPr>
+    <w:rPr>
+      <w:rFonts w:cs="Lucida Sans"/>
+      <w:i/>
+      <w:iCs/>
+      <w:sz w:val="24"/>
+      <w:szCs w:val="24"/>
+    </w:rPr>
+  </w:style>
+  <w:style w:type="paragraph" w:styleId="Index">
+    <w:name w:val="Index"/>
+    <w:basedOn w:val="Normal"/>
+    <w:qFormat/>
+    <w:pPr>
+      <w:suppressLineNumbers/>
+    </w:pPr>
+    <w:rPr>
+      <w:rFonts w:cs="Lucida Sans"/>
+    </w:rPr>
+  </w:style>
+  <w:style w:type="paragraph" w:styleId="NormalWeb">
+    <w:name w:val="Normal (Web)"/>
+    <w:basedOn w:val="Normal"/>
+    <w:uiPriority w:val="99"/>
+    <w:unhideWhenUsed/>
+    <w:qFormat/>
+    <w:rsid w:val="00dd3e6c"/>
+    <w:pPr>
+      <w:spacing w:lineRule="auto" w:line="240" w:beforeAutospacing="1" w:afterAutospacing="1"/>
+    </w:pPr>
+    <w:rPr>
+      <w:rFonts w:ascii="Times New Roman" w:hAnsi="Times New Roman" w:eastAsia="Times New Roman" w:cs="Times New Roman"/>
+      <w:sz w:val="24"/>
+      <w:szCs w:val="24"/>
+      <w:lang w:eastAsia="hu-HU"/>
+    </w:rPr>
+  </w:style>
+  <w:style w:type="numbering" w:styleId="NoList" w:default="1">
+    <w:name w:val="No List"/>
+    <w:uiPriority w:val="99"/>
+    <w:semiHidden/>
+    <w:unhideWhenUsed/>
+    <w:qFormat/>
   </w:style>
   <w:style w:type="table" w:default="1" w:styleId="Normltblzat">
     <w:name w:val="Normal Table"/>
@@ -2428,7 +2761,6 @@
     <w:semiHidden/>
     <w:unhideWhenUsed/>
     <w:tblPr>
-      <w:tblInd w:w="0" w:type="dxa"/>
       <w:tblCellMar>
         <w:top w:w="0" w:type="dxa"/>
         <w:left w:w="108" w:type="dxa"/>
@@ -2437,70 +2769,22 @@
       </w:tblCellMar>
     </w:tblPr>
   </w:style>
-  <w:style w:type="numbering" w:default="1" w:styleId="Nemlista">
-    <w:name w:val="No List"/>
-    <w:uiPriority w:val="99"/>
-    <w:semiHidden/>
-    <w:unhideWhenUsed/>
-  </w:style>
-  <w:style w:type="character" w:customStyle="1" w:styleId="Cmsor2Char">
-    <w:name w:val="Címsor 2 Char"/>
-    <w:basedOn w:val="Bekezdsalapbettpusa"/>
-    <w:link w:val="Cmsor2"/>
-    <w:uiPriority w:val="9"/>
-    <w:rsid w:val="00DD3E6C"/>
-    <w:rPr>
-      <w:rFonts w:ascii="Times New Roman" w:eastAsia="Times New Roman" w:hAnsi="Times New Roman" w:cs="Times New Roman"/>
-      <w:b/>
-      <w:bCs/>
-      <w:sz w:val="36"/>
-      <w:szCs w:val="36"/>
-      <w:lang w:eastAsia="hu-HU"/>
-    </w:rPr>
-  </w:style>
-  <w:style w:type="paragraph" w:styleId="NormlWeb">
-    <w:name w:val="Normal (Web)"/>
-    <w:basedOn w:val="Norml"/>
-    <w:uiPriority w:val="99"/>
-    <w:unhideWhenUsed/>
-    <w:rsid w:val="00DD3E6C"/>
-    <w:pPr>
-      <w:spacing w:before="100" w:beforeAutospacing="1" w:after="100" w:afterAutospacing="1" w:line="240" w:lineRule="auto"/>
-    </w:pPr>
-    <w:rPr>
-      <w:rFonts w:ascii="Times New Roman" w:eastAsia="Times New Roman" w:hAnsi="Times New Roman" w:cs="Times New Roman"/>
-      <w:sz w:val="24"/>
-      <w:szCs w:val="24"/>
-      <w:lang w:eastAsia="hu-HU"/>
-    </w:rPr>
-  </w:style>
-  <w:style w:type="character" w:styleId="Kiemels2">
-    <w:name w:val="Strong"/>
-    <w:basedOn w:val="Bekezdsalapbettpusa"/>
-    <w:uiPriority w:val="22"/>
-    <w:qFormat/>
-    <w:rsid w:val="00DD3E6C"/>
-    <w:rPr>
-      <w:b/>
-      <w:bCs/>
-    </w:rPr>
-  </w:style>
   <w:style w:type="table" w:styleId="Rcsostblzat">
     <w:name w:val="Table Grid"/>
     <w:basedOn w:val="Normltblzat"/>
     <w:uiPriority w:val="39"/>
-    <w:rsid w:val="002B2F32"/>
+    <w:rsid w:val="002b2f32"/>
     <w:pPr>
       <w:spacing w:after="0" w:line="240" w:lineRule="auto"/>
     </w:pPr>
     <w:tblPr>
       <w:tblBorders>
-        <w:top w:val="single" w:sz="4" w:space="0" w:color="auto"/>
-        <w:left w:val="single" w:sz="4" w:space="0" w:color="auto"/>
-        <w:bottom w:val="single" w:sz="4" w:space="0" w:color="auto"/>
-        <w:right w:val="single" w:sz="4" w:space="0" w:color="auto"/>
-        <w:insideH w:val="single" w:sz="4" w:space="0" w:color="auto"/>
-        <w:insideV w:val="single" w:sz="4" w:space="0" w:color="auto"/>
+        <w:top w:val="single" w:color="auto" w:sz="4" w:space="0"/>
+        <w:left w:val="single" w:color="auto" w:sz="4" w:space="0"/>
+        <w:bottom w:val="single" w:color="auto" w:sz="4" w:space="0"/>
+        <w:right w:val="single" w:color="auto" w:sz="4" w:space="0"/>
+        <w:insideH w:val="single" w:color="auto" w:sz="4" w:space="0"/>
+        <w:insideV w:val="single" w:color="auto" w:sz="4" w:space="0"/>
       </w:tblBorders>
     </w:tblPr>
   </w:style>
@@ -2508,14 +2792,14 @@
 </file>
 
 <file path=word/theme/theme1.xml><?xml version="1.0" encoding="utf-8"?>
-<a:theme xmlns:a="http://schemas.openxmlformats.org/drawingml/2006/main" name="Office-téma">
+<a:theme xmlns:a="http://schemas.openxmlformats.org/drawingml/2006/main" xmlns:r="http://schemas.openxmlformats.org/officeDocument/2006/relationships" name="Office-téma">
   <a:themeElements>
     <a:clrScheme name="Office">
       <a:dk1>
-        <a:sysClr val="windowText" lastClr="000000"/>
+        <a:srgbClr val="000000"/>
       </a:dk1>
       <a:lt1>
-        <a:sysClr val="window" lastClr="FFFFFF"/>
+        <a:srgbClr val="FFFFFF"/>
       </a:lt1>
       <a:dk2>
         <a:srgbClr val="44546A"/>
@@ -2550,153 +2834,55 @@
     </a:clrScheme>
     <a:fontScheme name="Office">
       <a:majorFont>
-        <a:latin typeface="Calibri Light" panose="020F0302020204030204"/>
+        <a:latin typeface="Calibri Light" panose="020F0302020204030204" pitchFamily="0" charset="1"/>
         <a:ea typeface=""/>
         <a:cs typeface=""/>
-        <a:font script="Jpan" typeface="游ゴシック Light"/>
-        <a:font script="Hang" typeface="맑은 고딕"/>
-        <a:font script="Hans" typeface="等线 Light"/>
-        <a:font script="Hant" typeface="新細明體"/>
-        <a:font script="Arab" typeface="Times New Roman"/>
-        <a:font script="Hebr" typeface="Times New Roman"/>
-        <a:font script="Thai" typeface="Angsana New"/>
-        <a:font script="Ethi" typeface="Nyala"/>
-        <a:font script="Beng" typeface="Vrinda"/>
-        <a:font script="Gujr" typeface="Shruti"/>
-        <a:font script="Khmr" typeface="MoolBoran"/>
-        <a:font script="Knda" typeface="Tunga"/>
-        <a:font script="Guru" typeface="Raavi"/>
-        <a:font script="Cans" typeface="Euphemia"/>
-        <a:font script="Cher" typeface="Plantagenet Cherokee"/>
-        <a:font script="Yiii" typeface="Microsoft Yi Baiti"/>
-        <a:font script="Tibt" typeface="Microsoft Himalaya"/>
-        <a:font script="Thaa" typeface="MV Boli"/>
-        <a:font script="Deva" typeface="Mangal"/>
-        <a:font script="Telu" typeface="Gautami"/>
-        <a:font script="Taml" typeface="Latha"/>
-        <a:font script="Syrc" typeface="Estrangelo Edessa"/>
-        <a:font script="Orya" typeface="Kalinga"/>
-        <a:font script="Mlym" typeface="Kartika"/>
-        <a:font script="Laoo" typeface="DokChampa"/>
-        <a:font script="Sinh" typeface="Iskoola Pota"/>
-        <a:font script="Mong" typeface="Mongolian Baiti"/>
-        <a:font script="Viet" typeface="Times New Roman"/>
-        <a:font script="Uigh" typeface="Microsoft Uighur"/>
-        <a:font script="Geor" typeface="Sylfaen"/>
-        <a:font script="Armn" typeface="Arial"/>
-        <a:font script="Bugi" typeface="Leelawadee UI"/>
-        <a:font script="Bopo" typeface="Microsoft JhengHei"/>
-        <a:font script="Java" typeface="Javanese Text"/>
-        <a:font script="Lisu" typeface="Segoe UI"/>
-        <a:font script="Mymr" typeface="Myanmar Text"/>
-        <a:font script="Nkoo" typeface="Ebrima"/>
-        <a:font script="Olck" typeface="Nirmala UI"/>
-        <a:font script="Osma" typeface="Ebrima"/>
-        <a:font script="Phag" typeface="Phagspa"/>
-        <a:font script="Syrn" typeface="Estrangelo Edessa"/>
-        <a:font script="Syrj" typeface="Estrangelo Edessa"/>
-        <a:font script="Syre" typeface="Estrangelo Edessa"/>
-        <a:font script="Sora" typeface="Nirmala UI"/>
-        <a:font script="Tale" typeface="Microsoft Tai Le"/>
-        <a:font script="Talu" typeface="Microsoft New Tai Lue"/>
-        <a:font script="Tfng" typeface="Ebrima"/>
       </a:majorFont>
       <a:minorFont>
-        <a:latin typeface="Calibri" panose="020F0502020204030204"/>
+        <a:latin typeface="Calibri" panose="020F0502020204030204" pitchFamily="0" charset="1"/>
         <a:ea typeface=""/>
         <a:cs typeface=""/>
-        <a:font script="Jpan" typeface="游明朝"/>
-        <a:font script="Hang" typeface="맑은 고딕"/>
-        <a:font script="Hans" typeface="等线"/>
-        <a:font script="Hant" typeface="新細明體"/>
-        <a:font script="Arab" typeface="Arial"/>
-        <a:font script="Hebr" typeface="Arial"/>
-        <a:font script="Thai" typeface="Cordia New"/>
-        <a:font script="Ethi" typeface="Nyala"/>
-        <a:font script="Beng" typeface="Vrinda"/>
-        <a:font script="Gujr" typeface="Shruti"/>
-        <a:font script="Khmr" typeface="DaunPenh"/>
-        <a:font script="Knda" typeface="Tunga"/>
-        <a:font script="Guru" typeface="Raavi"/>
-        <a:font script="Cans" typeface="Euphemia"/>
-        <a:font script="Cher" typeface="Plantagenet Cherokee"/>
-        <a:font script="Yiii" typeface="Microsoft Yi Baiti"/>
-        <a:font script="Tibt" typeface="Microsoft Himalaya"/>
-        <a:font script="Thaa" typeface="MV Boli"/>
-        <a:font script="Deva" typeface="Mangal"/>
-        <a:font script="Telu" typeface="Gautami"/>
-        <a:font script="Taml" typeface="Latha"/>
-        <a:font script="Syrc" typeface="Estrangelo Edessa"/>
-        <a:font script="Orya" typeface="Kalinga"/>
-        <a:font script="Mlym" typeface="Kartika"/>
-        <a:font script="Laoo" typeface="DokChampa"/>
-        <a:font script="Sinh" typeface="Iskoola Pota"/>
-        <a:font script="Mong" typeface="Mongolian Baiti"/>
-        <a:font script="Viet" typeface="Arial"/>
-        <a:font script="Uigh" typeface="Microsoft Uighur"/>
-        <a:font script="Geor" typeface="Sylfaen"/>
-        <a:font script="Armn" typeface="Arial"/>
-        <a:font script="Bugi" typeface="Leelawadee UI"/>
-        <a:font script="Bopo" typeface="Microsoft JhengHei"/>
-        <a:font script="Java" typeface="Javanese Text"/>
-        <a:font script="Lisu" typeface="Segoe UI"/>
-        <a:font script="Mymr" typeface="Myanmar Text"/>
-        <a:font script="Nkoo" typeface="Ebrima"/>
-        <a:font script="Olck" typeface="Nirmala UI"/>
-        <a:font script="Osma" typeface="Ebrima"/>
-        <a:font script="Phag" typeface="Phagspa"/>
-        <a:font script="Syrn" typeface="Estrangelo Edessa"/>
-        <a:font script="Syrj" typeface="Estrangelo Edessa"/>
-        <a:font script="Syre" typeface="Estrangelo Edessa"/>
-        <a:font script="Sora" typeface="Nirmala UI"/>
-        <a:font script="Tale" typeface="Microsoft Tai Le"/>
-        <a:font script="Talu" typeface="Microsoft New Tai Lue"/>
-        <a:font script="Tfng" typeface="Ebrima"/>
       </a:minorFont>
     </a:fontScheme>
-    <a:fmtScheme name="Office">
+    <a:fmtScheme>
       <a:fillStyleLst>
         <a:solidFill>
           <a:schemeClr val="phClr"/>
         </a:solidFill>
-        <a:gradFill rotWithShape="1">
+        <a:gradFill>
           <a:gsLst>
             <a:gs pos="0">
               <a:schemeClr val="phClr">
                 <a:lumMod val="110000"/>
-                <a:satMod val="105000"/>
                 <a:tint val="67000"/>
               </a:schemeClr>
             </a:gs>
             <a:gs pos="50000">
               <a:schemeClr val="phClr">
                 <a:lumMod val="105000"/>
-                <a:satMod val="103000"/>
                 <a:tint val="73000"/>
               </a:schemeClr>
             </a:gs>
             <a:gs pos="100000">
               <a:schemeClr val="phClr">
                 <a:lumMod val="105000"/>
-                <a:satMod val="109000"/>
                 <a:tint val="81000"/>
               </a:schemeClr>
             </a:gs>
           </a:gsLst>
           <a:lin ang="5400000" scaled="0"/>
+          <a:tileRect l="0" t="0" r="0" b="0"/>
         </a:gradFill>
-        <a:gradFill rotWithShape="1">
+        <a:gradFill>
           <a:gsLst>
             <a:gs pos="0">
               <a:schemeClr val="phClr">
-                <a:satMod val="103000"/>
                 <a:lumMod val="102000"/>
                 <a:tint val="94000"/>
               </a:schemeClr>
             </a:gs>
             <a:gs pos="50000">
               <a:schemeClr val="phClr">
-                <a:satMod val="110000"/>
                 <a:lumMod val="100000"/>
                 <a:shade val="100000"/>
               </a:schemeClr>
@@ -2704,33 +2890,24 @@
             <a:gs pos="100000">
               <a:schemeClr val="phClr">
                 <a:lumMod val="99000"/>
-                <a:satMod val="120000"/>
                 <a:shade val="78000"/>
               </a:schemeClr>
             </a:gs>
           </a:gsLst>
           <a:lin ang="5400000" scaled="0"/>
+          <a:tileRect l="0" t="0" r="0" b="0"/>
         </a:gradFill>
       </a:fillStyleLst>
       <a:lnStyleLst>
         <a:ln w="6350" cap="flat" cmpd="sng" algn="ctr">
-          <a:solidFill>
-            <a:schemeClr val="phClr"/>
-          </a:solidFill>
           <a:prstDash val="solid"/>
           <a:miter lim="800000"/>
         </a:ln>
         <a:ln w="12700" cap="flat" cmpd="sng" algn="ctr">
-          <a:solidFill>
-            <a:schemeClr val="phClr"/>
-          </a:solidFill>
           <a:prstDash val="solid"/>
           <a:miter lim="800000"/>
         </a:ln>
         <a:ln w="19050" cap="flat" cmpd="sng" algn="ctr">
-          <a:solidFill>
-            <a:schemeClr val="phClr"/>
-          </a:solidFill>
           <a:prstDash val="solid"/>
           <a:miter lim="800000"/>
         </a:ln>
@@ -2743,13 +2920,7 @@
           <a:effectLst/>
         </a:effectStyle>
         <a:effectStyle>
-          <a:effectLst>
-            <a:outerShdw blurRad="57150" dist="19050" dir="5400000" algn="ctr" rotWithShape="0">
-              <a:srgbClr val="000000">
-                <a:alpha val="63000"/>
-              </a:srgbClr>
-            </a:outerShdw>
-          </a:effectLst>
+          <a:effectLst/>
         </a:effectStyle>
       </a:effectStyleLst>
       <a:bgFillStyleLst>
@@ -2759,15 +2930,13 @@
         <a:solidFill>
           <a:schemeClr val="phClr">
             <a:tint val="95000"/>
-            <a:satMod val="170000"/>
           </a:schemeClr>
         </a:solidFill>
-        <a:gradFill rotWithShape="1">
+        <a:gradFill>
           <a:gsLst>
             <a:gs pos="0">
               <a:schemeClr val="phClr">
                 <a:tint val="93000"/>
-                <a:satMod val="150000"/>
                 <a:shade val="98000"/>
                 <a:lumMod val="102000"/>
               </a:schemeClr>
@@ -2775,7 +2944,6 @@
             <a:gs pos="50000">
               <a:schemeClr val="phClr">
                 <a:tint val="98000"/>
-                <a:satMod val="130000"/>
                 <a:shade val="90000"/>
                 <a:lumMod val="103000"/>
               </a:schemeClr>
@@ -2783,21 +2951,14 @@
             <a:gs pos="100000">
               <a:schemeClr val="phClr">
                 <a:shade val="63000"/>
-                <a:satMod val="120000"/>
               </a:schemeClr>
             </a:gs>
           </a:gsLst>
           <a:lin ang="5400000" scaled="0"/>
+          <a:tileRect l="0" t="0" r="0" b="0"/>
         </a:gradFill>
       </a:bgFillStyleLst>
     </a:fmtScheme>
   </a:themeElements>
-  <a:objectDefaults/>
-  <a:extraClrSchemeLst/>
-  <a:extLst>
-    <a:ext uri="{05A4C25C-085E-4340-85A3-A5531E510DB2}">
-      <thm15:themeFamily xmlns:thm15="http://schemas.microsoft.com/office/thememl/2012/main" name="Office Theme" id="{62F939B6-93AF-4DB8-9C6B-D6C7DFDC589F}" vid="{4A3C46E8-61CC-4603-A589-7422A47A8E4A}"/>
-    </a:ext>
-  </a:extLst>
 </a:theme>
 </file>